--- a/Franklyn_Vasquez_CV_ES.docx
+++ b/Franklyn_Vasquez_CV_ES.docx
@@ -195,7 +195,7 @@
         <w:rPr>
           <w:lang w:val="es-VE"/>
         </w:rPr>
-        <w:t>, CI/CD, SQL y desarrollo de aplicaciones. Los proyectos personales prácticos incluyen una plataforma de administración TI remota y una aplicación Android de aprendizaje publicada, que demuestran desarrollo de software, entrega de productos, integración de sistemas y diseño centrado en el usuario. Sólida experiencia en documentación técnica, solución de problemas, capacitación de personal y prestación de servicios TI.</w:t>
+        <w:t>, CI/CD, SQL y desarrollo de aplicaciones. Los proyectos personales prácticos incluyen aplicaciones Android publicadas, que demuestran desarrollo de software, entrega de productos, integración de sistemas y diseño centrado en el usuario. Sólida experiencia en documentación técnica, solución de problemas, capacitación de personal y prestación de servicios TI.</w:t>
       </w:r>
     </w:p>
     <w:p>
@@ -640,21 +640,7 @@
         <w:rPr>
           <w:lang w:val="es-VE"/>
         </w:rPr>
-        <w:t xml:space="preserve">Docker, </w:t>
-      </w:r>
-      <w:proofErr w:type="spellStart"/>
-      <w:r>
-        <w:rPr>
-          <w:lang w:val="es-VE"/>
-        </w:rPr>
-        <w:t>Kubernetes</w:t>
-      </w:r>
-      <w:proofErr w:type="spellEnd"/>
-      <w:r>
-        <w:rPr>
-          <w:lang w:val="es-VE"/>
-        </w:rPr>
-        <w:t>, Jenkins, Git, GitHub, canalizaciones CI/CD.</w:t>
+        <w:t>Docker, Kubernetes, Jenkins, Ansible, Git, GitHub, canalizaciones CI/CD.</w:t>
       </w:r>
     </w:p>
     <w:p>
@@ -1073,96 +1059,6 @@
           <w:lang w:val="es-VE"/>
         </w:rPr>
         <w:t>PROYECTOS PERSONALES</w:t>
-      </w:r>
-    </w:p>
-    <w:p>
-      <w:pPr>
-        <w:keepNext/>
-        <w:spacing w:before="80" w:after="0"/>
-        <w:rPr>
-          <w:i/>
-          <w:sz w:val="20"/>
-          <w:lang w:val="es-VE"/>
-        </w:rPr>
-      </w:pPr>
-      <w:r>
-        <w:rPr>
-          <w:b/>
-          <w:color w:val="366092"/>
-          <w:sz w:val="22"/>
-          <w:lang w:val="es-VE"/>
-        </w:rPr>
-        <w:t xml:space="preserve">Plataforma de administración remota </w:t>
-      </w:r>
-      <w:proofErr w:type="spellStart"/>
-      <w:r>
-        <w:rPr>
-          <w:b/>
-          <w:color w:val="366092"/>
-          <w:sz w:val="22"/>
-          <w:lang w:val="es-VE"/>
-        </w:rPr>
-        <w:t>Remotely</w:t>
-      </w:r>
-      <w:proofErr w:type="spellEnd"/>
-      <w:r>
-        <w:rPr>
-          <w:b/>
-          <w:color w:val="366092"/>
-          <w:sz w:val="22"/>
-          <w:lang w:val="es-VE"/>
-        </w:rPr>
-        <w:t>-X | Proyecto personal</w:t>
-      </w:r>
-    </w:p>
-    <w:p>
-      <w:pPr>
-        <w:numPr>
-          <w:ilvl w:val="0"/>
-          <w:numId w:val="11"/>
-        </w:numPr>
-        <w:spacing w:before="80" w:after="0"/>
-        <w:rPr>
-          <w:lang w:val="es-VE"/>
-        </w:rPr>
-      </w:pPr>
-      <w:r>
-        <w:rPr>
-          <w:lang w:val="es-VE"/>
-        </w:rPr>
-        <w:t>Desarrollo de una plataforma orientada a la administración y soporte TI remoto que demuestra conceptos de acceso remoto, terminal remota, escritorio remoto, explorador de archivos remoto, gestión de usuarios y prestación de servicios TI.</w:t>
-      </w:r>
-    </w:p>
-    <w:p>
-      <w:pPr>
-        <w:numPr>
-          <w:ilvl w:val="0"/>
-          <w:numId w:val="11"/>
-        </w:numPr>
-        <w:spacing w:before="80" w:after="0"/>
-        <w:rPr>
-          <w:lang w:val="es-VE"/>
-        </w:rPr>
-      </w:pPr>
-      <w:r>
-        <w:rPr>
-          <w:lang w:val="es-VE"/>
-        </w:rPr>
-        <w:t xml:space="preserve">Sitio web del proyecto: </w:t>
-      </w:r>
-      <w:r>
-        <w:rPr>
-          <w:rStyle w:val="Hyperlink"/>
-          <w:color w:val="0563C1"/>
-          <w:lang w:val="es-VE"/>
-        </w:rPr>
-        <w:t>https://remotely-x.com/</w:t>
-      </w:r>
-      <w:r>
-        <w:rPr>
-          <w:lang w:val="es-VE"/>
-        </w:rPr>
-        <w:t xml:space="preserve"> </w:t>
       </w:r>
     </w:p>
     <w:p>
@@ -1426,7 +1322,8 @@
     </w:p>
     <w:p>
       <w:pPr>
-        <w:spacing w:before="80" w:after="0"/>
+        <w:keepNext/>
+        <w:spacing w:before="40" w:after="0"/>
         <w:rPr>
           <w:i/>
           <w:sz w:val="20"/>
@@ -1440,7 +1337,7 @@
           <w:sz w:val="22"/>
           <w:lang w:val="es-VE"/>
         </w:rPr>
-        <w:t>Ingeniero de sistemas | RT TECH</w:t>
+        <w:t>Pasante de soporte técnico | eStruxture Data Centers</w:t>
       </w:r>
       <w:r>
         <w:rPr>
@@ -1449,16 +1346,7 @@
           <w:sz w:val="22"/>
           <w:lang w:val="es-VE"/>
         </w:rPr>
-        <w:t xml:space="preserve"> </w:t>
-      </w:r>
-      <w:r>
-        <w:rPr>
-          <w:b/>
-          <w:color w:val="366092"/>
-          <w:sz w:val="22"/>
-          <w:lang w:val="es-VE"/>
-        </w:rPr>
-        <w:t>—</w:t>
+        <w:t xml:space="preserve">  •  </w:t>
       </w:r>
       <w:r>
         <w:rPr>
@@ -1466,31 +1354,23 @@
           <w:sz w:val="20"/>
           <w:lang w:val="es-VE"/>
         </w:rPr>
-        <w:t xml:space="preserve"> </w:t>
-      </w:r>
-      <w:r>
-        <w:rPr>
-          <w:i/>
+        <w:t>jul. 2026 - sep. 2026</w:t>
+      </w:r>
+    </w:p>
+    <w:p>
+      <w:pPr>
+        <w:keepNext/>
+        <w:spacing w:before="40" w:after="0"/>
+        <w:rPr>
+          <w:lang w:val="es-VE"/>
+        </w:rPr>
+      </w:pPr>
+      <w:r>
+        <w:rPr>
           <w:sz w:val="20"/>
           <w:lang w:val="es-VE"/>
         </w:rPr>
-        <w:t xml:space="preserve"> </w:t>
-      </w:r>
-      <w:r>
-        <w:rPr>
-          <w:i/>
-          <w:sz w:val="20"/>
-          <w:lang w:val="es-VE"/>
-        </w:rPr>
-        <w:t xml:space="preserve">  </w:t>
-      </w:r>
-      <w:r>
-        <w:rPr>
-          <w:i/>
-          <w:sz w:val="20"/>
-          <w:lang w:val="es-VE"/>
-        </w:rPr>
-        <w:t>feb. 2019 – oct. 2024</w:t>
+        <w:t>Pasantía - Montreal, Quebec, Canadá - presencial</w:t>
       </w:r>
     </w:p>
     <w:p>
@@ -1499,16 +1379,17 @@
           <w:ilvl w:val="0"/>
           <w:numId w:val="10"/>
         </w:numPr>
-        <w:spacing w:before="80" w:after="0"/>
-        <w:rPr>
-          <w:lang w:val="es-VE"/>
-        </w:rPr>
-      </w:pPr>
-      <w:r>
-        <w:rPr>
-          <w:lang w:val="es-VE"/>
-        </w:rPr>
-        <w:t>Administré y di soporte a entornos Windows Server 2016/2022, garantizando estabilidad, disponibilidad y seguridad en la infraestructura empresarial.</w:t>
+        <w:spacing w:before="40" w:after="0"/>
+        <w:rPr>
+          <w:lang w:val="es-VE"/>
+        </w:rPr>
+      </w:pPr>
+      <w:r>
+        <w:rPr>
+          <w:sz w:val="19"/>
+          <w:lang w:val="es-VE"/>
+        </w:rPr>
+        <w:t>Brindé soporte práctico de TI en un entorno de centro de datos, solucionando problemas de laptops Windows, software, hardware, impresoras y acceso de usuarios.</w:t>
       </w:r>
     </w:p>
     <w:p>
@@ -1517,16 +1398,17 @@
           <w:ilvl w:val="0"/>
           <w:numId w:val="10"/>
         </w:numPr>
-        <w:spacing w:before="80" w:after="0"/>
-        <w:rPr>
-          <w:lang w:val="es-VE"/>
-        </w:rPr>
-      </w:pPr>
-      <w:r>
-        <w:rPr>
-          <w:lang w:val="es-VE"/>
-        </w:rPr>
-        <w:t>Gestioné y mantuve máquinas virtuales VMware, incluyendo aprovisionamiento, configuración, asignación de recursos y monitoreo del rendimiento.</w:t>
+        <w:spacing w:before="40" w:after="0"/>
+        <w:rPr>
+          <w:lang w:val="es-VE"/>
+        </w:rPr>
+      </w:pPr>
+      <w:r>
+        <w:rPr>
+          <w:sz w:val="19"/>
+          <w:lang w:val="es-VE"/>
+        </w:rPr>
+        <w:t>Desplegué y configuré laptops Windows, instalé aplicaciones corporativas y preparé equipos para empleados nuevos y existentes.</w:t>
       </w:r>
     </w:p>
     <w:p>
@@ -1535,16 +1417,17 @@
           <w:ilvl w:val="0"/>
           <w:numId w:val="10"/>
         </w:numPr>
-        <w:spacing w:before="80" w:after="0"/>
-        <w:rPr>
-          <w:lang w:val="es-VE"/>
-        </w:rPr>
-      </w:pPr>
-      <w:r>
-        <w:rPr>
-          <w:lang w:val="es-VE"/>
-        </w:rPr>
-        <w:t>Implementé y di soporte a objetos de directiva de grupo (GPO) para aplicar configuraciones de seguridad, configuraciones del sistema y corrección de vulnerabilidades en entornos Windows.</w:t>
+        <w:spacing w:before="40" w:after="0"/>
+        <w:rPr>
+          <w:lang w:val="es-VE"/>
+        </w:rPr>
+      </w:pPr>
+      <w:r>
+        <w:rPr>
+          <w:sz w:val="19"/>
+          <w:lang w:val="es-VE"/>
+        </w:rPr>
+        <w:t>Utilicé KACE para el despliegue de software, la gestión de inventario, scripting, mantenimiento del sistema y solución de problemas.</w:t>
       </w:r>
     </w:p>
     <w:p>
@@ -1553,16 +1436,17 @@
           <w:ilvl w:val="0"/>
           <w:numId w:val="10"/>
         </w:numPr>
-        <w:spacing w:before="80" w:after="0"/>
-        <w:rPr>
-          <w:lang w:val="es-VE"/>
-        </w:rPr>
-      </w:pPr>
-      <w:r>
-        <w:rPr>
-          <w:lang w:val="es-VE"/>
-        </w:rPr>
-        <w:t>Realicé tareas de corrección de vulnerabilidades y fortalecimiento de servidores siguiendo buenas prácticas de seguridad y estándares de cumplimiento.</w:t>
+        <w:spacing w:before="40" w:after="0"/>
+        <w:rPr>
+          <w:lang w:val="es-VE"/>
+        </w:rPr>
+      </w:pPr>
+      <w:r>
+        <w:rPr>
+          <w:sz w:val="19"/>
+          <w:lang w:val="es-VE"/>
+        </w:rPr>
+        <w:t>Apoyé las operaciones de seguridad de endpoints mediante ESET Protect, ESET Full Disk Encryption, BitLocker y políticas de seguridad.</w:t>
       </w:r>
     </w:p>
     <w:p>
@@ -1571,16 +1455,17 @@
           <w:ilvl w:val="0"/>
           <w:numId w:val="10"/>
         </w:numPr>
-        <w:spacing w:before="80" w:after="0"/>
-        <w:rPr>
-          <w:lang w:val="es-VE"/>
-        </w:rPr>
-      </w:pPr>
-      <w:r>
-        <w:rPr>
-          <w:lang w:val="es-VE"/>
-        </w:rPr>
-        <w:t>Di soporte a la gestión de parches, actualizaciones del sistema y mejoras de servidores Windows y sistemas empresariales para mantener la seguridad y confiabilidad operativa.</w:t>
+        <w:spacing w:before="40" w:after="0"/>
+        <w:rPr>
+          <w:lang w:val="es-VE"/>
+        </w:rPr>
+      </w:pPr>
+      <w:r>
+        <w:rPr>
+          <w:sz w:val="19"/>
+          <w:lang w:val="es-VE"/>
+        </w:rPr>
+        <w:t>Colaboré en el despliegue y la solución de problemas de aplicaciones como Avigilon, CCure, BioConnect, 8x8 Work y otras aplicaciones empresariales.</w:t>
       </w:r>
     </w:p>
     <w:p>
@@ -1589,16 +1474,86 @@
           <w:ilvl w:val="0"/>
           <w:numId w:val="10"/>
         </w:numPr>
-        <w:spacing w:before="80" w:after="0"/>
-        <w:rPr>
-          <w:lang w:val="es-VE"/>
-        </w:rPr>
-      </w:pPr>
-      <w:r>
-        <w:rPr>
-          <w:lang w:val="es-VE"/>
-        </w:rPr>
-        <w:t>Diagnostiqué y resolví problemas L2/L3 de infraestructura Windows, incluyendo incidentes de sistema operativo, rendimiento, conectividad, permisos y servidores.</w:t>
+        <w:spacing w:before="40" w:after="0"/>
+        <w:rPr>
+          <w:lang w:val="es-VE"/>
+        </w:rPr>
+      </w:pPr>
+      <w:r>
+        <w:rPr>
+          <w:sz w:val="19"/>
+          <w:lang w:val="es-VE"/>
+        </w:rPr>
+        <w:t>Realicé revisiones de inventario de software y hardware, identifiqué aplicaciones no compatibles y colaboré en actividades de remediación.</w:t>
+      </w:r>
+    </w:p>
+    <w:p>
+      <w:pPr>
+        <w:spacing w:before="40" w:after="0"/>
+        <w:rPr>
+          <w:i/>
+          <w:sz w:val="20"/>
+          <w:lang w:val="es-VE"/>
+        </w:rPr>
+      </w:pPr>
+      <w:r>
+        <w:rPr>
+          <w:b/>
+          <w:color w:val="366092"/>
+          <w:sz w:val="22"/>
+          <w:lang w:val="es-VE"/>
+        </w:rPr>
+        <w:t>Ingeniero de sistemas | RT TECH</w:t>
+      </w:r>
+      <w:r>
+        <w:rPr>
+          <w:b/>
+          <w:color w:val="366092"/>
+          <w:sz w:val="22"/>
+          <w:lang w:val="es-VE"/>
+        </w:rPr>
+        <w:t xml:space="preserve"> </w:t>
+      </w:r>
+      <w:r>
+        <w:rPr>
+          <w:b/>
+          <w:color w:val="366092"/>
+          <w:sz w:val="22"/>
+          <w:lang w:val="es-VE"/>
+        </w:rPr>
+        <w:t>—</w:t>
+      </w:r>
+      <w:r>
+        <w:rPr>
+          <w:i/>
+          <w:sz w:val="20"/>
+          <w:lang w:val="es-VE"/>
+        </w:rPr>
+        <w:t xml:space="preserve"> </w:t>
+      </w:r>
+      <w:r>
+        <w:rPr>
+          <w:i/>
+          <w:sz w:val="20"/>
+          <w:lang w:val="es-VE"/>
+        </w:rPr>
+        <w:t xml:space="preserve"> </w:t>
+      </w:r>
+      <w:r>
+        <w:rPr>
+          <w:i/>
+          <w:sz w:val="20"/>
+          <w:lang w:val="es-VE"/>
+        </w:rPr>
+        <w:t xml:space="preserve">  </w:t>
+      </w:r>
+      <w:r>
+        <w:rPr>
+          <w:i/>
+          <w:sz w:val="20"/>
+          <w:lang w:val="es-VE"/>
+        </w:rPr>
+        <w:t>feb. 2019 – oct. 2024</w:t>
       </w:r>
     </w:p>
     <w:p>
@@ -1607,16 +1562,17 @@
           <w:ilvl w:val="0"/>
           <w:numId w:val="10"/>
         </w:numPr>
-        <w:spacing w:before="80" w:after="0"/>
-        <w:rPr>
-          <w:lang w:val="es-VE"/>
-        </w:rPr>
-      </w:pPr>
-      <w:r>
-        <w:rPr>
-          <w:lang w:val="es-VE"/>
-        </w:rPr>
-        <w:t>Brindé soporte para problemas de Exchange y Microsoft 365 / Office 365, incluyendo acceso al correo, conectividad de Outlook y tareas de administración de usuarios.</w:t>
+        <w:spacing w:before="40" w:after="0"/>
+        <w:rPr>
+          <w:lang w:val="es-VE"/>
+        </w:rPr>
+      </w:pPr>
+      <w:r>
+        <w:rPr>
+          <w:sz w:val="19"/>
+          <w:lang w:val="es-VE"/>
+        </w:rPr>
+        <w:t>Administré y di soporte a entornos Windows Server 2016/2022, garantizando estabilidad, disponibilidad y seguridad en la infraestructura empresarial.</w:t>
       </w:r>
     </w:p>
     <w:p>
@@ -1625,30 +1581,17 @@
           <w:ilvl w:val="0"/>
           <w:numId w:val="10"/>
         </w:numPr>
-        <w:spacing w:before="80" w:after="0"/>
-        <w:rPr>
-          <w:lang w:val="es-VE"/>
-        </w:rPr>
-      </w:pPr>
-      <w:r>
-        <w:rPr>
-          <w:lang w:val="es-VE"/>
-        </w:rPr>
-        <w:t xml:space="preserve">Gestioné tareas de Active </w:t>
-      </w:r>
-      <w:proofErr w:type="spellStart"/>
-      <w:r>
-        <w:rPr>
-          <w:lang w:val="es-VE"/>
-        </w:rPr>
-        <w:t>Directory</w:t>
-      </w:r>
-      <w:proofErr w:type="spellEnd"/>
-      <w:r>
-        <w:rPr>
-          <w:lang w:val="es-VE"/>
-        </w:rPr>
-        <w:t xml:space="preserve"> como cuentas de usuario, permisos, restablecimiento de contraseñas, pertenencia a grupos y control de acceso.</w:t>
+        <w:spacing w:before="40" w:after="0"/>
+        <w:rPr>
+          <w:lang w:val="es-VE"/>
+        </w:rPr>
+      </w:pPr>
+      <w:r>
+        <w:rPr>
+          <w:sz w:val="19"/>
+          <w:lang w:val="es-VE"/>
+        </w:rPr>
+        <w:t>Gestioné y mantuve máquinas virtuales VMware, incluyendo aprovisionamiento, configuración, asignación de recursos y monitoreo del rendimiento.</w:t>
       </w:r>
     </w:p>
     <w:p>
@@ -1657,17 +1600,17 @@
           <w:ilvl w:val="0"/>
           <w:numId w:val="10"/>
         </w:numPr>
-        <w:spacing w:before="80" w:after="0"/>
-        <w:rPr>
-          <w:lang w:val="es-VE"/>
-        </w:rPr>
-      </w:pPr>
-      <w:r>
-        <w:rPr>
-          <w:lang w:val="es-VE"/>
-        </w:rPr>
-        <w:lastRenderedPageBreak/>
-        <w:t>Monitoreé el estado de los sistemas, incluyendo CPU, memoria, disco y uso de red, y realicé acciones correctivas para optimizar el rendimiento y la disponibilidad.</w:t>
+        <w:spacing w:before="40" w:after="0"/>
+        <w:rPr>
+          <w:lang w:val="es-VE"/>
+        </w:rPr>
+      </w:pPr>
+      <w:r>
+        <w:rPr>
+          <w:sz w:val="19"/>
+          <w:lang w:val="es-VE"/>
+        </w:rPr>
+        <w:t>Implementé y di soporte a objetos de directiva de grupo (GPO) para aplicar configuraciones de seguridad, configuraciones del sistema y corrección de vulnerabilidades en entornos Windows.</w:t>
       </w:r>
     </w:p>
     <w:p>
@@ -1676,16 +1619,17 @@
           <w:ilvl w:val="0"/>
           <w:numId w:val="10"/>
         </w:numPr>
-        <w:spacing w:before="80" w:after="0"/>
-        <w:rPr>
-          <w:lang w:val="es-VE"/>
-        </w:rPr>
-      </w:pPr>
-      <w:r>
-        <w:rPr>
-          <w:lang w:val="es-VE"/>
-        </w:rPr>
-        <w:t>Creé y mantuve documentación técnica, procedimientos de solución de problemas y registros de soporte para mejorar la eficiencia operativa y el intercambio de conocimientos.</w:t>
+        <w:spacing w:before="40" w:after="0"/>
+        <w:rPr>
+          <w:lang w:val="es-VE"/>
+        </w:rPr>
+      </w:pPr>
+      <w:r>
+        <w:rPr>
+          <w:sz w:val="19"/>
+          <w:lang w:val="es-VE"/>
+        </w:rPr>
+        <w:t>Realicé tareas de corrección de vulnerabilidades y fortalecimiento de servidores siguiendo buenas prácticas de seguridad y estándares de cumplimiento.</w:t>
       </w:r>
     </w:p>
     <w:p>
@@ -1694,16 +1638,17 @@
           <w:ilvl w:val="0"/>
           <w:numId w:val="10"/>
         </w:numPr>
-        <w:spacing w:before="80" w:after="0"/>
-        <w:rPr>
-          <w:lang w:val="es-VE"/>
-        </w:rPr>
-      </w:pPr>
-      <w:r>
-        <w:rPr>
-          <w:lang w:val="es-VE"/>
-        </w:rPr>
-        <w:t>Colaboré con equipos de soporte y partes interesadas para resolver incidentes escalados, dar soporte a entornos de producción y cumplir con las expectativas de servicio.</w:t>
+        <w:spacing w:before="40" w:after="0"/>
+        <w:rPr>
+          <w:lang w:val="es-VE"/>
+        </w:rPr>
+      </w:pPr>
+      <w:r>
+        <w:rPr>
+          <w:sz w:val="19"/>
+          <w:lang w:val="es-VE"/>
+        </w:rPr>
+        <w:t>Di soporte a la gestión de parches, actualizaciones del sistema y mejoras de servidores Windows y sistemas empresariales para mantener la seguridad y confiabilidad operativa.</w:t>
       </w:r>
     </w:p>
     <w:p>
@@ -1712,21 +1657,153 @@
           <w:ilvl w:val="0"/>
           <w:numId w:val="10"/>
         </w:numPr>
-        <w:spacing w:before="80" w:after="0"/>
-        <w:rPr>
-          <w:lang w:val="es-VE"/>
-        </w:rPr>
-      </w:pPr>
-      <w:r>
-        <w:rPr>
-          <w:lang w:val="es-VE"/>
-        </w:rPr>
-        <w:t>Brindé mentoría y orientación técnica a miembros junior del equipo durante la solución de problemas y las operaciones diarias de soporte.</w:t>
+        <w:spacing w:before="40" w:after="0"/>
+        <w:rPr>
+          <w:lang w:val="es-VE"/>
+        </w:rPr>
+      </w:pPr>
+      <w:r>
+        <w:rPr>
+          <w:sz w:val="19"/>
+          <w:lang w:val="es-VE"/>
+        </w:rPr>
+        <w:t>Diagnostiqué y resolví problemas L2/L3 de infraestructura Windows, incluyendo incidentes de sistema operativo, rendimiento, conectividad, permisos y servidores.</w:t>
       </w:r>
     </w:p>
     <w:p>
       <w:pPr>
-        <w:spacing w:before="80" w:after="0"/>
+        <w:numPr>
+          <w:ilvl w:val="0"/>
+          <w:numId w:val="10"/>
+        </w:numPr>
+        <w:spacing w:before="40" w:after="0"/>
+        <w:rPr>
+          <w:lang w:val="es-VE"/>
+        </w:rPr>
+      </w:pPr>
+      <w:r>
+        <w:rPr>
+          <w:sz w:val="19"/>
+          <w:lang w:val="es-VE"/>
+        </w:rPr>
+        <w:t>Brindé soporte para problemas de Exchange y Microsoft 365 / Office 365, incluyendo acceso al correo, conectividad de Outlook y tareas de administración de usuarios.</w:t>
+      </w:r>
+    </w:p>
+    <w:p>
+      <w:pPr>
+        <w:numPr>
+          <w:ilvl w:val="0"/>
+          <w:numId w:val="10"/>
+        </w:numPr>
+        <w:spacing w:before="40" w:after="0"/>
+        <w:rPr>
+          <w:lang w:val="es-VE"/>
+        </w:rPr>
+      </w:pPr>
+      <w:r>
+        <w:rPr>
+          <w:sz w:val="19"/>
+          <w:lang w:val="es-VE"/>
+        </w:rPr>
+        <w:t xml:space="preserve">Gestioné tareas de Active </w:t>
+      </w:r>
+      <w:proofErr w:type="spellStart"/>
+      <w:r>
+        <w:rPr>
+          <w:sz w:val="19"/>
+          <w:lang w:val="es-VE"/>
+        </w:rPr>
+        <w:t>Directory</w:t>
+      </w:r>
+      <w:proofErr w:type="spellEnd"/>
+      <w:r>
+        <w:rPr>
+          <w:sz w:val="19"/>
+          <w:lang w:val="es-VE"/>
+        </w:rPr>
+        <w:t xml:space="preserve"> como cuentas de usuario, permisos, restablecimiento de contraseñas, pertenencia a grupos y control de acceso.</w:t>
+      </w:r>
+    </w:p>
+    <w:p>
+      <w:pPr>
+        <w:numPr>
+          <w:ilvl w:val="0"/>
+          <w:numId w:val="10"/>
+        </w:numPr>
+        <w:spacing w:before="40" w:after="0"/>
+        <w:rPr>
+          <w:lang w:val="es-VE"/>
+        </w:rPr>
+      </w:pPr>
+      <w:r>
+        <w:rPr>
+          <w:sz w:val="19"/>
+          <w:lang w:val="es-VE"/>
+        </w:rPr>
+        <w:lastRenderedPageBreak/>
+        <w:t>Monitoreé el estado de los sistemas, incluyendo CPU, memoria, disco y uso de red, y realicé acciones correctivas para optimizar el rendimiento y la disponibilidad.</w:t>
+      </w:r>
+    </w:p>
+    <w:p>
+      <w:pPr>
+        <w:numPr>
+          <w:ilvl w:val="0"/>
+          <w:numId w:val="10"/>
+        </w:numPr>
+        <w:spacing w:before="40" w:after="0"/>
+        <w:rPr>
+          <w:lang w:val="es-VE"/>
+        </w:rPr>
+      </w:pPr>
+      <w:r>
+        <w:rPr>
+          <w:sz w:val="19"/>
+          <w:lang w:val="es-VE"/>
+        </w:rPr>
+        <w:t>Creé y mantuve documentación técnica, procedimientos de solución de problemas y registros de soporte para mejorar la eficiencia operativa y el intercambio de conocimientos.</w:t>
+      </w:r>
+    </w:p>
+    <w:p>
+      <w:pPr>
+        <w:numPr>
+          <w:ilvl w:val="0"/>
+          <w:numId w:val="10"/>
+        </w:numPr>
+        <w:spacing w:before="40" w:after="0"/>
+        <w:rPr>
+          <w:lang w:val="es-VE"/>
+        </w:rPr>
+      </w:pPr>
+      <w:r>
+        <w:rPr>
+          <w:sz w:val="19"/>
+          <w:lang w:val="es-VE"/>
+        </w:rPr>
+        <w:t>Colaboré con equipos de soporte y partes interesadas para resolver incidentes escalados, dar soporte a entornos de producción y cumplir con las expectativas de servicio.</w:t>
+      </w:r>
+    </w:p>
+    <w:p>
+      <w:pPr>
+        <w:numPr>
+          <w:ilvl w:val="0"/>
+          <w:numId w:val="10"/>
+        </w:numPr>
+        <w:spacing w:before="40" w:after="0"/>
+        <w:rPr>
+          <w:lang w:val="es-VE"/>
+        </w:rPr>
+      </w:pPr>
+      <w:r>
+        <w:rPr>
+          <w:sz w:val="19"/>
+          <w:lang w:val="es-VE"/>
+        </w:rPr>
+        <w:t>Brindé mentoría y orientación técnica a miembros junior del equipo durante la solución de problemas y las operaciones diarias de soporte.</w:t>
+      </w:r>
+    </w:p>
+    <w:p>
+      <w:pPr>
+        <w:spacing w:before="40" w:after="0"/>
         <w:rPr>
           <w:lang w:val="es-VE"/>
         </w:rPr>
@@ -1880,7 +1957,7 @@
     </w:p>
     <w:p>
       <w:pPr>
-        <w:spacing w:before="80" w:after="0"/>
+        <w:spacing w:before="40" w:after="0"/>
         <w:jc w:val="both"/>
         <w:rPr>
           <w:lang w:val="es-VE"/>
@@ -2017,7 +2094,7 @@
     </w:p>
     <w:p>
       <w:pPr>
-        <w:spacing w:before="80" w:after="0"/>
+        <w:spacing w:before="40" w:after="0"/>
         <w:jc w:val="both"/>
         <w:rPr>
           <w:lang w:val="es-VE"/>

--- a/Franklyn_Vasquez_CV_ES.docx
+++ b/Franklyn_Vasquez_CV_ES.docx
@@ -1499,61 +1499,16 @@
       <w:r>
         <w:rPr>
           <w:b/>
-          <w:color w:val="366092"/>
           <w:sz w:val="22"/>
-          <w:lang w:val="es-VE"/>
-        </w:rPr>
-        <w:t>Ingeniero de sistemas | RT TECH</w:t>
-      </w:r>
-      <w:r>
-        <w:rPr>
-          <w:b/>
-          <w:color w:val="366092"/>
-          <w:sz w:val="22"/>
-          <w:lang w:val="es-VE"/>
-        </w:rPr>
-        <w:t xml:space="preserve"> </w:t>
-      </w:r>
-      <w:r>
-        <w:rPr>
-          <w:b/>
-          <w:color w:val="366092"/>
-          <w:sz w:val="22"/>
-          <w:lang w:val="es-VE"/>
-        </w:rPr>
-        <w:t>—</w:t>
+        </w:rPr>
+        <w:t>Consultor independiente de tecnologías de la información</w:t>
       </w:r>
       <w:r>
         <w:rPr>
           <w:i/>
           <w:sz w:val="20"/>
-          <w:lang w:val="es-VE"/>
-        </w:rPr>
-        <w:t xml:space="preserve"> </w:t>
-      </w:r>
-      <w:r>
-        <w:rPr>
-          <w:i/>
-          <w:sz w:val="20"/>
-          <w:lang w:val="es-VE"/>
-        </w:rPr>
-        <w:t xml:space="preserve"> </w:t>
-      </w:r>
-      <w:r>
-        <w:rPr>
-          <w:i/>
-          <w:sz w:val="20"/>
-          <w:lang w:val="es-VE"/>
-        </w:rPr>
-        <w:t xml:space="preserve">  </w:t>
-      </w:r>
-      <w:r>
-        <w:rPr>
-          <w:i/>
-          <w:sz w:val="20"/>
-          <w:lang w:val="es-VE"/>
-        </w:rPr>
-        <w:t>feb. 2019 – oct. 2024</w:t>
+        </w:rPr>
+        <w:t xml:space="preserve">  -  feb. 2019 - oct. 2023</w:t>
       </w:r>
     </w:p>
     <w:p>
@@ -1568,11 +1523,7 @@
         </w:rPr>
       </w:pPr>
       <w:r>
-        <w:rPr>
-          <w:sz w:val="19"/>
-          <w:lang w:val="es-VE"/>
-        </w:rPr>
-        <w:t>Administré y di soporte a entornos Windows Server 2016/2022, garantizando estabilidad, disponibilidad y seguridad en la infraestructura empresarial.</w:t>
+        <w:t>Presté servicios independientes de administración de sistemas TI, soporte de tecnologías en la nube y desarrollo de software, combinando la gestión de infraestructura con el desarrollo de aplicaciones.</w:t>
       </w:r>
     </w:p>
     <w:p>
@@ -1587,11 +1538,7 @@
         </w:rPr>
       </w:pPr>
       <w:r>
-        <w:rPr>
-          <w:sz w:val="19"/>
-          <w:lang w:val="es-VE"/>
-        </w:rPr>
-        <w:t>Gestioné y mantuve máquinas virtuales VMware, incluyendo aprovisionamiento, configuración, asignación de recursos y monitoreo del rendimiento.</w:t>
+        <w:t>Administré y brindé soporte a Windows Server 2016/2022, Active Directory, directivas de grupo (GPO), Microsoft 365 y entornos virtualizados VMware, con énfasis en confiabilidad, rendimiento y seguridad.</w:t>
       </w:r>
     </w:p>
     <w:p>
@@ -1606,11 +1553,7 @@
         </w:rPr>
       </w:pPr>
       <w:r>
-        <w:rPr>
-          <w:sz w:val="19"/>
-          <w:lang w:val="es-VE"/>
-        </w:rPr>
-        <w:t>Implementé y di soporte a objetos de directiva de grupo (GPO) para aplicar configuraciones de seguridad, configuraciones del sistema y corrección de vulnerabilidades en entornos Windows.</w:t>
+        <w:t>Desarrollé y mantuve aplicaciones con C#/.NET y Microsoft SQL Server, incluida la administración de bases de datos, la solución de problemas y la mejora de aplicaciones empresariales.</w:t>
       </w:r>
     </w:p>
     <w:p>
@@ -1625,11 +1568,7 @@
         </w:rPr>
       </w:pPr>
       <w:r>
-        <w:rPr>
-          <w:sz w:val="19"/>
-          <w:lang w:val="es-VE"/>
-        </w:rPr>
-        <w:t>Realicé tareas de corrección de vulnerabilidades y fortalecimiento de servidores siguiendo buenas prácticas de seguridad y estándares de cumplimiento.</w:t>
+        <w:t>Brindé soporte a entornos conectados a la nube, servicios de Microsoft 365, gestión de identidades y accesos, configuración de sistemas y solución de problemas de infraestructura.</w:t>
       </w:r>
     </w:p>
     <w:p>
@@ -1644,11 +1583,7 @@
         </w:rPr>
       </w:pPr>
       <w:r>
-        <w:rPr>
-          <w:sz w:val="19"/>
-          <w:lang w:val="es-VE"/>
-        </w:rPr>
-        <w:t>Di soporte a la gestión de parches, actualizaciones del sistema y mejoras de servidores Windows y sistemas empresariales para mantener la seguridad y confiabilidad operativa.</w:t>
+        <w:t>Utilicé PowerShell y técnicas de scripting para automatizar tareas de administración de TI, mejorar la eficiencia operativa y agilizar procesos técnicos.</w:t>
       </w:r>
     </w:p>
     <w:p>
@@ -1663,11 +1598,7 @@
         </w:rPr>
       </w:pPr>
       <w:r>
-        <w:rPr>
-          <w:sz w:val="19"/>
-          <w:lang w:val="es-VE"/>
-        </w:rPr>
-        <w:t>Diagnostiqué y resolví problemas L2/L3 de infraestructura Windows, incluyendo incidentes de sistema operativo, rendimiento, conectividad, permisos y servidores.</w:t>
+        <w:t>Proporcioné soporte técnico de niveles 2 y 3, resolviendo problemas de Windows, redes, aplicaciones, permisos e infraestructura.</w:t>
       </w:r>
     </w:p>
     <w:p>
@@ -1682,11 +1613,7 @@
         </w:rPr>
       </w:pPr>
       <w:r>
-        <w:rPr>
-          <w:sz w:val="19"/>
-          <w:lang w:val="es-VE"/>
-        </w:rPr>
-        <w:t>Brindé soporte para problemas de Exchange y Microsoft 365 / Office 365, incluyendo acceso al correo, conectividad de Outlook y tareas de administración de usuarios.</w:t>
+        <w:t>Trabajé en integración de software, mantenimiento de sistemas, optimización del rendimiento, documentación técnica e implementación de soluciones de TI confiables.</w:t>
       </w:r>
     </w:p>
     <w:p>
@@ -1701,35 +1628,11 @@
         </w:rPr>
       </w:pPr>
       <w:r>
-        <w:rPr>
-          <w:sz w:val="19"/>
-          <w:lang w:val="es-VE"/>
-        </w:rPr>
-        <w:t xml:space="preserve">Gestioné tareas de Active </w:t>
-      </w:r>
-      <w:proofErr w:type="spellStart"/>
-      <w:r>
-        <w:rPr>
-          <w:sz w:val="19"/>
-          <w:lang w:val="es-VE"/>
-        </w:rPr>
-        <w:t>Directory</w:t>
-      </w:r>
-      <w:proofErr w:type="spellEnd"/>
-      <w:r>
-        <w:rPr>
-          <w:sz w:val="19"/>
-          <w:lang w:val="es-VE"/>
-        </w:rPr>
-        <w:t xml:space="preserve"> como cuentas de usuario, permisos, restablecimiento de contraseñas, pertenencia a grupos y control de acceso.</w:t>
+        <w:t>Combiné experiencia en ingeniería de software e infraestructura de TI para apoyar las operaciones empresariales, mejorar la funcionalidad de los sistemas y ofrecer soluciones tecnológicas prácticas.</w:t>
       </w:r>
     </w:p>
     <w:p>
       <w:pPr>
-        <w:numPr>
-          <w:ilvl w:val="0"/>
-          <w:numId w:val="10"/>
-        </w:numPr>
         <w:spacing w:before="40" w:after="0"/>
         <w:rPr>
           <w:lang w:val="es-VE"/>
@@ -1737,68 +1640,12 @@
       </w:pPr>
       <w:r>
         <w:rPr>
-          <w:sz w:val="19"/>
-          <w:lang w:val="es-VE"/>
-        </w:rPr>
-        <w:lastRenderedPageBreak/>
-        <w:t>Monitoreé el estado de los sistemas, incluyendo CPU, memoria, disco y uso de red, y realicé acciones correctivas para optimizar el rendimiento y la disponibilidad.</w:t>
-      </w:r>
-    </w:p>
-    <w:p>
-      <w:pPr>
-        <w:numPr>
-          <w:ilvl w:val="0"/>
-          <w:numId w:val="10"/>
-        </w:numPr>
-        <w:spacing w:before="40" w:after="0"/>
-        <w:rPr>
-          <w:lang w:val="es-VE"/>
-        </w:rPr>
-      </w:pPr>
-      <w:r>
-        <w:rPr>
-          <w:sz w:val="19"/>
-          <w:lang w:val="es-VE"/>
-        </w:rPr>
-        <w:t>Creé y mantuve documentación técnica, procedimientos de solución de problemas y registros de soporte para mejorar la eficiencia operativa y el intercambio de conocimientos.</w:t>
-      </w:r>
-    </w:p>
-    <w:p>
-      <w:pPr>
-        <w:numPr>
-          <w:ilvl w:val="0"/>
-          <w:numId w:val="10"/>
-        </w:numPr>
-        <w:spacing w:before="40" w:after="0"/>
-        <w:rPr>
-          <w:lang w:val="es-VE"/>
-        </w:rPr>
-      </w:pPr>
-      <w:r>
-        <w:rPr>
-          <w:sz w:val="19"/>
-          <w:lang w:val="es-VE"/>
-        </w:rPr>
-        <w:t>Colaboré con equipos de soporte y partes interesadas para resolver incidentes escalados, dar soporte a entornos de producción y cumplir con las expectativas de servicio.</w:t>
-      </w:r>
-    </w:p>
-    <w:p>
-      <w:pPr>
-        <w:numPr>
-          <w:ilvl w:val="0"/>
-          <w:numId w:val="10"/>
-        </w:numPr>
-        <w:spacing w:before="40" w:after="0"/>
-        <w:rPr>
-          <w:lang w:val="es-VE"/>
-        </w:rPr>
-      </w:pPr>
-      <w:r>
-        <w:rPr>
-          <w:sz w:val="19"/>
-          <w:lang w:val="es-VE"/>
-        </w:rPr>
-        <w:t>Brindé mentoría y orientación técnica a miembros junior del equipo durante la solución de problemas y las operaciones diarias de soporte.</w:t>
+          <w:b/>
+        </w:rPr>
+        <w:t xml:space="preserve">Tecnologías principales: </w:t>
+      </w:r>
+      <w:r>
+        <w:t>C#, .NET, SQL Server, Windows Server, VMware, Active Directory, directivas de grupo, Microsoft 365, PowerShell, infraestructura TI, administración en la nube, desarrollo de software, API REST.</w:t>
       </w:r>
     </w:p>
     <w:p>

--- a/Franklyn_Vasquez_CV_ES.docx
+++ b/Franklyn_Vasquez_CV_ES.docx
@@ -1501,14 +1501,14 @@
           <w:b/>
           <w:sz w:val="22"/>
         </w:rPr>
-        <w:t>Consultor independiente de tecnologías de la información</w:t>
+        <w:t>Desarrollo profesional y estudios técnicos | Longueuil, Quebec, Canadá</w:t>
       </w:r>
       <w:r>
         <w:rPr>
           <w:i/>
           <w:sz w:val="20"/>
         </w:rPr>
-        <w:t xml:space="preserve">  -  feb. 2019 - oct. 2023</w:t>
+        <w:t xml:space="preserve">  -  oct. 2024 - jun. 2026</w:t>
       </w:r>
     </w:p>
     <w:p>
@@ -1523,7 +1523,31 @@
         </w:rPr>
       </w:pPr>
       <w:r>
-        <w:t>Presté servicios independientes de administración de sistemas TI, soporte de tecnologías en la nube y desarrollo de software, combinando la gestión de infraestructura con el desarrollo de aplicaciones.</w:t>
+        <w:t>Cursé dos programas AEC en Champlain College: Ciberseguridad (graduación en febrero de 2026) y Administración de TI en la nube (graduación en septiembre de 2026).</w:t>
+      </w:r>
+    </w:p>
+    <w:p>
+      <w:pPr>
+        <w:spacing w:before="40" w:after="0"/>
+        <w:rPr>
+          <w:i/>
+          <w:sz w:val="20"/>
+          <w:lang w:val="es-VE"/>
+        </w:rPr>
+      </w:pPr>
+      <w:r>
+        <w:rPr>
+          <w:b/>
+          <w:sz w:val="22"/>
+        </w:rPr>
+        <w:t>Consultor independiente de tecnologías de la información</w:t>
+      </w:r>
+      <w:r>
+        <w:rPr>
+          <w:i/>
+          <w:sz w:val="20"/>
+        </w:rPr>
+        <w:t xml:space="preserve">  -  abr. 2019 - sep. 2024</w:t>
       </w:r>
     </w:p>
     <w:p>
@@ -1538,7 +1562,7 @@
         </w:rPr>
       </w:pPr>
       <w:r>
-        <w:t>Administré y brindé soporte a Windows Server 2016/2022, Active Directory, directivas de grupo (GPO), Microsoft 365 y entornos virtualizados VMware, con énfasis en confiabilidad, rendimiento y seguridad.</w:t>
+        <w:t>Presté servicios independientes de administración de sistemas TI, soporte de tecnologías en la nube y desarrollo de software, combinando la gestión de infraestructura con el desarrollo de aplicaciones.</w:t>
       </w:r>
     </w:p>
     <w:p>
@@ -1553,7 +1577,7 @@
         </w:rPr>
       </w:pPr>
       <w:r>
-        <w:t>Desarrollé y mantuve aplicaciones con C#/.NET y Microsoft SQL Server, incluida la administración de bases de datos, la solución de problemas y la mejora de aplicaciones empresariales.</w:t>
+        <w:t>Administré y brindé soporte a Windows Server 2016/2022, Active Directory, directivas de grupo (GPO), Microsoft 365 y entornos virtualizados VMware, con énfasis en confiabilidad, rendimiento y seguridad.</w:t>
       </w:r>
     </w:p>
     <w:p>
@@ -1568,7 +1592,7 @@
         </w:rPr>
       </w:pPr>
       <w:r>
-        <w:t>Brindé soporte a entornos conectados a la nube, servicios de Microsoft 365, gestión de identidades y accesos, configuración de sistemas y solución de problemas de infraestructura.</w:t>
+        <w:t>Desarrollé y mantuve aplicaciones con C#/.NET y Microsoft SQL Server, incluida la administración de bases de datos, la solución de problemas y la mejora de aplicaciones empresariales.</w:t>
       </w:r>
     </w:p>
     <w:p>
@@ -1583,7 +1607,7 @@
         </w:rPr>
       </w:pPr>
       <w:r>
-        <w:t>Utilicé PowerShell y técnicas de scripting para automatizar tareas de administración de TI, mejorar la eficiencia operativa y agilizar procesos técnicos.</w:t>
+        <w:t>Brindé soporte a entornos conectados a la nube, servicios de Microsoft 365, gestión de identidades y accesos, configuración de sistemas y solución de problemas de infraestructura.</w:t>
       </w:r>
     </w:p>
     <w:p>
@@ -1598,7 +1622,7 @@
         </w:rPr>
       </w:pPr>
       <w:r>
-        <w:t>Proporcioné soporte técnico de niveles 2 y 3, resolviendo problemas de Windows, redes, aplicaciones, permisos e infraestructura.</w:t>
+        <w:t>Utilicé PowerShell y técnicas de scripting para automatizar tareas de administración de TI, mejorar la eficiencia operativa y agilizar procesos técnicos.</w:t>
       </w:r>
     </w:p>
     <w:p>
@@ -1613,7 +1637,7 @@
         </w:rPr>
       </w:pPr>
       <w:r>
-        <w:t>Trabajé en integración de software, mantenimiento de sistemas, optimización del rendimiento, documentación técnica e implementación de soluciones de TI confiables.</w:t>
+        <w:t>Proporcioné soporte técnico de niveles 2 y 3, resolviendo problemas de Windows, redes, aplicaciones, permisos e infraestructura.</w:t>
       </w:r>
     </w:p>
     <w:p>
@@ -1628,24 +1652,22 @@
         </w:rPr>
       </w:pPr>
       <w:r>
-        <w:t>Combiné experiencia en ingeniería de software e infraestructura de TI para apoyar las operaciones empresariales, mejorar la funcionalidad de los sistemas y ofrecer soluciones tecnológicas prácticas.</w:t>
+        <w:t>Trabajé en integración de software, mantenimiento de sistemas, optimización del rendimiento, documentación técnica e implementación de soluciones de TI confiables.</w:t>
       </w:r>
     </w:p>
     <w:p>
       <w:pPr>
+        <w:numPr>
+          <w:ilvl w:val="0"/>
+          <w:numId w:val="10"/>
+        </w:numPr>
         <w:spacing w:before="40" w:after="0"/>
         <w:rPr>
           <w:lang w:val="es-VE"/>
         </w:rPr>
       </w:pPr>
       <w:r>
-        <w:rPr>
-          <w:b/>
-        </w:rPr>
-        <w:t xml:space="preserve">Tecnologías principales: </w:t>
-      </w:r>
-      <w:r>
-        <w:t>C#, .NET, SQL Server, Windows Server, VMware, Active Directory, directivas de grupo, Microsoft 365, PowerShell, infraestructura TI, administración en la nube, desarrollo de software, API REST.</w:t>
+        <w:t>Combiné experiencia en ingeniería de software e infraestructura de TI para apoyar las operaciones empresariales, mejorar la funcionalidad de los sistemas y ofrecer soluciones tecnológicas prácticas.</w:t>
       </w:r>
     </w:p>
     <w:p>
@@ -1658,97 +1680,33 @@
       <w:r>
         <w:rPr>
           <w:b/>
-          <w:color w:val="366092"/>
+        </w:rPr>
+        <w:t xml:space="preserve">Tecnologías principales: </w:t>
+      </w:r>
+      <w:r>
+        <w:t>C#, .NET, SQL Server, Windows Server, VMware, Active Directory, directivas de grupo, Microsoft 365, PowerShell, infraestructura TI, administración en la nube, desarrollo de software, API REST.</w:t>
+      </w:r>
+    </w:p>
+    <w:p>
+      <w:pPr>
+        <w:spacing w:before="40" w:after="0"/>
+        <w:rPr>
+          <w:lang w:val="es-VE"/>
+        </w:rPr>
+      </w:pPr>
+      <w:r>
+        <w:rPr>
+          <w:b/>
           <w:sz w:val="22"/>
-          <w:lang w:val="es-VE"/>
-        </w:rPr>
-        <w:t>Ingeniero de procesos</w:t>
-      </w:r>
-      <w:r>
-        <w:rPr>
-          <w:b/>
-          <w:color w:val="366092"/>
-          <w:sz w:val="22"/>
-          <w:lang w:val="es-VE"/>
-        </w:rPr>
-        <w:t xml:space="preserve"> </w:t>
-      </w:r>
-      <w:r>
-        <w:rPr>
-          <w:b/>
-          <w:color w:val="366092"/>
-          <w:sz w:val="22"/>
-          <w:lang w:val="es-VE"/>
-        </w:rPr>
-        <w:t>| PDVSA</w:t>
-      </w:r>
-      <w:r>
-        <w:rPr>
-          <w:b/>
-          <w:color w:val="366092"/>
-          <w:sz w:val="22"/>
-          <w:lang w:val="es-VE"/>
-        </w:rPr>
-        <w:t xml:space="preserve"> | Refinería de petróleo</w:t>
+        </w:rPr>
+        <w:t>Ingeniero de procesos | PDVSA | Refinería de petróleo</w:t>
       </w:r>
       <w:r>
         <w:rPr>
           <w:i/>
           <w:sz w:val="20"/>
-          <w:lang w:val="es-VE"/>
-        </w:rPr>
-        <w:t xml:space="preserve">  </w:t>
-      </w:r>
-      <w:r>
-        <w:rPr>
-          <w:i/>
-          <w:sz w:val="20"/>
-          <w:lang w:val="es-VE"/>
-        </w:rPr>
-        <w:t xml:space="preserve"> </w:t>
-      </w:r>
-      <w:r>
-        <w:rPr>
-          <w:b/>
-          <w:color w:val="366092"/>
-          <w:sz w:val="22"/>
-          <w:lang w:val="es-VE"/>
-        </w:rPr>
-        <w:t>—</w:t>
-      </w:r>
-      <w:r>
-        <w:rPr>
-          <w:i/>
-          <w:sz w:val="20"/>
-          <w:lang w:val="es-VE"/>
-        </w:rPr>
-        <w:t xml:space="preserve"> </w:t>
-      </w:r>
-      <w:r>
-        <w:rPr>
-          <w:i/>
-          <w:sz w:val="20"/>
-          <w:lang w:val="es-VE"/>
-        </w:rPr>
-        <w:t xml:space="preserve">  </w:t>
-      </w:r>
-      <w:proofErr w:type="spellStart"/>
-      <w:r>
-        <w:rPr>
-          <w:i/>
-          <w:sz w:val="20"/>
-          <w:lang w:val="es-VE"/>
-        </w:rPr>
-        <w:t>may</w:t>
-      </w:r>
-      <w:proofErr w:type="spellEnd"/>
-      <w:r>
-        <w:rPr>
-          <w:i/>
-          <w:sz w:val="20"/>
-          <w:lang w:val="es-VE"/>
-        </w:rPr>
-        <w:t>. 2014 – feb. 2019</w:t>
+        </w:rPr>
+        <w:t xml:space="preserve">  -  may. 2014 - abr. 2019</w:t>
       </w:r>
     </w:p>
     <w:p>
@@ -2063,10 +2021,7 @@
         </w:rPr>
       </w:pPr>
       <w:r>
-        <w:rPr>
-          <w:lang w:val="es-VE"/>
-        </w:rPr>
-        <w:t xml:space="preserve">  • AEC – Administración TI en la nube (en progreso) – Champlain College – Saint-Lambert, QC, Canadá</w:t>
+        <w:t>AEC - Administración TI en la nube (Graduación sep. 2026) - Champlain College - Saint-Lambert, QC, Canadá</w:t>
       </w:r>
     </w:p>
     <w:p>
@@ -2079,10 +2034,7 @@
         </w:rPr>
       </w:pPr>
       <w:r>
-        <w:rPr>
-          <w:lang w:val="es-VE"/>
-        </w:rPr>
-        <w:t>• AEC – Ciberseguridad: prevención e intervención – Champlain College – Saint-Lambert, QC, Canadá</w:t>
+        <w:t>AEC - Ciberseguridad: prevención e intervención (Graduación feb. 2026) - Champlain College - Saint-Lambert, QC, Canadá</w:t>
       </w:r>
     </w:p>
     <w:p>

--- a/Franklyn_Vasquez_CV_ES.docx
+++ b/Franklyn_Vasquez_CV_ES.docx
@@ -4,2701 +4,713 @@
   <w:body>
     <w:p>
       <w:pPr>
-        <w:spacing w:line="240" w:lineRule="auto"/>
-        <w:jc w:val="center"/>
-        <w:rPr>
-          <w:lang w:val="fr-CA"/>
-        </w:rPr>
+        <w:pStyle w:val="CVNameX"/>
       </w:pPr>
       <w:r>
         <w:rPr>
-          <w:lang w:val="fr-CA"/>
+          <w:b w:val="0"/>
+          <w:lang w:val="es"/>
         </w:rPr>
-        <w:t>Franklyn Jose Vasquez Marin</w:t>
+        <w:t>FRANKLYN JOSÉ VASQUEZ MARÍN</w:t>
       </w:r>
     </w:p>
     <w:p>
       <w:pPr>
-        <w:spacing w:line="240" w:lineRule="auto"/>
-        <w:jc w:val="center"/>
-        <w:rPr>
-          <w:lang w:val="fr-CA"/>
-        </w:rPr>
+        <w:pStyle w:val="CVContactX"/>
       </w:pPr>
       <w:r>
         <w:rPr>
-          <w:sz w:val="19"/>
-          <w:lang w:val="fr-CA"/>
+          <w:b w:val="0"/>
+          <w:lang w:val="es"/>
         </w:rPr>
-        <w:t xml:space="preserve">Longueuil, Québec, </w:t>
-      </w:r>
-      <w:proofErr w:type="gramStart"/>
-      <w:r>
-        <w:rPr>
-          <w:sz w:val="19"/>
-          <w:lang w:val="fr-CA"/>
-        </w:rPr>
-        <w:t>Canada  |</w:t>
-      </w:r>
-      <w:proofErr w:type="gramEnd"/>
-      <w:r>
-        <w:rPr>
-          <w:sz w:val="19"/>
-          <w:lang w:val="fr-CA"/>
-        </w:rPr>
-        <w:t xml:space="preserve"> vasquezfu@gmail.com</w:t>
+        <w:t>Greenfield Park (Longueuil), Quebec, Canadá  |  vasquezfu@gmail.com</w:t>
       </w:r>
     </w:p>
     <w:p>
       <w:pPr>
-        <w:spacing w:line="240" w:lineRule="auto"/>
-        <w:jc w:val="center"/>
-        <w:rPr>
-          <w:sz w:val="18"/>
-        </w:rPr>
+        <w:pStyle w:val="CVContactX"/>
       </w:pPr>
       <w:r>
         <w:rPr>
-          <w:sz w:val="18"/>
+          <w:b w:val="0"/>
+          <w:lang w:val="es"/>
         </w:rPr>
-        <w:t xml:space="preserve">LinkedIn: </w:t>
+        <w:t>linkedin.com/in/franklynvasquez  |  franklynvasquez.com</w:t>
       </w:r>
-      <w:hyperlink r:id="rId8" w:history="1">
-        <w:r>
-          <w:rPr>
-            <w:rStyle w:val="Hyperlink"/>
-            <w:color w:val="0563C1"/>
-          </w:rPr>
-          <w:t>https://www.linkedin.com/in/franklynvasquez</w:t>
-        </w:r>
-      </w:hyperlink>
     </w:p>
     <w:p>
       <w:pPr>
-        <w:spacing w:line="240" w:lineRule="auto"/>
-        <w:jc w:val="center"/>
-        <w:rPr>
-          <w:sz w:val="18"/>
-          <w:lang w:val="es-VE"/>
-        </w:rPr>
+        <w:pStyle w:val="CVHeadlineX"/>
       </w:pPr>
-      <w:proofErr w:type="gramStart"/>
       <w:r>
         <w:rPr>
-          <w:sz w:val="18"/>
-          <w:lang w:val="es-VE"/>
+          <w:b w:val="0"/>
+          <w:lang w:val="es"/>
         </w:rPr>
-        <w:t>Portfolio</w:t>
+        <w:t>INGENIERO DE SISTEMAS  |  ADMINISTRADOR DE NUBE Y TI  |  DESARROLLADOR FULL-STACK .NET</w:t>
       </w:r>
-      <w:proofErr w:type="gramEnd"/>
-      <w:r>
-        <w:rPr>
-          <w:sz w:val="18"/>
-          <w:lang w:val="es-VE"/>
-        </w:rPr>
-        <w:t xml:space="preserve">: </w:t>
-      </w:r>
-      <w:hyperlink r:id="rId9" w:history="1">
-        <w:r>
-          <w:rPr>
-            <w:rStyle w:val="Hyperlink"/>
-            <w:color w:val="0563C1"/>
-            <w:lang w:val="es-VE"/>
-          </w:rPr>
-          <w:t>https://www.franklynvasquez.com</w:t>
-        </w:r>
-      </w:hyperlink>
     </w:p>
     <w:p>
       <w:pPr>
+        <w:pStyle w:val="CVSectionX"/>
         <w:pBdr>
-          <w:bottom w:val="single" w:sz="6" w:space="1" w:color="9FBAD0"/>
+          <w:bottom w:val="single" w:sz="4" w:space="2" w:color="999999"/>
         </w:pBdr>
-        <w:spacing w:before="120" w:after="60"/>
-        <w:jc w:val="center"/>
+      </w:pPr>
+      <w:r>
         <w:rPr>
-          <w:b/>
-          <w:color w:val="1F4E79"/>
-          <w:sz w:val="25"/>
-          <w:lang w:val="es-VE"/>
+          <w:b w:val="0"/>
+          <w:lang w:val="es"/>
         </w:rPr>
+        <w:t>RESUMEN PROFESIONAL</w:t>
+      </w:r>
+    </w:p>
+    <w:p>
+      <w:pPr>
+        <w:pStyle w:val="CVBodyX"/>
+      </w:pPr>
+      <w:r>
+        <w:rPr>
+          <w:b w:val="0"/>
+          <w:lang w:val="es"/>
+        </w:rPr>
+        <w:t>Ingeniero de sistemas y profesional de TI con experiencia en soporte de equipos Windows, aplicaciones empresariales, gestión de accesos y conectividad en un entorno de centro de datos. Experiencia en C#/.NET, SQL Server, IIS y desarrollo web, complementada con formación en administración de nube y ciberseguridad. Familiarizado con Microsoft Azure, AWS, Windows Server, Active Directory / Entra ID, PowerShell, virtualización y prácticas de CI/CD. Combina la solución de problemas de infraestructura, el desarrollo de software y el soporte a usuarios para mantener sistemas empresariales confiables.</w:t>
+      </w:r>
+    </w:p>
+    <w:p>
+      <w:pPr>
+        <w:pStyle w:val="CVSectionX"/>
+        <w:pBdr>
+          <w:bottom w:val="single" w:sz="4" w:space="2" w:color="999999"/>
+        </w:pBdr>
+      </w:pPr>
+      <w:r>
+        <w:rPr>
+          <w:b w:val="0"/>
+          <w:lang w:val="es"/>
+        </w:rPr>
+        <w:t>HABILIDADES TÉCNICAS</w:t>
+      </w:r>
+    </w:p>
+    <w:p>
+      <w:pPr>
+        <w:pStyle w:val="CVSkillsX"/>
       </w:pPr>
       <w:r>
         <w:rPr>
           <w:b/>
-          <w:color w:val="1F4E79"/>
-          <w:sz w:val="25"/>
-          <w:lang w:val="es-VE"/>
+          <w:lang w:val="es"/>
         </w:rPr>
-        <w:t>Ingeniero de sistemas | Infraestructura TI | Administración en la nube | Ciberseguridad</w:t>
+        <w:t xml:space="preserve">Sistemas y administración: </w:t>
+      </w:r>
+      <w:r>
+        <w:rPr>
+          <w:b w:val="0"/>
+          <w:lang w:val="es"/>
+        </w:rPr>
+        <w:t>Windows Server 2016/2022, Windows 10/11, Active Directory, Microsoft Entra ID, directivas de grupo (GPO), Microsoft 365, PowerShell, IIS, VMware, Hyper-V y soporte de endpoints.</w:t>
       </w:r>
     </w:p>
     <w:p>
       <w:pPr>
+        <w:pStyle w:val="CVSkillsX"/>
+      </w:pPr>
+      <w:r>
+        <w:rPr>
+          <w:b/>
+          <w:lang w:val="es"/>
+        </w:rPr>
+        <w:t xml:space="preserve">Nube y DevOps: </w:t>
+      </w:r>
+      <w:r>
+        <w:rPr>
+          <w:b w:val="0"/>
+          <w:lang w:val="es"/>
+        </w:rPr>
+        <w:t>Microsoft Azure (App Service, Functions, Azure SQL, Storage, Key Vault), AWS (Lambda, API Gateway, Cognito, S3, Aurora, DynamoDB), Azure DevOps CI/CD, GitHub Actions, Docker y CloudWatch.</w:t>
+      </w:r>
+    </w:p>
+    <w:p>
+      <w:pPr>
+        <w:pStyle w:val="CVSkillsX"/>
+      </w:pPr>
+      <w:r>
+        <w:rPr>
+          <w:b/>
+          <w:lang w:val="es"/>
+        </w:rPr>
+        <w:t xml:space="preserve">Seguridad, redes y soporte: </w:t>
+      </w:r>
+      <w:r>
+        <w:rPr>
+          <w:b w:val="0"/>
+          <w:lang w:val="es"/>
+        </w:rPr>
+        <w:t>KACE SDA/SMA, implementación PXE, ESET Protect/FDE, solución de problemas de identidad y acceso, redes TCP/IP, soporte de aplicaciones, parches, validación de software y documentación técnica.</w:t>
+      </w:r>
+    </w:p>
+    <w:p>
+      <w:pPr>
+        <w:pStyle w:val="CVSkillsX"/>
+      </w:pPr>
+      <w:r>
+        <w:rPr>
+          <w:b/>
+          <w:lang w:val="es"/>
+        </w:rPr>
+        <w:t xml:space="preserve">Software y bases de datos: </w:t>
+      </w:r>
+      <w:r>
+        <w:rPr>
+          <w:b w:val="0"/>
+          <w:lang w:val="es"/>
+        </w:rPr>
+        <w:t>C#, ASP.NET, .NET Core, API REST, SQL Server, T-SQL, MySQL, PostgreSQL, Node.js, OAuth y Git/GitHub.</w:t>
+      </w:r>
+    </w:p>
+    <w:p>
+      <w:pPr>
+        <w:pStyle w:val="CVSkillsX"/>
+      </w:pPr>
+      <w:r>
+        <w:rPr>
+          <w:b/>
+          <w:lang w:val="es"/>
+        </w:rPr>
+        <w:t xml:space="preserve">Tecnologías web: </w:t>
+      </w:r>
+      <w:r>
+        <w:rPr>
+          <w:b w:val="0"/>
+          <w:lang w:val="es"/>
+        </w:rPr>
+        <w:t>React, Next.js, TypeScript, JavaScript, HTML5, CSS3, Tailwind CSS, interfaces responsivas y validación de formularios.</w:t>
+      </w:r>
+    </w:p>
+    <w:p>
+      <w:pPr>
+        <w:pStyle w:val="CVSectionX"/>
         <w:pBdr>
-          <w:bottom w:val="single" w:sz="6" w:space="1" w:color="9FBAD0"/>
+          <w:bottom w:val="single" w:sz="4" w:space="2" w:color="999999"/>
         </w:pBdr>
-        <w:spacing w:before="120" w:after="60"/>
+      </w:pPr>
+      <w:r>
+        <w:rPr>
+          <w:b w:val="0"/>
+          <w:lang w:val="es"/>
+        </w:rPr>
+        <w:t>EXPERIENCIA PROFESIONAL</w:t>
+      </w:r>
+    </w:p>
+    <w:p>
+      <w:pPr>
+        <w:pStyle w:val="CVJobX"/>
+      </w:pPr>
+      <w:r>
+        <w:rPr>
+          <w:b w:val="0"/>
+          <w:lang w:val="es"/>
+        </w:rPr>
+        <w:t>Pasante de soporte de TI  |  eStruxture Data Centers  |  Montreal, QC  |  jul. 2026 – sep. 2026</w:t>
+      </w:r>
+    </w:p>
+    <w:p>
+      <w:pPr>
+        <w:pStyle w:val="CVBulletX"/>
+      </w:pPr>
+      <w:r>
+        <w:rPr>
+          <w:b w:val="0"/>
+          <w:lang w:val="es"/>
+        </w:rPr>
+        <w:t>•  Resolví problemas de equipos Windows, errores de aplicaciones, permisos de usuarios, identidad, acceso y conectividad en un entorno de TI de centro de datos en producción con un inventario aproximado de 550 PC.</w:t>
+      </w:r>
+    </w:p>
+    <w:p>
+      <w:pPr>
+        <w:pStyle w:val="CVBulletX"/>
+      </w:pPr>
+      <w:r>
+        <w:rPr>
+          <w:b w:val="0"/>
+          <w:lang w:val="es"/>
+        </w:rPr>
+        <w:t>•  Brindé soporte a implementaciones de equipos mediante KACE SDA/SMA y PXE, actualizaciones de software, seguridad de endpoints con ESET Protect/FDE y validación de aplicaciones.</w:t>
+      </w:r>
+    </w:p>
+    <w:p>
+      <w:pPr>
+        <w:pStyle w:val="CVBulletX"/>
+      </w:pPr>
+      <w:r>
+        <w:rPr>
+          <w:b w:val="0"/>
+          <w:lang w:val="es"/>
+        </w:rPr>
+        <w:t>•  Configuré 8x8 Work en 20 PC y ayudé a estandarizar los procedimientos de instalación, verificación y solución de problemas de software.</w:t>
+      </w:r>
+    </w:p>
+    <w:p>
+      <w:pPr>
+        <w:pStyle w:val="CVBulletX"/>
+      </w:pPr>
+      <w:r>
+        <w:rPr>
+          <w:b w:val="0"/>
+          <w:lang w:val="es"/>
+        </w:rPr>
+        <w:t>•  Colaboré con herramientas empresariales y flujos de acceso, documenté soluciones y escalé problemas de infraestructura cuando fue necesario.</w:t>
+      </w:r>
+    </w:p>
+    <w:p>
+      <w:pPr>
+        <w:pStyle w:val="CVJobX"/>
+      </w:pPr>
+      <w:r>
+        <w:rPr>
+          <w:b w:val="0"/>
+          <w:lang w:val="es"/>
+        </w:rPr>
+        <w:t>Desarrollo profesional y formación técnica  |  Saint-Lambert, QC  |  nov. 2024 – jun. 2026</w:t>
+      </w:r>
+    </w:p>
+    <w:p>
+      <w:pPr>
+        <w:pStyle w:val="CVBulletX"/>
+      </w:pPr>
+      <w:r>
+        <w:rPr>
+          <w:b w:val="0"/>
+          <w:lang w:val="es"/>
+        </w:rPr>
+        <w:t>•  Completé estudios en Ciberseguridad: prevención e intervención (título obtenido en feb. 2026) y Administración de TI en la nube (título obtenido en sep. 2026) en Champlain College.</w:t>
+      </w:r>
+    </w:p>
+    <w:p>
+      <w:pPr>
+        <w:pStyle w:val="CVJobX"/>
+      </w:pPr>
+      <w:r>
+        <w:rPr>
+          <w:b w:val="0"/>
+          <w:lang w:val="es"/>
+        </w:rPr>
+        <w:t>Consultor independiente de tecnologías de la información  |  Autónomo  |  Longueuil, QC  |  abr. 2019 – sep. 2024</w:t>
+      </w:r>
+    </w:p>
+    <w:p>
+      <w:pPr>
+        <w:pStyle w:val="CVBulletX"/>
+      </w:pPr>
+      <w:r>
+        <w:rPr>
+          <w:b w:val="0"/>
+          <w:lang w:val="es"/>
+        </w:rPr>
+        <w:t>•  Desarrollé, mantuve y brindé soporte a aplicaciones empresariales con C#/.NET, SQL Server y API REST, mejorando funcionalidades para flujos de trabajo operativos.</w:t>
+      </w:r>
+    </w:p>
+    <w:p>
+      <w:pPr>
+        <w:pStyle w:val="CVBulletX"/>
+      </w:pPr>
+      <w:r>
+        <w:rPr>
+          <w:b w:val="0"/>
+          <w:lang w:val="es"/>
+        </w:rPr>
+        <w:t>•  Diagnostiqué y resolví problemas de aplicaciones, bases de datos, autenticación, servidores web e implementación en componentes front-end y back-end.</w:t>
+      </w:r>
+    </w:p>
+    <w:p>
+      <w:pPr>
+        <w:pStyle w:val="CVBulletX"/>
+      </w:pPr>
+      <w:r>
+        <w:rPr>
+          <w:b w:val="0"/>
+          <w:lang w:val="es"/>
+        </w:rPr>
+        <w:t>•  Realicé pruebas funcionales, soporte a usuarios y documentación técnica; trabajé con aplicaciones alojadas en IIS y entornos de bases de datos.</w:t>
+      </w:r>
+    </w:p>
+    <w:p>
+      <w:pPr>
+        <w:pStyle w:val="CVJobX"/>
+      </w:pPr>
+      <w:r>
+        <w:rPr>
+          <w:b w:val="0"/>
+          <w:lang w:val="es"/>
+        </w:rPr>
+        <w:t>Ingeniero de procesos  |  PDVSA, refinería de petróleo  |  Puerto La Cruz, Venezuela  |  may. 2014 – mar. 2019</w:t>
+      </w:r>
+    </w:p>
+    <w:p>
+      <w:pPr>
+        <w:pStyle w:val="CVBulletX"/>
+      </w:pPr>
+      <w:r>
+        <w:rPr>
+          <w:b w:val="0"/>
+          <w:lang w:val="es"/>
+        </w:rPr>
+        <w:t>•  Colaboré con equipos operativos y técnicos en mejoras de procesos, requisitos de informes y documentación de flujos de trabajo empresariales.</w:t>
+      </w:r>
+    </w:p>
+    <w:p>
+      <w:pPr>
+        <w:pStyle w:val="CVJobX"/>
         <w:rPr>
           <w:lang w:val="es-VE"/>
         </w:rPr>
       </w:pPr>
       <w:r>
         <w:rPr>
-          <w:b/>
-          <w:color w:val="1F4E79"/>
-          <w:lang w:val="es-VE"/>
+          <w:b w:val="0"/>
+          <w:lang w:val="es"/>
         </w:rPr>
-        <w:t>RESUMEN PROFESIONAL</w:t>
+        <w:t>Analista ERP  |  PDVSA, refinería de petróleo  |  Puerto La Cruz, Venezuela  |  mar. 2013 – may. 2014</w:t>
       </w:r>
     </w:p>
     <w:p>
       <w:pPr>
+        <w:pStyle w:val="CVBulletX"/>
+      </w:pPr>
+      <w:r>
+        <w:rPr>
+          <w:b w:val="0"/>
+          <w:lang w:val="es"/>
+        </w:rPr>
+        <w:t>•  Brindé soporte a usuarios de ERP, resolución de incidentes, pruebas funcionales e informes empresariales junto con equipos de tecnología y operaciones.</w:t>
+      </w:r>
+    </w:p>
+    <w:p>
+      <w:pPr>
+        <w:pStyle w:val="CVSectionX"/>
         <w:pBdr>
-          <w:bottom w:val="single" w:sz="6" w:space="1" w:color="9FBAD0"/>
+          <w:bottom w:val="single" w:sz="4" w:space="2" w:color="999999"/>
         </w:pBdr>
-        <w:spacing w:before="120" w:after="60"/>
-        <w:jc w:val="both"/>
+      </w:pPr>
+      <w:r>
+        <w:rPr>
+          <w:b w:val="0"/>
+          <w:lang w:val="es"/>
+        </w:rPr>
+        <w:t>PROYECTOS SELECCIONADOS DE SOFTWARE Y NUBE</w:t>
+      </w:r>
+    </w:p>
+    <w:p>
+      <w:pPr>
+        <w:pStyle w:val="CVProjectX"/>
+      </w:pPr>
+      <w:r>
+        <w:rPr>
+          <w:b w:val="0"/>
+          <w:lang w:val="es"/>
+        </w:rPr>
+        <w:t>GiveSwap  |  Mercado digital full-stack  |  giveswap.com</w:t>
+      </w:r>
+    </w:p>
+    <w:p>
+      <w:pPr>
+        <w:pStyle w:val="CVBulletX"/>
+      </w:pPr>
+      <w:r>
+        <w:rPr>
+          <w:b w:val="0"/>
+          <w:lang w:val="es"/>
+        </w:rPr>
+        <w:t>•  Desarrollé un mercado digital con React/Next.js, TypeScript, Node.js y API REST; integré AWS Cognito, Aurora PostgreSQL, DynamoDB y S3 para autenticación, datos y almacenamiento, con Git/GitHub y CloudWatch para pruebas de versiones.</w:t>
+      </w:r>
+    </w:p>
+    <w:p>
+      <w:pPr>
+        <w:pStyle w:val="CVProjectX"/>
         <w:rPr>
           <w:lang w:val="es-VE"/>
         </w:rPr>
       </w:pPr>
       <w:r>
         <w:rPr>
-          <w:lang w:val="es-VE"/>
+          <w:b w:val="0"/>
+          <w:lang w:val="es"/>
         </w:rPr>
-        <w:t xml:space="preserve">Ingeniero de sistemas con más de 5 años de experiencia en infraestructura TI, administración en la nube, virtualización, ciberseguridad, herramientas DevOps y soporte empresarial. Experiencia con Windows Server, VMware, Active </w:t>
-      </w:r>
-      <w:proofErr w:type="spellStart"/>
-      <w:r>
-        <w:rPr>
-          <w:lang w:val="es-VE"/>
-        </w:rPr>
-        <w:t>Directory</w:t>
-      </w:r>
-      <w:proofErr w:type="spellEnd"/>
-      <w:r>
-        <w:rPr>
-          <w:lang w:val="es-VE"/>
-        </w:rPr>
-        <w:t xml:space="preserve">, GPO, Linux, plataformas en la nube, GitHub, Docker, </w:t>
-      </w:r>
-      <w:proofErr w:type="spellStart"/>
-      <w:r>
-        <w:rPr>
-          <w:lang w:val="es-VE"/>
-        </w:rPr>
-        <w:t>Kubernetes</w:t>
-      </w:r>
-      <w:proofErr w:type="spellEnd"/>
-      <w:r>
-        <w:rPr>
-          <w:lang w:val="es-VE"/>
-        </w:rPr>
-        <w:t>, CI/CD, SQL y desarrollo de aplicaciones. Los proyectos personales prácticos incluyen aplicaciones Android publicadas, que demuestran desarrollo de software, entrega de productos, integración de sistemas y diseño centrado en el usuario. Sólida experiencia en documentación técnica, solución de problemas, capacitación de personal y prestación de servicios TI.</w:t>
+        <w:t>Drones Latinoamérica  |  Plataforma de contenido bilingüe  |  drones-latinoamerica.com</w:t>
       </w:r>
     </w:p>
     <w:p>
       <w:pPr>
+        <w:pStyle w:val="CVBulletX"/>
+      </w:pPr>
+      <w:r>
+        <w:rPr>
+          <w:b w:val="0"/>
+          <w:lang w:val="es"/>
+        </w:rPr>
+        <w:t>•  Creé y mantuve un sitio web técnico bilingüe con recursos categorizados y navegación responsiva.</w:t>
+      </w:r>
+    </w:p>
+    <w:p>
+      <w:pPr>
+        <w:pStyle w:val="CVProjectX"/>
+      </w:pPr>
+      <w:r>
+        <w:rPr>
+          <w:b w:val="0"/>
+          <w:lang w:val="es"/>
+        </w:rPr>
+        <w:t>SysSign Inspector Pro y ClearZonePC  |  Utilidades para Windows</w:t>
+      </w:r>
+    </w:p>
+    <w:p>
+      <w:pPr>
+        <w:pStyle w:val="CVBulletX"/>
+      </w:pPr>
+      <w:r>
+        <w:rPr>
+          <w:b w:val="0"/>
+          <w:lang w:val="es"/>
+        </w:rPr>
+        <w:t>•  Desarrollé dos utilidades para seguridad y mantenimiento de Windows, con inspección de procesos, verificación de firmas, revisión de almacenamiento y gestión de software.</w:t>
+      </w:r>
+    </w:p>
+    <w:p>
+      <w:pPr>
+        <w:pStyle w:val="CVSectionX"/>
         <w:pBdr>
-          <w:bottom w:val="single" w:sz="6" w:space="1" w:color="9FBAD0"/>
+          <w:bottom w:val="single" w:sz="4" w:space="2" w:color="999999"/>
         </w:pBdr>
-        <w:spacing w:before="120" w:after="60"/>
+      </w:pPr>
+      <w:r>
         <w:rPr>
-          <w:b/>
-          <w:color w:val="1F4E79"/>
+          <w:b w:val="0"/>
+          <w:lang w:val="es"/>
         </w:rPr>
+        <w:t>EDUCACIÓN</w:t>
+      </w:r>
+    </w:p>
+    <w:p>
+      <w:pPr>
+        <w:pStyle w:val="CVEduX"/>
       </w:pPr>
       <w:r>
         <w:rPr>
           <w:b/>
-          <w:color w:val="1F4E79"/>
+          <w:lang w:val="es"/>
         </w:rPr>
-        <w:t>COMPETENCIAS PRINCIPALES</w:t>
+        <w:t>Licenciatura en Ingeniería de Sistemas</w:t>
+      </w:r>
+      <w:r>
+        <w:rPr>
+          <w:b w:val="0"/>
+          <w:lang w:val="es"/>
+        </w:rPr>
+        <w:t xml:space="preserve">  |  Universidad Politécnica Santiago Mariño, Venezuela  |  2011</w:t>
       </w:r>
     </w:p>
-    <w:tbl>
-      <w:tblPr>
-        <w:tblW w:w="0" w:type="auto"/>
-        <w:jc w:val="center"/>
-        <w:tblBorders>
-          <w:top w:val="single" w:sz="4" w:space="0" w:color="D9E1F2"/>
-          <w:left w:val="single" w:sz="4" w:space="0" w:color="D9E1F2"/>
-          <w:bottom w:val="single" w:sz="4" w:space="0" w:color="D9E1F2"/>
-          <w:right w:val="single" w:sz="4" w:space="0" w:color="D9E1F2"/>
-          <w:insideH w:val="single" w:sz="4" w:space="0" w:color="D9E1F2"/>
-          <w:insideV w:val="single" w:sz="4" w:space="0" w:color="D9E1F2"/>
-        </w:tblBorders>
-        <w:tblLayout w:type="fixed"/>
-        <w:tblLook w:val="04A0" w:firstRow="1" w:lastRow="0" w:firstColumn="1" w:lastColumn="0" w:noHBand="0" w:noVBand="1"/>
-      </w:tblPr>
-      <w:tblGrid>
-        <w:gridCol w:w="3175"/>
-        <w:gridCol w:w="3175"/>
-        <w:gridCol w:w="3175"/>
-      </w:tblGrid>
-      <w:tr>
-        <w:trPr>
-          <w:trHeight w:val="297"/>
-          <w:jc w:val="center"/>
-        </w:trPr>
-        <w:tc>
-          <w:tcPr>
-            <w:tcW w:w="3175" w:type="dxa"/>
-            <w:tcBorders>
-              <w:top w:val="single" w:sz="4" w:space="0" w:color="D9E1F2"/>
-              <w:left w:val="single" w:sz="4" w:space="0" w:color="D9E1F2"/>
-              <w:bottom w:val="single" w:sz="4" w:space="0" w:color="D9E1F2"/>
-              <w:right w:val="single" w:sz="4" w:space="0" w:color="D9E1F2"/>
-            </w:tcBorders>
-            <w:vAlign w:val="center"/>
-            <w:hideMark/>
-          </w:tcPr>
-          <w:p>
-            <w:r>
-              <w:t>Windows Server 2016/2022</w:t>
-            </w:r>
-          </w:p>
-        </w:tc>
-        <w:tc>
-          <w:tcPr>
-            <w:tcW w:w="3175" w:type="dxa"/>
-            <w:tcBorders>
-              <w:top w:val="single" w:sz="4" w:space="0" w:color="D9E1F2"/>
-              <w:left w:val="single" w:sz="4" w:space="0" w:color="D9E1F2"/>
-              <w:bottom w:val="single" w:sz="4" w:space="0" w:color="D9E1F2"/>
-              <w:right w:val="single" w:sz="4" w:space="0" w:color="D9E1F2"/>
-            </w:tcBorders>
-            <w:vAlign w:val="center"/>
-            <w:hideMark/>
-          </w:tcPr>
-          <w:p>
-            <w:r>
-              <w:t>Active Directory y GPO</w:t>
-            </w:r>
-          </w:p>
-        </w:tc>
-        <w:tc>
-          <w:tcPr>
-            <w:tcW w:w="3175" w:type="dxa"/>
-            <w:tcBorders>
-              <w:top w:val="single" w:sz="4" w:space="0" w:color="D9E1F2"/>
-              <w:left w:val="single" w:sz="4" w:space="0" w:color="D9E1F2"/>
-              <w:bottom w:val="single" w:sz="4" w:space="0" w:color="D9E1F2"/>
-              <w:right w:val="single" w:sz="4" w:space="0" w:color="D9E1F2"/>
-            </w:tcBorders>
-            <w:vAlign w:val="center"/>
-            <w:hideMark/>
-          </w:tcPr>
-          <w:p>
-            <w:r>
-              <w:t xml:space="preserve">VMware / </w:t>
-            </w:r>
-            <w:proofErr w:type="spellStart"/>
-            <w:r>
-              <w:t>Virtualización</w:t>
-            </w:r>
-            <w:proofErr w:type="spellEnd"/>
-          </w:p>
-        </w:tc>
-      </w:tr>
-      <w:tr>
-        <w:trPr>
-          <w:trHeight w:val="501"/>
-          <w:jc w:val="center"/>
-        </w:trPr>
-        <w:tc>
-          <w:tcPr>
-            <w:tcW w:w="3175" w:type="dxa"/>
-            <w:tcBorders>
-              <w:top w:val="single" w:sz="4" w:space="0" w:color="D9E1F2"/>
-              <w:left w:val="single" w:sz="4" w:space="0" w:color="D9E1F2"/>
-              <w:bottom w:val="single" w:sz="4" w:space="0" w:color="D9E1F2"/>
-              <w:right w:val="single" w:sz="4" w:space="0" w:color="D9E1F2"/>
-            </w:tcBorders>
-            <w:vAlign w:val="center"/>
-            <w:hideMark/>
-          </w:tcPr>
-          <w:p>
-            <w:r>
-              <w:t>Nube, DevOps y GitHub</w:t>
-            </w:r>
-          </w:p>
-        </w:tc>
-        <w:tc>
-          <w:tcPr>
-            <w:tcW w:w="3175" w:type="dxa"/>
-            <w:tcBorders>
-              <w:top w:val="single" w:sz="4" w:space="0" w:color="D9E1F2"/>
-              <w:left w:val="single" w:sz="4" w:space="0" w:color="D9E1F2"/>
-              <w:bottom w:val="single" w:sz="4" w:space="0" w:color="D9E1F2"/>
-              <w:right w:val="single" w:sz="4" w:space="0" w:color="D9E1F2"/>
-            </w:tcBorders>
-            <w:vAlign w:val="center"/>
-            <w:hideMark/>
-          </w:tcPr>
-          <w:p>
-            <w:proofErr w:type="spellStart"/>
-            <w:r>
-              <w:t>Prestación</w:t>
-            </w:r>
-            <w:proofErr w:type="spellEnd"/>
-            <w:r>
-              <w:t xml:space="preserve"> de </w:t>
-            </w:r>
-            <w:proofErr w:type="spellStart"/>
-            <w:r>
-              <w:t>servicios</w:t>
-            </w:r>
-            <w:proofErr w:type="spellEnd"/>
-            <w:r>
-              <w:t xml:space="preserve"> TI</w:t>
-            </w:r>
-          </w:p>
-        </w:tc>
-        <w:tc>
-          <w:tcPr>
-            <w:tcW w:w="3175" w:type="dxa"/>
-            <w:tcBorders>
-              <w:top w:val="single" w:sz="4" w:space="0" w:color="D9E1F2"/>
-              <w:left w:val="single" w:sz="4" w:space="0" w:color="D9E1F2"/>
-              <w:bottom w:val="single" w:sz="4" w:space="0" w:color="D9E1F2"/>
-              <w:right w:val="single" w:sz="4" w:space="0" w:color="D9E1F2"/>
-            </w:tcBorders>
-            <w:vAlign w:val="center"/>
-            <w:hideMark/>
-          </w:tcPr>
-          <w:p>
-            <w:r>
-              <w:t xml:space="preserve">Desarrollo de </w:t>
-            </w:r>
-            <w:proofErr w:type="spellStart"/>
-            <w:r>
-              <w:t>aplicaciones</w:t>
-            </w:r>
-            <w:proofErr w:type="spellEnd"/>
-          </w:p>
-        </w:tc>
-      </w:tr>
-      <w:tr>
-        <w:trPr>
-          <w:jc w:val="center"/>
-        </w:trPr>
-        <w:tc>
-          <w:tcPr>
-            <w:tcW w:w="3175" w:type="dxa"/>
-            <w:tcBorders>
-              <w:top w:val="single" w:sz="4" w:space="0" w:color="D9E1F2"/>
-              <w:left w:val="single" w:sz="4" w:space="0" w:color="D9E1F2"/>
-              <w:bottom w:val="single" w:sz="4" w:space="0" w:color="D9E1F2"/>
-              <w:right w:val="single" w:sz="4" w:space="0" w:color="D9E1F2"/>
-            </w:tcBorders>
-            <w:hideMark/>
-          </w:tcPr>
-          <w:p>
-            <w:proofErr w:type="spellStart"/>
-            <w:r>
-              <w:t>Fortalecimiento</w:t>
-            </w:r>
-            <w:proofErr w:type="spellEnd"/>
-            <w:r>
-              <w:t xml:space="preserve"> de </w:t>
-            </w:r>
-            <w:proofErr w:type="spellStart"/>
-            <w:r>
-              <w:t>seguridad</w:t>
-            </w:r>
-            <w:proofErr w:type="spellEnd"/>
-          </w:p>
-        </w:tc>
-        <w:tc>
-          <w:tcPr>
-            <w:tcW w:w="3175" w:type="dxa"/>
-            <w:tcBorders>
-              <w:top w:val="single" w:sz="4" w:space="0" w:color="D9E1F2"/>
-              <w:left w:val="single" w:sz="4" w:space="0" w:color="D9E1F2"/>
-              <w:bottom w:val="single" w:sz="4" w:space="0" w:color="D9E1F2"/>
-              <w:right w:val="single" w:sz="4" w:space="0" w:color="D9E1F2"/>
-            </w:tcBorders>
-            <w:hideMark/>
-          </w:tcPr>
-          <w:p>
-            <w:proofErr w:type="spellStart"/>
-            <w:r>
-              <w:t>Integración</w:t>
-            </w:r>
-            <w:proofErr w:type="spellEnd"/>
-            <w:r>
-              <w:t xml:space="preserve"> de </w:t>
-            </w:r>
-            <w:proofErr w:type="spellStart"/>
-            <w:r>
-              <w:t>sistemas</w:t>
-            </w:r>
-            <w:proofErr w:type="spellEnd"/>
-          </w:p>
-        </w:tc>
-        <w:tc>
-          <w:tcPr>
-            <w:tcW w:w="3175" w:type="dxa"/>
-            <w:tcBorders>
-              <w:top w:val="single" w:sz="4" w:space="0" w:color="D9E1F2"/>
-              <w:left w:val="single" w:sz="4" w:space="0" w:color="D9E1F2"/>
-              <w:bottom w:val="single" w:sz="4" w:space="0" w:color="D9E1F2"/>
-              <w:right w:val="single" w:sz="4" w:space="0" w:color="D9E1F2"/>
-            </w:tcBorders>
-            <w:hideMark/>
-          </w:tcPr>
-          <w:p>
-            <w:proofErr w:type="spellStart"/>
-            <w:r>
-              <w:t>Capacitación</w:t>
-            </w:r>
-            <w:proofErr w:type="spellEnd"/>
-            <w:r>
-              <w:t xml:space="preserve"> </w:t>
-            </w:r>
-            <w:proofErr w:type="spellStart"/>
-            <w:r>
-              <w:t>técnica</w:t>
-            </w:r>
-            <w:proofErr w:type="spellEnd"/>
-          </w:p>
-        </w:tc>
-      </w:tr>
-    </w:tbl>
     <w:p>
       <w:pPr>
-        <w:pBdr>
-          <w:bottom w:val="single" w:sz="6" w:space="1" w:color="9FBAD0"/>
-        </w:pBdr>
-        <w:spacing w:before="120" w:after="60"/>
-        <w:rPr>
-          <w:b/>
-          <w:color w:val="1F4E79"/>
-        </w:rPr>
+        <w:pStyle w:val="CVEduX"/>
       </w:pPr>
       <w:r>
         <w:rPr>
           <w:b/>
-          <w:color w:val="1F4E79"/>
+          <w:lang w:val="es"/>
         </w:rPr>
-        <w:t>HABILIDADES TÉCNICAS</w:t>
+        <w:t>AEC, Administración de TI en la nube</w:t>
+      </w:r>
+      <w:r>
+        <w:rPr>
+          <w:b w:val="0"/>
+          <w:lang w:val="es"/>
+        </w:rPr>
+        <w:t xml:space="preserve">  |  Champlain College, Saint-Lambert, QC  |  sep. 2026</w:t>
       </w:r>
     </w:p>
     <w:p>
       <w:pPr>
-        <w:pBdr>
-          <w:bottom w:val="single" w:sz="6" w:space="1" w:color="9FBAD0"/>
-        </w:pBdr>
-        <w:tabs>
-          <w:tab w:val="left" w:pos="3188"/>
-        </w:tabs>
-        <w:spacing w:after="0"/>
-        <w:rPr>
-          <w:b/>
-          <w:color w:val="366092"/>
-          <w:sz w:val="22"/>
-        </w:rPr>
+        <w:pStyle w:val="CVEduX"/>
       </w:pPr>
       <w:r>
         <w:rPr>
           <w:b/>
-          <w:color w:val="366092"/>
-          <w:sz w:val="22"/>
+          <w:lang w:val="es"/>
         </w:rPr>
-        <w:t xml:space="preserve">• </w:t>
-      </w:r>
-      <w:proofErr w:type="spellStart"/>
-      <w:r>
-        <w:rPr>
-          <w:b/>
-          <w:color w:val="366092"/>
-          <w:sz w:val="22"/>
-        </w:rPr>
-        <w:t>Plataformas</w:t>
-      </w:r>
-      <w:proofErr w:type="spellEnd"/>
-      <w:r>
-        <w:rPr>
-          <w:b/>
-          <w:color w:val="366092"/>
-          <w:sz w:val="22"/>
-        </w:rPr>
-        <w:t xml:space="preserve"> </w:t>
-      </w:r>
-      <w:proofErr w:type="spellStart"/>
-      <w:r>
-        <w:rPr>
-          <w:b/>
-          <w:color w:val="366092"/>
-          <w:sz w:val="22"/>
-        </w:rPr>
-        <w:t>en</w:t>
-      </w:r>
-      <w:proofErr w:type="spellEnd"/>
-      <w:r>
-        <w:rPr>
-          <w:b/>
-          <w:color w:val="366092"/>
-          <w:sz w:val="22"/>
-        </w:rPr>
-        <w:t xml:space="preserve"> la </w:t>
-      </w:r>
-      <w:proofErr w:type="spellStart"/>
-      <w:r>
-        <w:rPr>
-          <w:b/>
-          <w:color w:val="366092"/>
-          <w:sz w:val="22"/>
-        </w:rPr>
-        <w:t>nube</w:t>
-      </w:r>
-      <w:proofErr w:type="spellEnd"/>
-      <w:r>
-        <w:rPr>
-          <w:b/>
-          <w:color w:val="366092"/>
-          <w:sz w:val="22"/>
-        </w:rPr>
-        <w:t>:</w:t>
+        <w:t>AEC, Ciberseguridad: prevención e intervención</w:t>
       </w:r>
       <w:r>
         <w:rPr>
-          <w:b/>
-          <w:color w:val="366092"/>
-          <w:sz w:val="22"/>
+          <w:b w:val="0"/>
+          <w:lang w:val="es"/>
         </w:rPr>
-        <w:tab/>
+        <w:t xml:space="preserve">  |  Champlain College, Saint-Lambert, QC  |  feb. 2026</w:t>
       </w:r>
     </w:p>
     <w:p>
       <w:pPr>
+        <w:pStyle w:val="CVSectionX"/>
         <w:pBdr>
-          <w:bottom w:val="single" w:sz="6" w:space="1" w:color="9FBAD0"/>
+          <w:bottom w:val="single" w:sz="4" w:space="2" w:color="999999"/>
         </w:pBdr>
-        <w:spacing w:after="0"/>
-        <w:rPr>
-          <w:lang w:val="es-VE"/>
-        </w:rPr>
       </w:pPr>
       <w:r>
         <w:rPr>
-          <w:lang w:val="es-VE"/>
+          <w:b w:val="0"/>
+          <w:lang w:val="es"/>
         </w:rPr>
-        <w:t xml:space="preserve">AWS (EC2, IAM, VPC, grupos de seguridad), Microsoft Azure (máquinas virtuales, redes), Google Cloud </w:t>
-      </w:r>
-      <w:proofErr w:type="spellStart"/>
-      <w:r>
-        <w:rPr>
-          <w:lang w:val="es-VE"/>
-        </w:rPr>
-        <w:t>Platform</w:t>
-      </w:r>
-      <w:proofErr w:type="spellEnd"/>
-      <w:r>
-        <w:rPr>
-          <w:lang w:val="es-VE"/>
-        </w:rPr>
-        <w:t>.</w:t>
+        <w:t>CERTIFICACIONES PROFESIONALES</w:t>
       </w:r>
     </w:p>
     <w:p>
       <w:pPr>
-        <w:pBdr>
-          <w:bottom w:val="single" w:sz="6" w:space="1" w:color="9FBAD0"/>
-        </w:pBdr>
-        <w:spacing w:after="0"/>
-        <w:rPr>
-          <w:b/>
-          <w:color w:val="366092"/>
-          <w:sz w:val="22"/>
-          <w:lang w:val="es-VE"/>
-        </w:rPr>
+        <w:pStyle w:val="CVCertX"/>
       </w:pPr>
       <w:r>
         <w:rPr>
           <w:b/>
-          <w:color w:val="366092"/>
-          <w:sz w:val="22"/>
-          <w:lang w:val="es-VE"/>
+          <w:lang w:val="es"/>
         </w:rPr>
-        <w:t>• DevOps y herramientas:</w:t>
+        <w:t>CompTIA CySA+</w:t>
+      </w:r>
+      <w:r>
+        <w:rPr>
+          <w:b w:val="0"/>
+          <w:lang w:val="es"/>
+        </w:rPr>
+        <w:t xml:space="preserve">  |  ID de credencial verificada: 7Q8BVEQ50FQQ1882</w:t>
       </w:r>
     </w:p>
     <w:p>
       <w:pPr>
-        <w:pBdr>
-          <w:bottom w:val="single" w:sz="6" w:space="1" w:color="9FBAD0"/>
-        </w:pBdr>
-        <w:spacing w:after="0"/>
-        <w:rPr>
-          <w:lang w:val="es-VE"/>
-        </w:rPr>
+        <w:pStyle w:val="CVCertX"/>
       </w:pPr>
       <w:r>
         <w:rPr>
-          <w:lang w:val="es-VE"/>
+          <w:b/>
+          <w:lang w:val="es"/>
         </w:rPr>
-        <w:t>Docker, Kubernetes, Jenkins, Ansible, Git, GitHub, canalizaciones CI/CD.</w:t>
+        <w:t>CompTIA A+</w:t>
+      </w:r>
+      <w:r>
+        <w:rPr>
+          <w:b w:val="0"/>
+          <w:lang w:val="es"/>
+        </w:rPr>
+        <w:t xml:space="preserve">  |  ID de credencial verificada: C6LQT9FQ4BVEQ64J</w:t>
       </w:r>
     </w:p>
     <w:p>
       <w:pPr>
-        <w:keepNext/>
-        <w:pBdr>
-          <w:bottom w:val="single" w:sz="6" w:space="1" w:color="9FBAD0"/>
-        </w:pBdr>
-        <w:spacing w:after="0"/>
-        <w:rPr>
-          <w:b/>
-          <w:color w:val="366092"/>
-          <w:sz w:val="22"/>
-          <w:lang w:val="es-VE"/>
-        </w:rPr>
+        <w:pStyle w:val="CVCertX"/>
       </w:pPr>
       <w:r>
         <w:rPr>
           <w:b/>
-          <w:color w:val="366092"/>
-          <w:sz w:val="22"/>
-          <w:lang w:val="es-VE"/>
+          <w:lang w:val="es"/>
         </w:rPr>
-        <w:t>• Datos e informes:</w:t>
+        <w:t>CompTIA Tech+</w:t>
+      </w:r>
+      <w:r>
+        <w:rPr>
+          <w:b w:val="0"/>
+          <w:lang w:val="es"/>
+        </w:rPr>
+        <w:t xml:space="preserve">  |  ID de credencial verificada: EK360HJ5ZNBEC8LJ</w:t>
       </w:r>
     </w:p>
     <w:p>
       <w:pPr>
-        <w:pBdr>
-          <w:bottom w:val="single" w:sz="6" w:space="1" w:color="9FBAD0"/>
-        </w:pBdr>
-        <w:spacing w:after="0"/>
-        <w:rPr>
-          <w:lang w:val="es-VE"/>
-        </w:rPr>
+        <w:pStyle w:val="CVCertX"/>
       </w:pPr>
       <w:r>
         <w:rPr>
-          <w:lang w:val="es-VE"/>
+          <w:b/>
+          <w:lang w:val="es"/>
         </w:rPr>
-        <w:t>Cursos de Power BI, paneles, visualización de datos, procesamiento de datos e informes SQL.</w:t>
+        <w:t>Cisco Certified Network Associate (CCNA)</w:t>
+      </w:r>
+      <w:r>
+        <w:rPr>
+          <w:b w:val="0"/>
+          <w:lang w:val="es"/>
+        </w:rPr>
+        <w:t xml:space="preserve">  |  ID de credencial verificada: f59e3cac390744c7aa6ed59210520a5c</w:t>
       </w:r>
     </w:p>
     <w:p>
       <w:pPr>
-        <w:pBdr>
-          <w:bottom w:val="single" w:sz="6" w:space="1" w:color="9FBAD0"/>
-        </w:pBdr>
-        <w:spacing w:after="0"/>
-        <w:rPr>
-          <w:b/>
-          <w:color w:val="366092"/>
-          <w:sz w:val="22"/>
-          <w:lang w:val="es-VE"/>
-        </w:rPr>
+        <w:pStyle w:val="CVCertX"/>
       </w:pPr>
       <w:r>
         <w:rPr>
           <w:b/>
-          <w:color w:val="366092"/>
-          <w:sz w:val="22"/>
-          <w:lang w:val="es-VE"/>
+          <w:lang w:val="es"/>
         </w:rPr>
-        <w:t>• Sistemas operativos:</w:t>
+        <w:t>Microsoft Certified: Azure Security Engineer Associate (AZ-500)</w:t>
+      </w:r>
+      <w:r>
+        <w:rPr>
+          <w:b w:val="0"/>
+          <w:lang w:val="es"/>
+        </w:rPr>
+        <w:t xml:space="preserve">  |  ID de credencial: 92B71F0AB914408B</w:t>
       </w:r>
     </w:p>
     <w:p>
       <w:pPr>
-        <w:pBdr>
-          <w:bottom w:val="single" w:sz="6" w:space="1" w:color="9FBAD0"/>
-        </w:pBdr>
-        <w:spacing w:after="0"/>
-        <w:rPr>
-          <w:lang w:val="es-VE"/>
-        </w:rPr>
+        <w:pStyle w:val="CVCertX"/>
       </w:pPr>
       <w:r>
         <w:rPr>
-          <w:lang w:val="es-VE"/>
+          <w:b/>
+          <w:lang w:val="es"/>
         </w:rPr>
-        <w:t>Linux (Ubuntu, CentOS), Windows Server, soporte de escritorio Windows.</w:t>
+        <w:t>Microsoft Certified: Azure Fundamentals (AZ-900)</w:t>
+      </w:r>
+      <w:r>
+        <w:rPr>
+          <w:b w:val="0"/>
+          <w:lang w:val="es"/>
+        </w:rPr>
+        <w:t xml:space="preserve">  |  ID de credencial: 561978C307D42ED3</w:t>
       </w:r>
     </w:p>
     <w:p>
       <w:pPr>
+        <w:pStyle w:val="CVSectionX"/>
         <w:pBdr>
-          <w:bottom w:val="single" w:sz="6" w:space="1" w:color="9FBAD0"/>
+          <w:bottom w:val="single" w:sz="4" w:space="2" w:color="999999"/>
         </w:pBdr>
-        <w:spacing w:after="0"/>
-        <w:rPr>
-          <w:b/>
-          <w:color w:val="366092"/>
-          <w:sz w:val="22"/>
-          <w:lang w:val="es-VE"/>
-        </w:rPr>
       </w:pPr>
       <w:r>
         <w:rPr>
-          <w:b/>
-          <w:color w:val="366092"/>
-          <w:sz w:val="22"/>
-          <w:lang w:val="es-VE"/>
-        </w:rPr>
-        <w:t>• Redes e infraestructura:</w:t>
-      </w:r>
-    </w:p>
-    <w:p>
-      <w:pPr>
-        <w:pBdr>
-          <w:bottom w:val="single" w:sz="6" w:space="1" w:color="9FBAD0"/>
-        </w:pBdr>
-        <w:spacing w:after="0"/>
-        <w:rPr>
-          <w:lang w:val="es-VE"/>
-        </w:rPr>
-      </w:pPr>
-      <w:r>
-        <w:rPr>
-          <w:lang w:val="es-VE"/>
-        </w:rPr>
-        <w:t xml:space="preserve">TCP/IP, DNS, DHCP, </w:t>
-      </w:r>
-      <w:proofErr w:type="spellStart"/>
-      <w:r>
-        <w:rPr>
-          <w:lang w:val="es-VE"/>
-        </w:rPr>
-        <w:t>subnetting</w:t>
-      </w:r>
-      <w:proofErr w:type="spellEnd"/>
-      <w:r>
-        <w:rPr>
-          <w:lang w:val="es-VE"/>
-        </w:rPr>
-        <w:t>, SSH, NAT, tecnologías de virtualización.</w:t>
-      </w:r>
-    </w:p>
-    <w:p>
-      <w:pPr>
-        <w:pBdr>
-          <w:bottom w:val="single" w:sz="6" w:space="1" w:color="9FBAD0"/>
-        </w:pBdr>
-        <w:spacing w:after="0"/>
-        <w:rPr>
-          <w:lang w:val="es-VE"/>
-        </w:rPr>
-      </w:pPr>
-      <w:r>
-        <w:rPr>
-          <w:lang w:val="es-VE"/>
-        </w:rPr>
-        <w:t>• Programación, scripting y bases de datos:</w:t>
-      </w:r>
-    </w:p>
-    <w:p>
-      <w:pPr>
-        <w:pBdr>
-          <w:bottom w:val="single" w:sz="6" w:space="1" w:color="9FBAD0"/>
-        </w:pBdr>
-        <w:spacing w:after="0"/>
-        <w:rPr>
-          <w:lang w:val="es-VE"/>
-        </w:rPr>
-      </w:pPr>
-      <w:r>
-        <w:rPr>
-          <w:lang w:val="es-VE"/>
-        </w:rPr>
-        <w:t>Python (básico), PHP, VBA, Microsoft Visual Basic, Microsoft Visual C++, Flutter, scripting Bash, SQL, PostgreSQL.</w:t>
-      </w:r>
-    </w:p>
-    <w:p>
-      <w:pPr>
-        <w:pBdr>
-          <w:bottom w:val="single" w:sz="6" w:space="1" w:color="9FBAD0"/>
-        </w:pBdr>
-        <w:spacing w:after="0"/>
-        <w:rPr>
-          <w:b/>
-          <w:color w:val="366092"/>
-          <w:sz w:val="22"/>
-          <w:lang w:val="es-VE"/>
-        </w:rPr>
-      </w:pPr>
-      <w:r>
-        <w:rPr>
-          <w:b/>
-          <w:color w:val="366092"/>
-          <w:sz w:val="22"/>
-          <w:lang w:val="es-VE"/>
-        </w:rPr>
-        <w:t>• Monitoreo y registros:</w:t>
-      </w:r>
-    </w:p>
-    <w:p>
-      <w:pPr>
-        <w:pBdr>
-          <w:bottom w:val="single" w:sz="6" w:space="1" w:color="9FBAD0"/>
-        </w:pBdr>
-        <w:spacing w:after="0"/>
-        <w:rPr>
-          <w:lang w:val="es-VE"/>
-        </w:rPr>
-      </w:pPr>
-      <w:r>
-        <w:rPr>
-          <w:lang w:val="es-VE"/>
-        </w:rPr>
-        <w:t>Monitoreo de sistemas, solución de problemas y análisis de registros.</w:t>
-      </w:r>
-    </w:p>
-    <w:p>
-      <w:pPr>
-        <w:pBdr>
-          <w:bottom w:val="single" w:sz="6" w:space="1" w:color="9FBAD0"/>
-        </w:pBdr>
-        <w:spacing w:after="0"/>
-        <w:rPr>
-          <w:b/>
-          <w:color w:val="366092"/>
-          <w:sz w:val="22"/>
-          <w:lang w:val="es-VE"/>
-        </w:rPr>
-      </w:pPr>
-      <w:r>
-        <w:rPr>
-          <w:b/>
-          <w:color w:val="366092"/>
-          <w:sz w:val="22"/>
-          <w:lang w:val="es-VE"/>
-        </w:rPr>
-        <w:t>• Ciberseguridad:</w:t>
-      </w:r>
-    </w:p>
-    <w:p>
-      <w:pPr>
-        <w:pBdr>
-          <w:bottom w:val="single" w:sz="6" w:space="1" w:color="9FBAD0"/>
-        </w:pBdr>
-        <w:spacing w:after="0"/>
-        <w:rPr>
-          <w:lang w:val="es-VE"/>
-        </w:rPr>
-      </w:pPr>
-      <w:r>
-        <w:rPr>
-          <w:lang w:val="es-VE"/>
-        </w:rPr>
-        <w:t xml:space="preserve">Wireshark, </w:t>
-      </w:r>
-      <w:proofErr w:type="spellStart"/>
-      <w:r>
-        <w:rPr>
-          <w:lang w:val="es-VE"/>
-        </w:rPr>
-        <w:t>Nmap</w:t>
-      </w:r>
-      <w:proofErr w:type="spellEnd"/>
-      <w:r>
-        <w:rPr>
-          <w:lang w:val="es-VE"/>
-        </w:rPr>
-        <w:t xml:space="preserve">, Linux / Kali Linux, </w:t>
-      </w:r>
-      <w:proofErr w:type="spellStart"/>
-      <w:r>
-        <w:rPr>
-          <w:lang w:val="es-VE"/>
-        </w:rPr>
-        <w:t>Wazuh</w:t>
-      </w:r>
-      <w:proofErr w:type="spellEnd"/>
-      <w:r>
-        <w:rPr>
-          <w:lang w:val="es-VE"/>
-        </w:rPr>
-        <w:t xml:space="preserve">, Suricata, Nessus, </w:t>
-      </w:r>
-      <w:proofErr w:type="spellStart"/>
-      <w:r>
-        <w:rPr>
-          <w:lang w:val="es-VE"/>
-        </w:rPr>
-        <w:t>OpenVAS</w:t>
-      </w:r>
-      <w:proofErr w:type="spellEnd"/>
-      <w:r>
-        <w:rPr>
-          <w:lang w:val="es-VE"/>
-        </w:rPr>
-        <w:t xml:space="preserve">, </w:t>
-      </w:r>
-      <w:proofErr w:type="spellStart"/>
-      <w:r>
-        <w:rPr>
-          <w:lang w:val="es-VE"/>
-        </w:rPr>
-        <w:t>Splunk</w:t>
-      </w:r>
-      <w:proofErr w:type="spellEnd"/>
-      <w:r>
-        <w:rPr>
-          <w:lang w:val="es-VE"/>
-        </w:rPr>
-        <w:t xml:space="preserve">, </w:t>
-      </w:r>
-      <w:proofErr w:type="spellStart"/>
-      <w:r>
-        <w:rPr>
-          <w:lang w:val="es-VE"/>
-        </w:rPr>
-        <w:t>Autopsy</w:t>
-      </w:r>
-      <w:proofErr w:type="spellEnd"/>
-      <w:r>
-        <w:rPr>
-          <w:lang w:val="es-VE"/>
-        </w:rPr>
-        <w:t xml:space="preserve"> y </w:t>
-      </w:r>
-      <w:proofErr w:type="spellStart"/>
-      <w:r>
-        <w:rPr>
-          <w:lang w:val="es-VE"/>
-        </w:rPr>
-        <w:t>Burp</w:t>
-      </w:r>
-      <w:proofErr w:type="spellEnd"/>
-      <w:r>
-        <w:rPr>
-          <w:lang w:val="es-VE"/>
-        </w:rPr>
-        <w:t xml:space="preserve"> Suite.</w:t>
-      </w:r>
-    </w:p>
-    <w:p>
-      <w:pPr>
-        <w:pBdr>
-          <w:bottom w:val="single" w:sz="6" w:space="1" w:color="9FBAD0"/>
-        </w:pBdr>
-        <w:spacing w:after="0"/>
-        <w:rPr>
-          <w:sz w:val="6"/>
-          <w:szCs w:val="6"/>
-          <w:lang w:val="es-VE"/>
-        </w:rPr>
-      </w:pPr>
-    </w:p>
-    <w:p>
-      <w:pPr>
-        <w:pBdr>
-          <w:bottom w:val="single" w:sz="6" w:space="1" w:color="9FBAD0"/>
-        </w:pBdr>
-        <w:spacing w:before="120" w:after="60"/>
-        <w:rPr>
-          <w:b/>
-          <w:color w:val="366092"/>
-          <w:sz w:val="22"/>
-          <w:lang w:val="es-VE"/>
-        </w:rPr>
-      </w:pPr>
-    </w:p>
-    <w:p>
-      <w:pPr>
-        <w:pBdr>
-          <w:bottom w:val="single" w:sz="6" w:space="1" w:color="9FBAD0"/>
-        </w:pBdr>
-        <w:spacing w:before="120" w:after="60"/>
-        <w:rPr>
-          <w:b/>
-          <w:color w:val="366092"/>
-          <w:sz w:val="22"/>
-          <w:lang w:val="es-VE"/>
-        </w:rPr>
-      </w:pPr>
-    </w:p>
-    <w:p>
-      <w:pPr>
-        <w:pBdr>
-          <w:bottom w:val="single" w:sz="6" w:space="1" w:color="9FBAD0"/>
-        </w:pBdr>
-        <w:spacing w:before="120" w:after="60"/>
-        <w:rPr>
-          <w:b/>
-          <w:color w:val="366092"/>
-          <w:sz w:val="22"/>
-          <w:lang w:val="es-VE"/>
-        </w:rPr>
-      </w:pPr>
-    </w:p>
-    <w:p>
-      <w:pPr>
-        <w:pBdr>
-          <w:bottom w:val="single" w:sz="6" w:space="1" w:color="9FBAD0"/>
-        </w:pBdr>
-        <w:spacing w:before="120" w:after="60"/>
-        <w:rPr>
-          <w:lang w:val="es-VE"/>
-        </w:rPr>
-      </w:pPr>
-      <w:r>
-        <w:rPr>
-          <w:b/>
-          <w:color w:val="366092"/>
-          <w:sz w:val="22"/>
-          <w:lang w:val="es-VE"/>
-        </w:rPr>
-        <w:lastRenderedPageBreak/>
-        <w:t xml:space="preserve">RECIENTES </w:t>
-      </w:r>
-      <w:r>
-        <w:rPr>
-          <w:b/>
-          <w:color w:val="366092"/>
-          <w:sz w:val="22"/>
-          <w:lang w:val="es-VE"/>
-        </w:rPr>
-        <w:t>PROYECTOS PERSONALES</w:t>
-      </w:r>
-    </w:p>
-    <w:p>
-      <w:pPr>
-        <w:keepNext/>
-        <w:spacing w:before="80" w:after="0"/>
-        <w:rPr>
-          <w:i/>
-          <w:sz w:val="20"/>
-        </w:rPr>
-      </w:pPr>
-      <w:proofErr w:type="spellStart"/>
-      <w:r>
-        <w:rPr>
-          <w:b/>
-          <w:color w:val="366092"/>
-          <w:sz w:val="22"/>
-        </w:rPr>
-        <w:t>FlashCards</w:t>
-      </w:r>
-      <w:proofErr w:type="spellEnd"/>
-      <w:r>
-        <w:rPr>
-          <w:b/>
-          <w:color w:val="366092"/>
-          <w:sz w:val="22"/>
-        </w:rPr>
-        <w:t xml:space="preserve">: Learn English - </w:t>
-      </w:r>
-      <w:proofErr w:type="spellStart"/>
-      <w:r>
-        <w:rPr>
-          <w:b/>
-          <w:color w:val="366092"/>
-          <w:sz w:val="22"/>
-        </w:rPr>
-        <w:t>Aplicación</w:t>
-      </w:r>
-      <w:proofErr w:type="spellEnd"/>
-      <w:r>
-        <w:rPr>
-          <w:b/>
-          <w:color w:val="366092"/>
-          <w:sz w:val="22"/>
-        </w:rPr>
-        <w:t xml:space="preserve"> Android </w:t>
-      </w:r>
-      <w:proofErr w:type="spellStart"/>
-      <w:r>
-        <w:rPr>
-          <w:b/>
-          <w:color w:val="366092"/>
-          <w:sz w:val="22"/>
-        </w:rPr>
-        <w:t>publicada</w:t>
-      </w:r>
-      <w:proofErr w:type="spellEnd"/>
-      <w:r>
-        <w:rPr>
-          <w:b/>
-          <w:color w:val="366092"/>
-          <w:sz w:val="22"/>
-        </w:rPr>
-        <w:t xml:space="preserve"> | Proyecto personal</w:t>
-      </w:r>
-    </w:p>
-    <w:p>
-      <w:pPr>
-        <w:numPr>
-          <w:ilvl w:val="0"/>
-          <w:numId w:val="11"/>
-        </w:numPr>
-        <w:spacing w:before="80" w:after="0"/>
-        <w:rPr>
-          <w:lang w:val="es-VE"/>
-        </w:rPr>
-      </w:pPr>
-      <w:r>
-        <w:rPr>
-          <w:lang w:val="es-VE"/>
-        </w:rPr>
-        <w:t>Diseñé, desarrollé y publiqué una aplicación Android para aprender idiomas en Google Play, demostrando desarrollo móvil, entrega de productos, diseño centrado en el usuario y procesos de despliegue de aplicaciones.</w:t>
-      </w:r>
-    </w:p>
-    <w:p>
-      <w:pPr>
-        <w:numPr>
-          <w:ilvl w:val="0"/>
-          <w:numId w:val="11"/>
-        </w:numPr>
-        <w:spacing w:before="80" w:after="0"/>
-        <w:rPr>
-          <w:lang w:val="es-VE"/>
-        </w:rPr>
-      </w:pPr>
-      <w:r>
-        <w:rPr>
-          <w:lang w:val="es-VE"/>
-        </w:rPr>
-        <w:t>Implementé funciones de aprendizaje como tarjetas de estudio, práctica de pronunciación y comprensión auditiva, conceptos de práctica oral, autenticación de usuarios y pantallas de estudio estructuradas.</w:t>
-      </w:r>
-    </w:p>
-    <w:p>
-      <w:pPr>
-        <w:numPr>
-          <w:ilvl w:val="0"/>
-          <w:numId w:val="11"/>
-        </w:numPr>
-        <w:spacing w:before="80" w:after="0"/>
-      </w:pPr>
-      <w:r>
-        <w:t xml:space="preserve">Google Play: </w:t>
-      </w:r>
-      <w:hyperlink r:id="rId10" w:history="1">
-        <w:r>
-          <w:rPr>
-            <w:rStyle w:val="Hyperlink"/>
-            <w:color w:val="0563C1"/>
-          </w:rPr>
-          <w:t>https://play.google.com/store/apps/details?id=com.flashcards.puffin</w:t>
-        </w:r>
-      </w:hyperlink>
-    </w:p>
-    <w:p>
-      <w:pPr>
-        <w:keepNext/>
-        <w:spacing w:before="80" w:after="0"/>
-        <w:rPr>
-          <w:b/>
-          <w:color w:val="366092"/>
-          <w:sz w:val="22"/>
-          <w:lang w:val="es-VE"/>
-        </w:rPr>
-      </w:pPr>
-      <w:r>
-        <w:rPr>
-          <w:b/>
-          <w:color w:val="366092"/>
-          <w:lang w:val="es-VE"/>
-        </w:rPr>
-        <w:t>Daily Agenda | Aplicación Android | Proyecto personal</w:t>
-      </w:r>
-    </w:p>
-    <w:p>
-      <w:pPr>
-        <w:numPr>
-          <w:ilvl w:val="0"/>
-          <w:numId w:val="10"/>
-        </w:numPr>
-        <w:spacing w:before="80" w:after="0"/>
-      </w:pPr>
-      <w:r>
-        <w:rPr>
-          <w:lang w:val="es-VE"/>
-        </w:rPr>
-        <w:t>Aplicación Android publicada para planificación diaria, organización de agenda, recordatorios y gestión de tareas.</w:t>
-      </w:r>
-      <w:r>
-        <w:rPr>
-          <w:lang w:val="es-VE"/>
-        </w:rPr>
-        <w:br/>
-      </w:r>
-      <w:r>
-        <w:t xml:space="preserve">Google Play: </w:t>
-      </w:r>
-      <w:hyperlink r:id="rId11">
-        <w:r>
-          <w:rPr>
-            <w:rStyle w:val="Hyperlink"/>
-            <w:color w:val="0563C1"/>
-          </w:rPr>
-          <w:t>https://play.google.com/store/apps/details?id=com.dailyagenda.dailyagenda</w:t>
-        </w:r>
-      </w:hyperlink>
-    </w:p>
-    <w:p>
-      <w:pPr>
-        <w:spacing w:after="0"/>
-        <w:rPr>
-          <w:b/>
-          <w:color w:val="366092"/>
-          <w:sz w:val="22"/>
-          <w:lang w:val="es-VE"/>
-        </w:rPr>
-      </w:pPr>
-      <w:r>
-        <w:rPr>
-          <w:b/>
-          <w:color w:val="366092"/>
-          <w:lang w:val="es-VE"/>
-        </w:rPr>
-        <w:t>Key Vault | Aplicación Android | Proyecto personal</w:t>
-      </w:r>
-    </w:p>
-    <w:p>
-      <w:pPr>
-        <w:numPr>
-          <w:ilvl w:val="0"/>
-          <w:numId w:val="10"/>
-        </w:numPr>
-        <w:spacing w:before="80" w:after="0"/>
-      </w:pPr>
-      <w:r>
-        <w:rPr>
-          <w:lang w:val="es-VE"/>
-        </w:rPr>
-        <w:t>Aplicación Android publicada centrada en almacenar y organizar información confidencial de los usuarios.</w:t>
-      </w:r>
-      <w:r>
-        <w:rPr>
-          <w:lang w:val="es-VE"/>
-        </w:rPr>
-        <w:br/>
-      </w:r>
-      <w:r>
-        <w:t xml:space="preserve">Google Play: </w:t>
-      </w:r>
-      <w:hyperlink r:id="rId12">
-        <w:r>
-          <w:rPr>
-            <w:rStyle w:val="Hyperlink"/>
-            <w:color w:val="0563C1"/>
-          </w:rPr>
-          <w:t>https://play.google.com/store/apps/details?id=com.keyvault.vault</w:t>
-        </w:r>
-      </w:hyperlink>
-    </w:p>
-    <w:p>
-      <w:pPr>
-        <w:pBdr>
-          <w:bottom w:val="single" w:sz="6" w:space="1" w:color="9FBAD0"/>
-        </w:pBdr>
-        <w:spacing w:before="120" w:after="60"/>
-        <w:rPr>
-          <w:b/>
-          <w:color w:val="1F4E79"/>
-          <w:sz w:val="6"/>
-          <w:szCs w:val="6"/>
-        </w:rPr>
-      </w:pPr>
-    </w:p>
-    <w:p>
-      <w:pPr>
-        <w:pBdr>
-          <w:bottom w:val="single" w:sz="6" w:space="1" w:color="9FBAD0"/>
-        </w:pBdr>
-        <w:spacing w:before="120" w:after="60"/>
-        <w:rPr>
-          <w:lang w:val="es-VE"/>
-        </w:rPr>
-      </w:pPr>
-      <w:r>
-        <w:rPr>
-          <w:b/>
-          <w:color w:val="1F4E79"/>
-          <w:lang w:val="es-VE"/>
-        </w:rPr>
-        <w:t>EXPERIENCIA PROFESIONAL</w:t>
-      </w:r>
-    </w:p>
-    <w:p>
-      <w:pPr>
-        <w:keepNext/>
-        <w:spacing w:before="40" w:after="0"/>
-        <w:rPr>
-          <w:i/>
-          <w:sz w:val="20"/>
-          <w:lang w:val="es-VE"/>
-        </w:rPr>
-      </w:pPr>
-      <w:r>
-        <w:rPr>
-          <w:b/>
-          <w:color w:val="366092"/>
-          <w:sz w:val="22"/>
-          <w:lang w:val="es-VE"/>
-        </w:rPr>
-        <w:t>Pasante de soporte técnico | eStruxture Data Centers</w:t>
-      </w:r>
-      <w:r>
-        <w:rPr>
-          <w:b/>
-          <w:color w:val="366092"/>
-          <w:sz w:val="22"/>
-          <w:lang w:val="es-VE"/>
-        </w:rPr>
-        <w:t xml:space="preserve">  •  </w:t>
-      </w:r>
-      <w:r>
-        <w:rPr>
-          <w:i/>
-          <w:sz w:val="20"/>
-          <w:lang w:val="es-VE"/>
-        </w:rPr>
-        <w:t>jul. 2026 - sep. 2026</w:t>
-      </w:r>
-    </w:p>
-    <w:p>
-      <w:pPr>
-        <w:keepNext/>
-        <w:spacing w:before="40" w:after="0"/>
-        <w:rPr>
-          <w:lang w:val="es-VE"/>
-        </w:rPr>
-      </w:pPr>
-      <w:r>
-        <w:rPr>
-          <w:sz w:val="20"/>
-          <w:lang w:val="es-VE"/>
-        </w:rPr>
-        <w:t>Pasantía - Montreal, Quebec, Canadá - presencial</w:t>
-      </w:r>
-    </w:p>
-    <w:p>
-      <w:pPr>
-        <w:numPr>
-          <w:ilvl w:val="0"/>
-          <w:numId w:val="10"/>
-        </w:numPr>
-        <w:spacing w:before="40" w:after="0"/>
-        <w:rPr>
-          <w:lang w:val="es-VE"/>
-        </w:rPr>
-      </w:pPr>
-      <w:r>
-        <w:rPr>
-          <w:sz w:val="19"/>
-          <w:lang w:val="es-VE"/>
-        </w:rPr>
-        <w:t>Brindé soporte práctico de TI en un entorno de centro de datos, solucionando problemas de laptops Windows, software, hardware, impresoras y acceso de usuarios.</w:t>
-      </w:r>
-    </w:p>
-    <w:p>
-      <w:pPr>
-        <w:numPr>
-          <w:ilvl w:val="0"/>
-          <w:numId w:val="10"/>
-        </w:numPr>
-        <w:spacing w:before="40" w:after="0"/>
-        <w:rPr>
-          <w:lang w:val="es-VE"/>
-        </w:rPr>
-      </w:pPr>
-      <w:r>
-        <w:rPr>
-          <w:sz w:val="19"/>
-          <w:lang w:val="es-VE"/>
-        </w:rPr>
-        <w:t>Desplegué y configuré laptops Windows, instalé aplicaciones corporativas y preparé equipos para empleados nuevos y existentes.</w:t>
-      </w:r>
-    </w:p>
-    <w:p>
-      <w:pPr>
-        <w:numPr>
-          <w:ilvl w:val="0"/>
-          <w:numId w:val="10"/>
-        </w:numPr>
-        <w:spacing w:before="40" w:after="0"/>
-        <w:rPr>
-          <w:lang w:val="es-VE"/>
-        </w:rPr>
-      </w:pPr>
-      <w:r>
-        <w:rPr>
-          <w:sz w:val="19"/>
-          <w:lang w:val="es-VE"/>
-        </w:rPr>
-        <w:t>Utilicé KACE para el despliegue de software, la gestión de inventario, scripting, mantenimiento del sistema y solución de problemas.</w:t>
-      </w:r>
-    </w:p>
-    <w:p>
-      <w:pPr>
-        <w:numPr>
-          <w:ilvl w:val="0"/>
-          <w:numId w:val="10"/>
-        </w:numPr>
-        <w:spacing w:before="40" w:after="0"/>
-        <w:rPr>
-          <w:lang w:val="es-VE"/>
-        </w:rPr>
-      </w:pPr>
-      <w:r>
-        <w:rPr>
-          <w:sz w:val="19"/>
-          <w:lang w:val="es-VE"/>
-        </w:rPr>
-        <w:t>Apoyé las operaciones de seguridad de endpoints mediante ESET Protect, ESET Full Disk Encryption, BitLocker y políticas de seguridad.</w:t>
-      </w:r>
-    </w:p>
-    <w:p>
-      <w:pPr>
-        <w:numPr>
-          <w:ilvl w:val="0"/>
-          <w:numId w:val="10"/>
-        </w:numPr>
-        <w:spacing w:before="40" w:after="0"/>
-        <w:rPr>
-          <w:lang w:val="es-VE"/>
-        </w:rPr>
-      </w:pPr>
-      <w:r>
-        <w:rPr>
-          <w:sz w:val="19"/>
-          <w:lang w:val="es-VE"/>
-        </w:rPr>
-        <w:t>Colaboré en el despliegue y la solución de problemas de aplicaciones como Avigilon, CCure, BioConnect, 8x8 Work y otras aplicaciones empresariales.</w:t>
-      </w:r>
-    </w:p>
-    <w:p>
-      <w:pPr>
-        <w:numPr>
-          <w:ilvl w:val="0"/>
-          <w:numId w:val="10"/>
-        </w:numPr>
-        <w:spacing w:before="40" w:after="0"/>
-        <w:rPr>
-          <w:lang w:val="es-VE"/>
-        </w:rPr>
-      </w:pPr>
-      <w:r>
-        <w:rPr>
-          <w:sz w:val="19"/>
-          <w:lang w:val="es-VE"/>
-        </w:rPr>
-        <w:t>Realicé revisiones de inventario de software y hardware, identifiqué aplicaciones no compatibles y colaboré en actividades de remediación.</w:t>
-      </w:r>
-    </w:p>
-    <w:p>
-      <w:pPr>
-        <w:spacing w:before="40" w:after="0"/>
-        <w:rPr>
-          <w:i/>
-          <w:sz w:val="20"/>
-          <w:lang w:val="es-VE"/>
-        </w:rPr>
-      </w:pPr>
-      <w:r>
-        <w:rPr>
-          <w:b/>
-          <w:sz w:val="22"/>
-        </w:rPr>
-        <w:t>Desarrollo profesional y estudios técnicos | Longueuil, Quebec, Canadá</w:t>
-      </w:r>
-      <w:r>
-        <w:rPr>
-          <w:i/>
-          <w:sz w:val="20"/>
-        </w:rPr>
-        <w:t xml:space="preserve">  -  oct. 2024 - jun. 2026</w:t>
-      </w:r>
-    </w:p>
-    <w:p>
-      <w:pPr>
-        <w:numPr>
-          <w:ilvl w:val="0"/>
-          <w:numId w:val="10"/>
-        </w:numPr>
-        <w:spacing w:before="40" w:after="0"/>
-        <w:rPr>
-          <w:lang w:val="es-VE"/>
-        </w:rPr>
-      </w:pPr>
-      <w:r>
-        <w:t>Cursé dos programas AEC en Champlain College: Ciberseguridad (graduación en febrero de 2026) y Administración de TI en la nube (graduación en septiembre de 2026).</w:t>
-      </w:r>
-    </w:p>
-    <w:p>
-      <w:pPr>
-        <w:spacing w:before="40" w:after="0"/>
-        <w:rPr>
-          <w:i/>
-          <w:sz w:val="20"/>
-          <w:lang w:val="es-VE"/>
-        </w:rPr>
-      </w:pPr>
-      <w:r>
-        <w:rPr>
-          <w:b/>
-          <w:sz w:val="22"/>
-        </w:rPr>
-        <w:t>Consultor independiente de tecnologías de la información</w:t>
-      </w:r>
-      <w:r>
-        <w:rPr>
-          <w:i/>
-          <w:sz w:val="20"/>
-        </w:rPr>
-        <w:t xml:space="preserve">  -  abr. 2019 - sep. 2024</w:t>
-      </w:r>
-    </w:p>
-    <w:p>
-      <w:pPr>
-        <w:numPr>
-          <w:ilvl w:val="0"/>
-          <w:numId w:val="10"/>
-        </w:numPr>
-        <w:spacing w:before="40" w:after="0"/>
-        <w:rPr>
-          <w:lang w:val="es-VE"/>
-        </w:rPr>
-      </w:pPr>
-      <w:r>
-        <w:t>Presté servicios independientes de administración de sistemas TI, soporte de tecnologías en la nube y desarrollo de software, combinando la gestión de infraestructura con el desarrollo de aplicaciones.</w:t>
-      </w:r>
-    </w:p>
-    <w:p>
-      <w:pPr>
-        <w:numPr>
-          <w:ilvl w:val="0"/>
-          <w:numId w:val="10"/>
-        </w:numPr>
-        <w:spacing w:before="40" w:after="0"/>
-        <w:rPr>
-          <w:lang w:val="es-VE"/>
-        </w:rPr>
-      </w:pPr>
-      <w:r>
-        <w:t>Administré y brindé soporte a Windows Server 2016/2022, Active Directory, directivas de grupo (GPO), Microsoft 365 y entornos virtualizados VMware, con énfasis en confiabilidad, rendimiento y seguridad.</w:t>
-      </w:r>
-    </w:p>
-    <w:p>
-      <w:pPr>
-        <w:numPr>
-          <w:ilvl w:val="0"/>
-          <w:numId w:val="10"/>
-        </w:numPr>
-        <w:spacing w:before="40" w:after="0"/>
-        <w:rPr>
-          <w:lang w:val="es-VE"/>
-        </w:rPr>
-      </w:pPr>
-      <w:r>
-        <w:t>Desarrollé y mantuve aplicaciones con C#/.NET y Microsoft SQL Server, incluida la administración de bases de datos, la solución de problemas y la mejora de aplicaciones empresariales.</w:t>
-      </w:r>
-    </w:p>
-    <w:p>
-      <w:pPr>
-        <w:numPr>
-          <w:ilvl w:val="0"/>
-          <w:numId w:val="10"/>
-        </w:numPr>
-        <w:spacing w:before="40" w:after="0"/>
-        <w:rPr>
-          <w:lang w:val="es-VE"/>
-        </w:rPr>
-      </w:pPr>
-      <w:r>
-        <w:t>Brindé soporte a entornos conectados a la nube, servicios de Microsoft 365, gestión de identidades y accesos, configuración de sistemas y solución de problemas de infraestructura.</w:t>
-      </w:r>
-    </w:p>
-    <w:p>
-      <w:pPr>
-        <w:numPr>
-          <w:ilvl w:val="0"/>
-          <w:numId w:val="10"/>
-        </w:numPr>
-        <w:spacing w:before="40" w:after="0"/>
-        <w:rPr>
-          <w:lang w:val="es-VE"/>
-        </w:rPr>
-      </w:pPr>
-      <w:r>
-        <w:t>Utilicé PowerShell y técnicas de scripting para automatizar tareas de administración de TI, mejorar la eficiencia operativa y agilizar procesos técnicos.</w:t>
-      </w:r>
-    </w:p>
-    <w:p>
-      <w:pPr>
-        <w:numPr>
-          <w:ilvl w:val="0"/>
-          <w:numId w:val="10"/>
-        </w:numPr>
-        <w:spacing w:before="40" w:after="0"/>
-        <w:rPr>
-          <w:lang w:val="es-VE"/>
-        </w:rPr>
-      </w:pPr>
-      <w:r>
-        <w:t>Proporcioné soporte técnico de niveles 2 y 3, resolviendo problemas de Windows, redes, aplicaciones, permisos e infraestructura.</w:t>
-      </w:r>
-    </w:p>
-    <w:p>
-      <w:pPr>
-        <w:numPr>
-          <w:ilvl w:val="0"/>
-          <w:numId w:val="10"/>
-        </w:numPr>
-        <w:spacing w:before="40" w:after="0"/>
-        <w:rPr>
-          <w:lang w:val="es-VE"/>
-        </w:rPr>
-      </w:pPr>
-      <w:r>
-        <w:t>Trabajé en integración de software, mantenimiento de sistemas, optimización del rendimiento, documentación técnica e implementación de soluciones de TI confiables.</w:t>
-      </w:r>
-    </w:p>
-    <w:p>
-      <w:pPr>
-        <w:numPr>
-          <w:ilvl w:val="0"/>
-          <w:numId w:val="10"/>
-        </w:numPr>
-        <w:spacing w:before="40" w:after="0"/>
-        <w:rPr>
-          <w:lang w:val="es-VE"/>
-        </w:rPr>
-      </w:pPr>
-      <w:r>
-        <w:t>Combiné experiencia en ingeniería de software e infraestructura de TI para apoyar las operaciones empresariales, mejorar la funcionalidad de los sistemas y ofrecer soluciones tecnológicas prácticas.</w:t>
-      </w:r>
-    </w:p>
-    <w:p>
-      <w:pPr>
-        <w:spacing w:before="40" w:after="0"/>
-        <w:rPr>
-          <w:lang w:val="es-VE"/>
-        </w:rPr>
-      </w:pPr>
-      <w:r>
-        <w:rPr>
-          <w:b/>
-        </w:rPr>
-        <w:t xml:space="preserve">Tecnologías principales: </w:t>
-      </w:r>
-      <w:r>
-        <w:t>C#, .NET, SQL Server, Windows Server, VMware, Active Directory, directivas de grupo, Microsoft 365, PowerShell, infraestructura TI, administración en la nube, desarrollo de software, API REST.</w:t>
-      </w:r>
-    </w:p>
-    <w:p>
-      <w:pPr>
-        <w:spacing w:before="40" w:after="0"/>
-        <w:rPr>
-          <w:lang w:val="es-VE"/>
-        </w:rPr>
-      </w:pPr>
-      <w:r>
-        <w:rPr>
-          <w:b/>
-          <w:sz w:val="22"/>
-        </w:rPr>
-        <w:t>Ingeniero de procesos | PDVSA | Refinería de petróleo</w:t>
-      </w:r>
-      <w:r>
-        <w:rPr>
-          <w:i/>
-          <w:sz w:val="20"/>
-        </w:rPr>
-        <w:t xml:space="preserve">  -  may. 2014 - abr. 2019</w:t>
-      </w:r>
-    </w:p>
-    <w:p>
-      <w:pPr>
-        <w:spacing w:after="0"/>
-        <w:ind w:left="317" w:hanging="230"/>
-        <w:jc w:val="both"/>
-        <w:rPr>
-          <w:lang w:val="es-VE"/>
-        </w:rPr>
-      </w:pPr>
-      <w:r>
-        <w:rPr>
-          <w:sz w:val="20"/>
-          <w:lang w:val="es-VE"/>
-        </w:rPr>
-        <w:t>• Coordiné información operativa y apoyé la documentación de procesos para actividades de planta en múltiples departamentos.</w:t>
-      </w:r>
-    </w:p>
-    <w:p>
-      <w:pPr>
-        <w:spacing w:after="0"/>
-        <w:ind w:left="317" w:hanging="230"/>
-        <w:jc w:val="both"/>
-        <w:rPr>
-          <w:lang w:val="es-VE"/>
-        </w:rPr>
-      </w:pPr>
-      <w:r>
-        <w:rPr>
-          <w:sz w:val="20"/>
-          <w:lang w:val="es-VE"/>
-        </w:rPr>
-        <w:t>• Preparé informes técnicos y rutinarios para apoyar el monitoreo, el cumplimiento y la toma de decisiones.</w:t>
-      </w:r>
-    </w:p>
-    <w:p>
-      <w:pPr>
-        <w:spacing w:after="0"/>
-        <w:ind w:left="317" w:hanging="230"/>
-        <w:jc w:val="both"/>
-        <w:rPr>
-          <w:lang w:val="es-VE"/>
-        </w:rPr>
-      </w:pPr>
-      <w:r>
-        <w:rPr>
-          <w:sz w:val="20"/>
-          <w:lang w:val="es-VE"/>
-        </w:rPr>
-        <w:t>• Mantuve registros de procesos y colaboré con equipos para mejorar la eficiencia del flujo de trabajo y los estándares de control.</w:t>
-      </w:r>
-    </w:p>
-    <w:p>
-      <w:pPr>
-        <w:spacing w:before="40" w:after="0"/>
-        <w:jc w:val="both"/>
-        <w:rPr>
-          <w:lang w:val="es-VE"/>
-        </w:rPr>
-      </w:pPr>
-      <w:r>
-        <w:rPr>
-          <w:b/>
-          <w:color w:val="366092"/>
-          <w:sz w:val="22"/>
-          <w:lang w:val="es-VE"/>
-        </w:rPr>
-        <w:t>Analista ERP |</w:t>
-      </w:r>
-      <w:r>
-        <w:rPr>
-          <w:b/>
-          <w:color w:val="366092"/>
-          <w:sz w:val="22"/>
-          <w:lang w:val="es-VE"/>
-        </w:rPr>
-        <w:t xml:space="preserve"> PDVSA</w:t>
-      </w:r>
-      <w:r>
-        <w:rPr>
-          <w:b/>
-          <w:color w:val="366092"/>
-          <w:sz w:val="22"/>
-          <w:lang w:val="es-VE"/>
-        </w:rPr>
-        <w:t xml:space="preserve"> | Refinería de petróleo</w:t>
-      </w:r>
-      <w:r>
-        <w:rPr>
-          <w:i/>
-          <w:sz w:val="20"/>
-          <w:lang w:val="es-VE"/>
-        </w:rPr>
-        <w:t xml:space="preserve">  </w:t>
-      </w:r>
-      <w:r>
-        <w:rPr>
-          <w:i/>
-          <w:sz w:val="20"/>
-          <w:lang w:val="es-VE"/>
-        </w:rPr>
-        <w:t xml:space="preserve"> </w:t>
-      </w:r>
-      <w:r>
-        <w:rPr>
-          <w:b/>
-          <w:color w:val="366092"/>
-          <w:sz w:val="22"/>
-          <w:lang w:val="es-VE"/>
-        </w:rPr>
-        <w:t>—</w:t>
-      </w:r>
-      <w:r>
-        <w:rPr>
-          <w:i/>
-          <w:sz w:val="20"/>
-          <w:lang w:val="es-VE"/>
-        </w:rPr>
-        <w:t xml:space="preserve"> </w:t>
-      </w:r>
-      <w:r>
-        <w:rPr>
-          <w:i/>
-          <w:sz w:val="20"/>
-          <w:lang w:val="es-VE"/>
-        </w:rPr>
-        <w:t xml:space="preserve"> </w:t>
-      </w:r>
-      <w:r>
-        <w:rPr>
-          <w:i/>
-          <w:sz w:val="20"/>
-          <w:lang w:val="es-VE"/>
-        </w:rPr>
-        <w:t xml:space="preserve"> mar. 2013 – </w:t>
-      </w:r>
-      <w:proofErr w:type="spellStart"/>
-      <w:r>
-        <w:rPr>
-          <w:i/>
-          <w:sz w:val="20"/>
-          <w:lang w:val="es-VE"/>
-        </w:rPr>
-        <w:t>may</w:t>
-      </w:r>
-      <w:proofErr w:type="spellEnd"/>
-      <w:r>
-        <w:rPr>
-          <w:i/>
-          <w:sz w:val="20"/>
-          <w:lang w:val="es-VE"/>
-        </w:rPr>
-        <w:t>. 2014</w:t>
-      </w:r>
-    </w:p>
-    <w:p>
-      <w:pPr>
-        <w:spacing w:after="0"/>
-        <w:ind w:left="317" w:hanging="230"/>
-        <w:jc w:val="both"/>
-        <w:rPr>
-          <w:lang w:val="es-VE"/>
-        </w:rPr>
-      </w:pPr>
-      <w:r>
-        <w:rPr>
-          <w:sz w:val="20"/>
-          <w:lang w:val="es-VE"/>
-        </w:rPr>
-        <w:t>• Di soporte a operaciones ERP, mantenimiento de datos, solicitudes de usuarios y actividades de prueba para asegurar un rendimiento confiable del sistema empresarial.</w:t>
-      </w:r>
-    </w:p>
-    <w:p>
-      <w:pPr>
-        <w:spacing w:after="0"/>
-        <w:ind w:left="317" w:hanging="230"/>
-        <w:jc w:val="both"/>
-        <w:rPr>
-          <w:lang w:val="es-VE"/>
-        </w:rPr>
-      </w:pPr>
-      <w:r>
-        <w:rPr>
-          <w:sz w:val="20"/>
-          <w:lang w:val="es-VE"/>
-        </w:rPr>
-        <w:t>• Colaboré en la resolución de problemas, la documentación y la coordinación de actualizaciones del sistema.</w:t>
-      </w:r>
-    </w:p>
-    <w:p>
-      <w:pPr>
-        <w:spacing w:before="40" w:after="0"/>
-        <w:jc w:val="both"/>
-        <w:rPr>
-          <w:lang w:val="es-VE"/>
-        </w:rPr>
-      </w:pPr>
-      <w:r>
-        <w:rPr>
-          <w:b/>
-          <w:color w:val="366092"/>
-          <w:sz w:val="22"/>
-          <w:lang w:val="es-VE"/>
-        </w:rPr>
-        <w:t>Instructor de informática |</w:t>
-      </w:r>
-      <w:r>
-        <w:rPr>
-          <w:b/>
-          <w:color w:val="366092"/>
-          <w:sz w:val="22"/>
-          <w:lang w:val="es-VE"/>
-        </w:rPr>
-        <w:t xml:space="preserve"> MPPE | Ministerio de Educa</w:t>
-      </w:r>
-      <w:r>
-        <w:rPr>
-          <w:b/>
-          <w:color w:val="366092"/>
-          <w:sz w:val="22"/>
-          <w:lang w:val="es-VE"/>
-        </w:rPr>
-        <w:t>ción</w:t>
-      </w:r>
-      <w:r>
-        <w:rPr>
-          <w:b/>
-          <w:color w:val="366092"/>
-          <w:sz w:val="22"/>
-          <w:lang w:val="es-VE"/>
-        </w:rPr>
-        <w:t xml:space="preserve"> </w:t>
-      </w:r>
-      <w:r>
-        <w:rPr>
-          <w:b/>
-          <w:color w:val="366092"/>
-          <w:sz w:val="22"/>
-          <w:lang w:val="es-VE"/>
-        </w:rPr>
-        <w:t>—</w:t>
-      </w:r>
-      <w:r>
-        <w:rPr>
-          <w:i/>
-          <w:sz w:val="20"/>
-          <w:lang w:val="es-VE"/>
-        </w:rPr>
-        <w:t xml:space="preserve">    ene. 2000 – mar. 2013</w:t>
-      </w:r>
-    </w:p>
-    <w:p>
-      <w:pPr>
-        <w:spacing w:after="0"/>
-        <w:ind w:left="317" w:hanging="230"/>
-        <w:jc w:val="both"/>
-        <w:rPr>
-          <w:lang w:val="es-VE"/>
-        </w:rPr>
-      </w:pPr>
-      <w:r>
-        <w:rPr>
-          <w:sz w:val="20"/>
-          <w:lang w:val="es-VE"/>
-        </w:rPr>
-        <w:t>• Preparé materiales de capacitación, hice seguimiento de registros de estudiantes y brindé soporte a usuarios de sistemas informáticos y software.</w:t>
-      </w:r>
-    </w:p>
-    <w:p>
-      <w:pPr>
-        <w:spacing w:after="0"/>
-        <w:ind w:left="317" w:hanging="230"/>
-        <w:jc w:val="both"/>
-        <w:rPr>
-          <w:lang w:val="es-VE"/>
-        </w:rPr>
-      </w:pPr>
-      <w:r>
-        <w:rPr>
-          <w:sz w:val="20"/>
-          <w:lang w:val="es-VE"/>
-        </w:rPr>
-        <w:t>• Brindé soporte administrativo y técnico organizado en entornos educativos.</w:t>
-      </w:r>
-    </w:p>
-    <w:p>
-      <w:pPr>
-        <w:pBdr>
-          <w:bottom w:val="single" w:sz="6" w:space="1" w:color="9FBAD0"/>
-        </w:pBdr>
-        <w:spacing w:before="120" w:after="60"/>
-        <w:rPr>
-          <w:lang w:val="es-VE"/>
-        </w:rPr>
-      </w:pPr>
-      <w:r>
-        <w:rPr>
-          <w:b/>
-          <w:color w:val="1F4E79"/>
-          <w:lang w:val="es-VE"/>
-        </w:rPr>
-        <w:t>EDUCACIÓN Y CERTIFICACIONES</w:t>
-      </w:r>
-    </w:p>
-    <w:p>
-      <w:pPr>
-        <w:spacing w:after="0"/>
-        <w:jc w:val="both"/>
-        <w:rPr>
-          <w:lang w:val="es-VE"/>
-        </w:rPr>
-      </w:pPr>
-      <w:r>
-        <w:t>AEC - Administración TI en la nube (Graduación sep. 2026) - Champlain College - Saint-Lambert, QC, Canadá</w:t>
-      </w:r>
-    </w:p>
-    <w:p>
-      <w:pPr>
-        <w:spacing w:after="0"/>
-        <w:ind w:left="317" w:hanging="230"/>
-        <w:jc w:val="both"/>
-        <w:rPr>
-          <w:lang w:val="es-VE"/>
-        </w:rPr>
-      </w:pPr>
-      <w:r>
-        <w:t>AEC - Ciberseguridad: prevención e intervención (Graduación feb. 2026) - Champlain College - Saint-Lambert, QC, Canadá</w:t>
-      </w:r>
-    </w:p>
-    <w:p>
-      <w:pPr>
-        <w:spacing w:after="0"/>
-        <w:ind w:left="317" w:hanging="230"/>
-        <w:jc w:val="both"/>
-        <w:rPr>
-          <w:lang w:val="es-VE"/>
-        </w:rPr>
-      </w:pPr>
-      <w:r>
-        <w:rPr>
-          <w:lang w:val="es-VE"/>
-        </w:rPr>
-        <w:t>• Ingeniería de sistemas (licenciatura) – Universidad Politécnica Santiago Mariño, Venezuela</w:t>
-      </w:r>
-    </w:p>
-    <w:p>
-      <w:pPr>
-        <w:spacing w:after="0"/>
-        <w:ind w:left="317" w:hanging="230"/>
-        <w:jc w:val="both"/>
-        <w:rPr>
-          <w:lang w:val="es-VE"/>
-        </w:rPr>
-      </w:pPr>
-      <w:r>
-        <w:rPr>
-          <w:lang w:val="es-VE"/>
-        </w:rPr>
-        <w:t>• Formación docente (licenciatura) – Universidad Nacional Abierta, Venezuela</w:t>
-      </w:r>
-    </w:p>
-    <w:p>
-      <w:pPr>
-        <w:spacing w:after="0"/>
-        <w:ind w:left="317" w:hanging="230"/>
-        <w:jc w:val="both"/>
-        <w:rPr>
-          <w:lang w:val="es-VE"/>
-        </w:rPr>
-      </w:pPr>
-      <w:r>
-        <w:rPr>
-          <w:lang w:val="es-VE"/>
-        </w:rPr>
-        <w:t>• Técnico en informática (DEC) – Instituto Universitario Isaac Newton, Venezuela</w:t>
-      </w:r>
-    </w:p>
-    <w:p>
-      <w:pPr>
-        <w:pBdr>
-          <w:bottom w:val="single" w:sz="6" w:space="1" w:color="9FBAD0"/>
-        </w:pBdr>
-        <w:spacing w:before="120" w:after="60"/>
-        <w:rPr>
-          <w:b/>
-          <w:color w:val="1F4E79"/>
-          <w:lang w:val="es-VE"/>
-        </w:rPr>
-      </w:pPr>
-      <w:r>
-        <w:rPr>
-          <w:rStyle w:val="Strong"/>
-          <w:lang w:val="es-VE"/>
-        </w:rPr>
-        <w:t>Certificaciones</w:t>
-      </w:r>
-      <w:r>
-        <w:rPr>
-          <w:rStyle w:val="Strong"/>
-          <w:lang w:val="es-VE"/>
-        </w:rPr>
-        <w:br/>
-        <w:t xml:space="preserve">• </w:t>
-      </w:r>
-      <w:proofErr w:type="spellStart"/>
-      <w:r>
-        <w:rPr>
-          <w:rStyle w:val="Strong"/>
-          <w:lang w:val="es-VE"/>
-        </w:rPr>
-        <w:t>CompTIA</w:t>
-      </w:r>
-      <w:proofErr w:type="spellEnd"/>
-      <w:r>
-        <w:rPr>
-          <w:rStyle w:val="Strong"/>
-          <w:lang w:val="es-VE"/>
-        </w:rPr>
-        <w:t xml:space="preserve"> </w:t>
-      </w:r>
-      <w:proofErr w:type="spellStart"/>
-      <w:r>
-        <w:rPr>
-          <w:rStyle w:val="Strong"/>
-          <w:lang w:val="es-VE"/>
-        </w:rPr>
-        <w:t>CySA</w:t>
-      </w:r>
-      <w:proofErr w:type="spellEnd"/>
-      <w:r>
-        <w:rPr>
-          <w:rStyle w:val="Strong"/>
-          <w:lang w:val="es-VE"/>
-        </w:rPr>
-        <w:t>+ | ID de credencial verificada: 7Q8BVEQ50FQQ1882</w:t>
-      </w:r>
-      <w:r>
-        <w:rPr>
-          <w:rStyle w:val="Strong"/>
-          <w:lang w:val="es-VE"/>
-        </w:rPr>
-        <w:br/>
-        <w:t xml:space="preserve">• </w:t>
-      </w:r>
-      <w:proofErr w:type="spellStart"/>
-      <w:r>
-        <w:rPr>
-          <w:rStyle w:val="Strong"/>
-          <w:lang w:val="es-VE"/>
-        </w:rPr>
-        <w:t>CompTIA</w:t>
-      </w:r>
-      <w:proofErr w:type="spellEnd"/>
-      <w:r>
-        <w:rPr>
-          <w:rStyle w:val="Strong"/>
-          <w:lang w:val="es-VE"/>
-        </w:rPr>
-        <w:t xml:space="preserve"> A+ | ID de credencial verificada: C6LQT9FQ4BVEQ64J</w:t>
-      </w:r>
-      <w:r>
-        <w:rPr>
-          <w:rStyle w:val="Strong"/>
-          <w:lang w:val="es-VE"/>
-        </w:rPr>
-        <w:br/>
-        <w:t xml:space="preserve">• </w:t>
-      </w:r>
-      <w:proofErr w:type="spellStart"/>
-      <w:r>
-        <w:rPr>
-          <w:rStyle w:val="Strong"/>
-          <w:lang w:val="es-VE"/>
-        </w:rPr>
-        <w:t>CompTIA</w:t>
-      </w:r>
-      <w:proofErr w:type="spellEnd"/>
-      <w:r>
-        <w:rPr>
-          <w:rStyle w:val="Strong"/>
-          <w:lang w:val="es-VE"/>
-        </w:rPr>
-        <w:t xml:space="preserve"> Tech+ | ID de credencial verificada: EK360HJ5ZNBEC8LJ</w:t>
-      </w:r>
-      <w:r>
-        <w:rPr>
-          <w:rStyle w:val="Strong"/>
-          <w:lang w:val="es-VE"/>
-        </w:rPr>
-        <w:br/>
-        <w:t xml:space="preserve">• Cisco </w:t>
-      </w:r>
-      <w:proofErr w:type="spellStart"/>
-      <w:r>
-        <w:rPr>
-          <w:rStyle w:val="Strong"/>
-          <w:lang w:val="es-VE"/>
-        </w:rPr>
-        <w:t>Certified</w:t>
-      </w:r>
-      <w:proofErr w:type="spellEnd"/>
-      <w:r>
-        <w:rPr>
-          <w:rStyle w:val="Strong"/>
-          <w:lang w:val="es-VE"/>
-        </w:rPr>
-        <w:t xml:space="preserve"> Network </w:t>
-      </w:r>
-      <w:proofErr w:type="spellStart"/>
-      <w:r>
-        <w:rPr>
-          <w:rStyle w:val="Strong"/>
-          <w:lang w:val="es-VE"/>
-        </w:rPr>
-        <w:t>Associate</w:t>
-      </w:r>
-      <w:proofErr w:type="spellEnd"/>
-      <w:r>
-        <w:rPr>
-          <w:rStyle w:val="Strong"/>
-          <w:lang w:val="es-VE"/>
-        </w:rPr>
-        <w:t xml:space="preserve"> (CCNA) | ID de credencial verificada: f59e3cac390744c7aa6ed59210520a5c</w:t>
-      </w:r>
-      <w:r>
-        <w:rPr>
-          <w:rStyle w:val="Strong"/>
-          <w:lang w:val="es-VE"/>
-        </w:rPr>
-        <w:br/>
-        <w:t xml:space="preserve">• Microsoft </w:t>
-      </w:r>
-      <w:proofErr w:type="spellStart"/>
-      <w:r>
-        <w:rPr>
-          <w:rStyle w:val="Strong"/>
-          <w:lang w:val="es-VE"/>
-        </w:rPr>
-        <w:t>Certified</w:t>
-      </w:r>
-      <w:proofErr w:type="spellEnd"/>
-      <w:r>
-        <w:rPr>
-          <w:rStyle w:val="Strong"/>
-          <w:lang w:val="es-VE"/>
-        </w:rPr>
-        <w:t xml:space="preserve">: Azure Security Engineer </w:t>
-      </w:r>
-      <w:proofErr w:type="spellStart"/>
-      <w:r>
-        <w:rPr>
-          <w:rStyle w:val="Strong"/>
-          <w:lang w:val="es-VE"/>
-        </w:rPr>
-        <w:t>Associate</w:t>
-      </w:r>
-      <w:proofErr w:type="spellEnd"/>
-      <w:r>
-        <w:rPr>
-          <w:rStyle w:val="Strong"/>
-          <w:lang w:val="es-VE"/>
-        </w:rPr>
-        <w:t xml:space="preserve"> (AZ-500) | ID de credencial: 92B71F0AB914408B</w:t>
-      </w:r>
-      <w:r>
-        <w:rPr>
-          <w:rStyle w:val="Strong"/>
-          <w:lang w:val="es-VE"/>
-        </w:rPr>
-        <w:br/>
-        <w:t xml:space="preserve">• Microsoft </w:t>
-      </w:r>
-      <w:proofErr w:type="spellStart"/>
-      <w:r>
-        <w:rPr>
-          <w:rStyle w:val="Strong"/>
-          <w:lang w:val="es-VE"/>
-        </w:rPr>
-        <w:t>Certified</w:t>
-      </w:r>
-      <w:proofErr w:type="spellEnd"/>
-      <w:r>
-        <w:rPr>
-          <w:rStyle w:val="Strong"/>
-          <w:lang w:val="es-VE"/>
-        </w:rPr>
-        <w:t>: Azure Fundamentals (AZ-900) | ID de credencial: 561978C307D42ED3</w:t>
-      </w:r>
-    </w:p>
-    <w:p>
-      <w:pPr>
-        <w:pBdr>
-          <w:bottom w:val="single" w:sz="6" w:space="1" w:color="9FBAD0"/>
-        </w:pBdr>
-        <w:spacing w:before="120" w:after="60"/>
-        <w:rPr>
-          <w:lang w:val="es-VE"/>
-        </w:rPr>
-      </w:pPr>
-      <w:r>
-        <w:rPr>
-          <w:b/>
-          <w:color w:val="1F4E79"/>
-          <w:lang w:val="es-VE"/>
+          <w:b w:val="0"/>
+          <w:lang w:val="es"/>
         </w:rPr>
         <w:t>IDIOMAS</w:t>
       </w:r>
     </w:p>
     <w:p>
       <w:pPr>
-        <w:spacing w:after="0"/>
-        <w:rPr>
-          <w:lang w:val="es-VE"/>
-        </w:rPr>
+        <w:pStyle w:val="CVEduX"/>
       </w:pPr>
       <w:r>
         <w:rPr>
-          <w:lang w:val="es-VE"/>
+          <w:b w:val="0"/>
+          <w:lang w:val="es"/>
         </w:rPr>
-        <w:t xml:space="preserve">Español: </w:t>
-      </w:r>
-      <w:proofErr w:type="gramStart"/>
-      <w:r>
-        <w:rPr>
-          <w:lang w:val="es-VE"/>
-        </w:rPr>
-        <w:t>nativo  |</w:t>
-      </w:r>
-      <w:proofErr w:type="gramEnd"/>
-      <w:r>
-        <w:rPr>
-          <w:lang w:val="es-VE"/>
-        </w:rPr>
-        <w:t xml:space="preserve">  </w:t>
-      </w:r>
-      <w:proofErr w:type="gramStart"/>
-      <w:r>
-        <w:rPr>
-          <w:lang w:val="es-VE"/>
-        </w:rPr>
-        <w:t>Inglés</w:t>
-      </w:r>
-      <w:proofErr w:type="gramEnd"/>
-      <w:r>
-        <w:rPr>
-          <w:lang w:val="es-VE"/>
-        </w:rPr>
-        <w:t xml:space="preserve">: </w:t>
-      </w:r>
-      <w:proofErr w:type="gramStart"/>
-      <w:r>
-        <w:rPr>
-          <w:lang w:val="es-VE"/>
-        </w:rPr>
-        <w:t>fluido  |</w:t>
-      </w:r>
-      <w:proofErr w:type="gramEnd"/>
-      <w:r>
-        <w:rPr>
-          <w:lang w:val="es-VE"/>
-        </w:rPr>
-        <w:t xml:space="preserve">  </w:t>
-      </w:r>
-      <w:proofErr w:type="gramStart"/>
-      <w:r>
-        <w:rPr>
-          <w:lang w:val="es-VE"/>
-        </w:rPr>
-        <w:t>Francés</w:t>
-      </w:r>
-      <w:proofErr w:type="gramEnd"/>
-      <w:r>
-        <w:rPr>
-          <w:lang w:val="es-VE"/>
-        </w:rPr>
-        <w:t>: básico</w:t>
+        <w:t>Inglés: fluido  |  Francés: básico  |  Español: nativo</w:t>
       </w:r>
     </w:p>
     <w:sectPr>
-      <w:headerReference w:type="default" r:id="rId13"/>
       <w:pgSz w:w="12240" w:h="15840"/>
-      <w:pgMar w:top="792" w:right="1080" w:bottom="792" w:left="1080" w:header="720" w:footer="720" w:gutter="0"/>
+      <w:pgMar w:top="821" w:right="965" w:bottom="806" w:left="965" w:header="403" w:footer="403" w:gutter="0"/>
       <w:cols w:space="720"/>
       <w:docGrid w:linePitch="360"/>
     </w:sectPr>
   </w:body>
 </w:document>
-</file>
-
-<file path=word/endnotes.xml><?xml version="1.0" encoding="utf-8"?>
-<w:endnotes xmlns:wpc="http://schemas.microsoft.com/office/word/2010/wordprocessingCanvas" xmlns:cx="http://schemas.microsoft.com/office/drawing/2014/chartex" xmlns:cx1="http://schemas.microsoft.com/office/drawing/2015/9/8/chartex" xmlns:cx2="http://schemas.microsoft.com/office/drawing/2015/10/21/chartex" xmlns:cx3="http://schemas.microsoft.com/office/drawing/2016/5/9/chartex" xmlns:cx4="http://schemas.microsoft.com/office/drawing/2016/5/10/chartex" xmlns:cx5="http://schemas.microsoft.com/office/drawing/2016/5/11/chartex" xmlns:cx6="http://schemas.microsoft.com/office/drawing/2016/5/12/chartex" xmlns:cx7="http://schemas.microsoft.com/office/drawing/2016/5/13/chartex" xmlns:cx8="http://schemas.microsoft.com/office/drawing/2016/5/14/chartex" xmlns:mc="http://schemas.openxmlformats.org/markup-compatibility/2006" xmlns:aink="http://schemas.microsoft.com/office/drawing/2016/ink" xmlns:am3d="http://schemas.microsoft.com/office/drawing/2017/model3d" xmlns:o="urn:schemas-microsoft-com:office:office" xmlns:oel="http://schemas.microsoft.com/office/2019/extlst" xmlns:r="http://schemas.openxmlformats.org/officeDocument/2006/relationships" xmlns:m="http://schemas.openxmlformats.org/officeDocument/2006/math" xmlns:v="urn:schemas-microsoft-com:vml" xmlns:wp14="http://schemas.microsoft.com/office/word/2010/wordprocessingDrawing" xmlns:wp="http://schemas.openxmlformats.org/drawingml/2006/wordprocessingDrawing" xmlns:w10="urn:schemas-microsoft-com:office:word" xmlns:w="http://schemas.openxmlformats.org/wordprocessingml/2006/main" xmlns:w14="http://schemas.microsoft.com/office/word/2010/wordml" xmlns:w15="http://schemas.microsoft.com/office/word/2012/wordml" xmlns:w16cex="http://schemas.microsoft.com/office/word/2018/wordml/cex" xmlns:w16cid="http://schemas.microsoft.com/office/word/2016/wordml/cid" xmlns:w16="http://schemas.microsoft.com/office/word/2018/wordml" xmlns:w16du="http://schemas.microsoft.com/office/word/2023/wordml/word16du" xmlns:w16sdtdh="http://schemas.microsoft.com/office/word/2020/wordml/sdtdatahash" xmlns:w16sdtfl="http://schemas.microsoft.com/office/word/2024/wordml/sdtformatlock" xmlns:w16se="http://schemas.microsoft.com/office/word/2015/wordml/symex" xmlns:wpg="http://schemas.microsoft.com/office/word/2010/wordprocessingGroup" xmlns:wpi="http://schemas.microsoft.com/office/word/2010/wordprocessingInk" xmlns:wne="http://schemas.microsoft.com/office/word/2006/wordml" xmlns:wps="http://schemas.microsoft.com/office/word/2010/wordprocessingShape" mc:Ignorable="w14 w15 w16se w16cid w16 w16cex w16sdtdh w16sdtfl w16du wp14">
-  <w:endnote w:type="separator" w:id="-1">
-    <w:p>
-      <w:pPr>
-        <w:spacing w:after="0" w:line="240" w:lineRule="auto"/>
-      </w:pPr>
-      <w:r>
-        <w:separator/>
-      </w:r>
-    </w:p>
-  </w:endnote>
-  <w:endnote w:type="continuationSeparator" w:id="0">
-    <w:p>
-      <w:pPr>
-        <w:spacing w:after="0" w:line="240" w:lineRule="auto"/>
-      </w:pPr>
-      <w:r>
-        <w:continuationSeparator/>
-      </w:r>
-    </w:p>
-  </w:endnote>
-</w:endnotes>
-</file>
-
-<file path=word/footnotes.xml><?xml version="1.0" encoding="utf-8"?>
-<w:footnotes xmlns:wpc="http://schemas.microsoft.com/office/word/2010/wordprocessingCanvas" xmlns:cx="http://schemas.microsoft.com/office/drawing/2014/chartex" xmlns:cx1="http://schemas.microsoft.com/office/drawing/2015/9/8/chartex" xmlns:cx2="http://schemas.microsoft.com/office/drawing/2015/10/21/chartex" xmlns:cx3="http://schemas.microsoft.com/office/drawing/2016/5/9/chartex" xmlns:cx4="http://schemas.microsoft.com/office/drawing/2016/5/10/chartex" xmlns:cx5="http://schemas.microsoft.com/office/drawing/2016/5/11/chartex" xmlns:cx6="http://schemas.microsoft.com/office/drawing/2016/5/12/chartex" xmlns:cx7="http://schemas.microsoft.com/office/drawing/2016/5/13/chartex" xmlns:cx8="http://schemas.microsoft.com/office/drawing/2016/5/14/chartex" xmlns:mc="http://schemas.openxmlformats.org/markup-compatibility/2006" xmlns:aink="http://schemas.microsoft.com/office/drawing/2016/ink" xmlns:am3d="http://schemas.microsoft.com/office/drawing/2017/model3d" xmlns:o="urn:schemas-microsoft-com:office:office" xmlns:oel="http://schemas.microsoft.com/office/2019/extlst" xmlns:r="http://schemas.openxmlformats.org/officeDocument/2006/relationships" xmlns:m="http://schemas.openxmlformats.org/officeDocument/2006/math" xmlns:v="urn:schemas-microsoft-com:vml" xmlns:wp14="http://schemas.microsoft.com/office/word/2010/wordprocessingDrawing" xmlns:wp="http://schemas.openxmlformats.org/drawingml/2006/wordprocessingDrawing" xmlns:w10="urn:schemas-microsoft-com:office:word" xmlns:w="http://schemas.openxmlformats.org/wordprocessingml/2006/main" xmlns:w14="http://schemas.microsoft.com/office/word/2010/wordml" xmlns:w15="http://schemas.microsoft.com/office/word/2012/wordml" xmlns:w16cex="http://schemas.microsoft.com/office/word/2018/wordml/cex" xmlns:w16cid="http://schemas.microsoft.com/office/word/2016/wordml/cid" xmlns:w16="http://schemas.microsoft.com/office/word/2018/wordml" xmlns:w16du="http://schemas.microsoft.com/office/word/2023/wordml/word16du" xmlns:w16sdtdh="http://schemas.microsoft.com/office/word/2020/wordml/sdtdatahash" xmlns:w16sdtfl="http://schemas.microsoft.com/office/word/2024/wordml/sdtformatlock" xmlns:w16se="http://schemas.microsoft.com/office/word/2015/wordml/symex" xmlns:wpg="http://schemas.microsoft.com/office/word/2010/wordprocessingGroup" xmlns:wpi="http://schemas.microsoft.com/office/word/2010/wordprocessingInk" xmlns:wne="http://schemas.microsoft.com/office/word/2006/wordml" xmlns:wps="http://schemas.microsoft.com/office/word/2010/wordprocessingShape" mc:Ignorable="w14 w15 w16se w16cid w16 w16cex w16sdtdh w16sdtfl w16du wp14">
-  <w:footnote w:type="separator" w:id="-1">
-    <w:p>
-      <w:pPr>
-        <w:spacing w:after="0" w:line="240" w:lineRule="auto"/>
-      </w:pPr>
-      <w:r>
-        <w:separator/>
-      </w:r>
-    </w:p>
-  </w:footnote>
-  <w:footnote w:type="continuationSeparator" w:id="0">
-    <w:p>
-      <w:pPr>
-        <w:spacing w:after="0" w:line="240" w:lineRule="auto"/>
-      </w:pPr>
-      <w:r>
-        <w:continuationSeparator/>
-      </w:r>
-    </w:p>
-  </w:footnote>
-</w:footnotes>
-</file>
-
-<file path=word/header1.xml><?xml version="1.0" encoding="utf-8"?>
-<w:hdr xmlns:wpc="http://schemas.microsoft.com/office/word/2010/wordprocessingCanvas" xmlns:cx="http://schemas.microsoft.com/office/drawing/2014/chartex" xmlns:cx1="http://schemas.microsoft.com/office/drawing/2015/9/8/chartex" xmlns:cx2="http://schemas.microsoft.com/office/drawing/2015/10/21/chartex" xmlns:cx3="http://schemas.microsoft.com/office/drawing/2016/5/9/chartex" xmlns:cx4="http://schemas.microsoft.com/office/drawing/2016/5/10/chartex" xmlns:cx5="http://schemas.microsoft.com/office/drawing/2016/5/11/chartex" xmlns:cx6="http://schemas.microsoft.com/office/drawing/2016/5/12/chartex" xmlns:cx7="http://schemas.microsoft.com/office/drawing/2016/5/13/chartex" xmlns:cx8="http://schemas.microsoft.com/office/drawing/2016/5/14/chartex" xmlns:mc="http://schemas.openxmlformats.org/markup-compatibility/2006" xmlns:aink="http://schemas.microsoft.com/office/drawing/2016/ink" xmlns:am3d="http://schemas.microsoft.com/office/drawing/2017/model3d" xmlns:o="urn:schemas-microsoft-com:office:office" xmlns:oel="http://schemas.microsoft.com/office/2019/extlst" xmlns:r="http://schemas.openxmlformats.org/officeDocument/2006/relationships" xmlns:m="http://schemas.openxmlformats.org/officeDocument/2006/math" xmlns:v="urn:schemas-microsoft-com:vml" xmlns:wp14="http://schemas.microsoft.com/office/word/2010/wordprocessingDrawing" xmlns:wp="http://schemas.openxmlformats.org/drawingml/2006/wordprocessingDrawing" xmlns:w10="urn:schemas-microsoft-com:office:word" xmlns:w="http://schemas.openxmlformats.org/wordprocessingml/2006/main" xmlns:w14="http://schemas.microsoft.com/office/word/2010/wordml" xmlns:w15="http://schemas.microsoft.com/office/word/2012/wordml" xmlns:w16cex="http://schemas.microsoft.com/office/word/2018/wordml/cex" xmlns:w16cid="http://schemas.microsoft.com/office/word/2016/wordml/cid" xmlns:w16="http://schemas.microsoft.com/office/word/2018/wordml" xmlns:w16du="http://schemas.microsoft.com/office/word/2023/wordml/word16du" xmlns:w16sdtdh="http://schemas.microsoft.com/office/word/2020/wordml/sdtdatahash" xmlns:w16sdtfl="http://schemas.microsoft.com/office/word/2024/wordml/sdtformatlock" xmlns:w16se="http://schemas.microsoft.com/office/word/2015/wordml/symex" xmlns:wpg="http://schemas.microsoft.com/office/word/2010/wordprocessingGroup" xmlns:wpi="http://schemas.microsoft.com/office/word/2010/wordprocessingInk" xmlns:wne="http://schemas.microsoft.com/office/word/2006/wordml" xmlns:wps="http://schemas.microsoft.com/office/word/2010/wordprocessingShape" mc:Ignorable="w14 w15 w16se w16cid w16 w16cex w16sdtdh w16sdtfl w16du wp14">
-  <w:p>
-    <w:pPr>
-      <w:pStyle w:val="Header"/>
-    </w:pPr>
-    <w:r>
-      <w:rPr>
-        <w:noProof/>
-      </w:rPr>
-      <mc:AlternateContent>
-        <mc:Choice Requires="wpg">
-          <w:drawing>
-            <wp:anchor distT="0" distB="0" distL="114300" distR="114300" simplePos="0" relativeHeight="251659264" behindDoc="0" locked="0" layoutInCell="1" allowOverlap="1" wp14:anchorId="6D47B4DF" wp14:editId="42B7FDE5">
-              <wp:simplePos x="0" y="0"/>
-              <wp:positionH relativeFrom="column">
-                <wp:posOffset>-685800</wp:posOffset>
-              </wp:positionH>
-              <wp:positionV relativeFrom="paragraph">
-                <wp:posOffset>-228600</wp:posOffset>
-              </wp:positionV>
-              <wp:extent cx="1700784" cy="1024128"/>
-              <wp:effectExtent l="0" t="0" r="0" b="5080"/>
-              <wp:wrapNone/>
-              <wp:docPr id="776264329" name="Group 1"/>
-              <wp:cNvGraphicFramePr/>
-              <a:graphic xmlns:a="http://schemas.openxmlformats.org/drawingml/2006/main">
-                <a:graphicData uri="http://schemas.microsoft.com/office/word/2010/wordprocessingGroup">
-                  <wpg:wgp>
-                    <wpg:cNvGrpSpPr/>
-                    <wpg:grpSpPr>
-                      <a:xfrm>
-                        <a:off x="0" y="0"/>
-                        <a:ext cx="1700784" cy="1024128"/>
-                        <a:chOff x="0" y="0"/>
-                        <a:chExt cx="1700784" cy="1024128"/>
-                      </a:xfrm>
-                    </wpg:grpSpPr>
-                    <wps:wsp>
-                      <wps:cNvPr id="998252387" name="Rectangle 998252387"/>
-                      <wps:cNvSpPr/>
-                      <wps:spPr>
-                        <a:xfrm>
-                          <a:off x="0" y="0"/>
-                          <a:ext cx="1700784" cy="1024128"/>
-                        </a:xfrm>
-                        <a:prstGeom prst="rect">
-                          <a:avLst/>
-                        </a:prstGeom>
-                        <a:solidFill>
-                          <a:schemeClr val="bg1">
-                            <a:alpha val="0"/>
-                          </a:schemeClr>
-                        </a:solidFill>
-                        <a:ln>
-                          <a:noFill/>
-                        </a:ln>
-                      </wps:spPr>
-                      <wps:style>
-                        <a:lnRef idx="2">
-                          <a:schemeClr val="accent1">
-                            <a:shade val="50000"/>
-                          </a:schemeClr>
-                        </a:lnRef>
-                        <a:fillRef idx="1">
-                          <a:schemeClr val="accent1"/>
-                        </a:fillRef>
-                        <a:effectRef idx="0">
-                          <a:schemeClr val="accent1"/>
-                        </a:effectRef>
-                        <a:fontRef idx="minor">
-                          <a:schemeClr val="lt1"/>
-                        </a:fontRef>
-                      </wps:style>
-                      <wps:bodyPr rot="0" spcFirstLastPara="0" vertOverflow="overflow" horzOverflow="overflow" vert="horz" wrap="square" lIns="91440" tIns="45720" rIns="91440" bIns="45720" numCol="1" spcCol="0" rtlCol="0" fromWordArt="0" anchor="ctr" anchorCtr="0" forceAA="0" compatLnSpc="1">
-                        <a:prstTxWarp prst="textNoShape">
-                          <a:avLst/>
-                        </a:prstTxWarp>
-                        <a:noAutofit/>
-                      </wps:bodyPr>
-                    </wps:wsp>
-                    <wps:wsp>
-                      <wps:cNvPr id="856973705" name="Rectangle 1"/>
-                      <wps:cNvSpPr/>
-                      <wps:spPr>
-                        <a:xfrm>
-                          <a:off x="228600" y="0"/>
-                          <a:ext cx="1463040" cy="1014984"/>
-                        </a:xfrm>
-                        <a:custGeom>
-                          <a:avLst/>
-                          <a:gdLst>
-                            <a:gd name="connsiteX0" fmla="*/ 0 w 1462822"/>
-                            <a:gd name="connsiteY0" fmla="*/ 0 h 1014481"/>
-                            <a:gd name="connsiteX1" fmla="*/ 1462822 w 1462822"/>
-                            <a:gd name="connsiteY1" fmla="*/ 0 h 1014481"/>
-                            <a:gd name="connsiteX2" fmla="*/ 1462822 w 1462822"/>
-                            <a:gd name="connsiteY2" fmla="*/ 1014481 h 1014481"/>
-                            <a:gd name="connsiteX3" fmla="*/ 0 w 1462822"/>
-                            <a:gd name="connsiteY3" fmla="*/ 1014481 h 1014481"/>
-                            <a:gd name="connsiteX4" fmla="*/ 0 w 1462822"/>
-                            <a:gd name="connsiteY4" fmla="*/ 0 h 1014481"/>
-                            <a:gd name="connsiteX0" fmla="*/ 0 w 1462822"/>
-                            <a:gd name="connsiteY0" fmla="*/ 0 h 1014481"/>
-                            <a:gd name="connsiteX1" fmla="*/ 1462822 w 1462822"/>
-                            <a:gd name="connsiteY1" fmla="*/ 0 h 1014481"/>
-                            <a:gd name="connsiteX2" fmla="*/ 910372 w 1462822"/>
-                            <a:gd name="connsiteY2" fmla="*/ 376306 h 1014481"/>
-                            <a:gd name="connsiteX3" fmla="*/ 0 w 1462822"/>
-                            <a:gd name="connsiteY3" fmla="*/ 1014481 h 1014481"/>
-                            <a:gd name="connsiteX4" fmla="*/ 0 w 1462822"/>
-                            <a:gd name="connsiteY4" fmla="*/ 0 h 1014481"/>
-                          </a:gdLst>
-                          <a:ahLst/>
-                          <a:cxnLst>
-                            <a:cxn ang="0">
-                              <a:pos x="connsiteX0" y="connsiteY0"/>
-                            </a:cxn>
-                            <a:cxn ang="0">
-                              <a:pos x="connsiteX1" y="connsiteY1"/>
-                            </a:cxn>
-                            <a:cxn ang="0">
-                              <a:pos x="connsiteX2" y="connsiteY2"/>
-                            </a:cxn>
-                            <a:cxn ang="0">
-                              <a:pos x="connsiteX3" y="connsiteY3"/>
-                            </a:cxn>
-                            <a:cxn ang="0">
-                              <a:pos x="connsiteX4" y="connsiteY4"/>
-                            </a:cxn>
-                          </a:cxnLst>
-                          <a:rect l="l" t="t" r="r" b="b"/>
-                          <a:pathLst>
-                            <a:path w="1462822" h="1014481">
-                              <a:moveTo>
-                                <a:pt x="0" y="0"/>
-                              </a:moveTo>
-                              <a:lnTo>
-                                <a:pt x="1462822" y="0"/>
-                              </a:lnTo>
-                              <a:lnTo>
-                                <a:pt x="910372" y="376306"/>
-                              </a:lnTo>
-                              <a:lnTo>
-                                <a:pt x="0" y="1014481"/>
-                              </a:lnTo>
-                              <a:lnTo>
-                                <a:pt x="0" y="0"/>
-                              </a:lnTo>
-                              <a:close/>
-                            </a:path>
-                          </a:pathLst>
-                        </a:custGeom>
-                        <a:solidFill>
-                          <a:schemeClr val="accent1"/>
-                        </a:solidFill>
-                        <a:ln>
-                          <a:noFill/>
-                        </a:ln>
-                      </wps:spPr>
-                      <wps:style>
-                        <a:lnRef idx="2">
-                          <a:schemeClr val="accent1">
-                            <a:shade val="50000"/>
-                          </a:schemeClr>
-                        </a:lnRef>
-                        <a:fillRef idx="1">
-                          <a:schemeClr val="accent1"/>
-                        </a:fillRef>
-                        <a:effectRef idx="0">
-                          <a:schemeClr val="accent1"/>
-                        </a:effectRef>
-                        <a:fontRef idx="minor">
-                          <a:schemeClr val="lt1"/>
-                        </a:fontRef>
-                      </wps:style>
-                      <wps:bodyPr rot="0" spcFirstLastPara="0" vertOverflow="overflow" horzOverflow="overflow" vert="horz" wrap="square" lIns="91440" tIns="45720" rIns="91440" bIns="45720" numCol="1" spcCol="0" rtlCol="0" fromWordArt="0" anchor="ctr" anchorCtr="0" forceAA="0" compatLnSpc="1">
-                        <a:prstTxWarp prst="textNoShape">
-                          <a:avLst/>
-                        </a:prstTxWarp>
-                        <a:noAutofit/>
-                      </wps:bodyPr>
-                    </wps:wsp>
-                    <wps:wsp>
-                      <wps:cNvPr id="667651671" name="Rectangle 667651671"/>
-                      <wps:cNvSpPr/>
-                      <wps:spPr>
-                        <a:xfrm>
-                          <a:off x="228600" y="0"/>
-                          <a:ext cx="1472184" cy="1024128"/>
-                        </a:xfrm>
-                        <a:prstGeom prst="rect">
-                          <a:avLst/>
-                        </a:prstGeom>
-                        <a:blipFill>
-                          <a:blip r:embed="rId1"/>
-                          <a:stretch>
-                            <a:fillRect/>
-                          </a:stretch>
-                        </a:blipFill>
-                        <a:ln>
-                          <a:noFill/>
-                        </a:ln>
-                      </wps:spPr>
-                      <wps:style>
-                        <a:lnRef idx="2">
-                          <a:schemeClr val="accent1">
-                            <a:shade val="50000"/>
-                          </a:schemeClr>
-                        </a:lnRef>
-                        <a:fillRef idx="1">
-                          <a:schemeClr val="accent1"/>
-                        </a:fillRef>
-                        <a:effectRef idx="0">
-                          <a:schemeClr val="accent1"/>
-                        </a:effectRef>
-                        <a:fontRef idx="minor">
-                          <a:schemeClr val="lt1"/>
-                        </a:fontRef>
-                      </wps:style>
-                      <wps:bodyPr rot="0" spcFirstLastPara="0" vertOverflow="overflow" horzOverflow="overflow" vert="horz" wrap="square" lIns="91440" tIns="45720" rIns="91440" bIns="45720" numCol="1" spcCol="0" rtlCol="0" fromWordArt="0" anchor="ctr" anchorCtr="0" forceAA="0" compatLnSpc="1">
-                        <a:prstTxWarp prst="textNoShape">
-                          <a:avLst/>
-                        </a:prstTxWarp>
-                        <a:noAutofit/>
-                      </wps:bodyPr>
-                    </wps:wsp>
-                  </wpg:wgp>
-                </a:graphicData>
-              </a:graphic>
-            </wp:anchor>
-          </w:drawing>
-        </mc:Choice>
-        <mc:Fallback>
-          <w:pict>
-            <v:group w14:anchorId="0EEFEE66" id="Group 1" o:spid="_x0000_s1026" style="position:absolute;margin-left:-54pt;margin-top:-18pt;width:133.9pt;height:80.65pt;z-index:251659264" coordsize="17007,10241" o:gfxdata="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">
-              <v:rect id="Rectangle 998252387" o:spid="_x0000_s1027" style="position:absolute;width:17007;height:10241;visibility:visible;mso-wrap-style:square;v-text-anchor:middle" o:gfxdata="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" fillcolor="white [3212]" stroked="f" strokeweight="2pt">
-                <v:fill opacity="0"/>
-              </v:rect>
-              <v:shape id="Rectangle 1" o:spid="_x0000_s1028" style="position:absolute;left:2286;width:14630;height:10149;visibility:visible;mso-wrap-style:square;v-text-anchor:middle" coordsize="1462822,1014481" o:gfxdata="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" path="m,l1462822,,910372,376306,,1014481,,xe" fillcolor="#4f81bd [3204]" stroked="f" strokeweight="2pt">
-                <v:path arrowok="t" o:connecttype="custom" o:connectlocs="0,0;1463040,0;910508,376493;0,1014984;0,0" o:connectangles="0,0,0,0,0"/>
-              </v:shape>
-              <v:rect id="Rectangle 667651671" o:spid="_x0000_s1029" style="position:absolute;left:2286;width:14721;height:10241;visibility:visible;mso-wrap-style:square;v-text-anchor:middle" o:gfxdata="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" stroked="f" strokeweight="2pt">
-                <v:fill r:id="rId2" o:title="" recolor="t" rotate="t" type="frame"/>
-              </v:rect>
-            </v:group>
-          </w:pict>
-        </mc:Fallback>
-      </mc:AlternateContent>
-    </w:r>
-  </w:p>
-</w:hdr>
 </file>
 
 <file path=word/numbering.xml><?xml version="1.0" encoding="utf-8"?>
@@ -2874,187 +886,32 @@
       </w:rPr>
     </w:lvl>
   </w:abstractNum>
-  <w:abstractNum w:abstractNumId="9" w15:restartNumberingAfterBreak="0">
-    <w:nsid w:val="28575E74"/>
-    <w:multiLevelType w:val="multilevel"/>
-    <w:tmpl w:val="A11C41FE"/>
-    <w:lvl w:ilvl="0">
-      <w:start w:val="1"/>
-      <w:numFmt w:val="bullet"/>
-      <w:lvlText w:val=""/>
-      <w:lvlJc w:val="left"/>
-      <w:pPr>
-        <w:tabs>
-          <w:tab w:val="num" w:pos="720"/>
-        </w:tabs>
-        <w:ind w:left="720" w:hanging="360"/>
-      </w:pPr>
-      <w:rPr>
-        <w:rFonts w:ascii="Symbol" w:hAnsi="Symbol" w:hint="default"/>
-        <w:sz w:val="20"/>
-      </w:rPr>
-    </w:lvl>
-    <w:lvl w:ilvl="1" w:tentative="1">
-      <w:start w:val="1"/>
-      <w:numFmt w:val="bullet"/>
-      <w:lvlText w:val="o"/>
-      <w:lvlJc w:val="left"/>
-      <w:pPr>
-        <w:tabs>
-          <w:tab w:val="num" w:pos="1440"/>
-        </w:tabs>
-        <w:ind w:left="1440" w:hanging="360"/>
-      </w:pPr>
-      <w:rPr>
-        <w:rFonts w:ascii="Courier New" w:hAnsi="Courier New" w:hint="default"/>
-        <w:sz w:val="20"/>
-      </w:rPr>
-    </w:lvl>
-    <w:lvl w:ilvl="2" w:tentative="1">
-      <w:start w:val="1"/>
-      <w:numFmt w:val="bullet"/>
-      <w:lvlText w:val=""/>
-      <w:lvlJc w:val="left"/>
-      <w:pPr>
-        <w:tabs>
-          <w:tab w:val="num" w:pos="2160"/>
-        </w:tabs>
-        <w:ind w:left="2160" w:hanging="360"/>
-      </w:pPr>
-      <w:rPr>
-        <w:rFonts w:ascii="Wingdings" w:hAnsi="Wingdings" w:hint="default"/>
-        <w:sz w:val="20"/>
-      </w:rPr>
-    </w:lvl>
-    <w:lvl w:ilvl="3" w:tentative="1">
-      <w:start w:val="1"/>
-      <w:numFmt w:val="bullet"/>
-      <w:lvlText w:val=""/>
-      <w:lvlJc w:val="left"/>
-      <w:pPr>
-        <w:tabs>
-          <w:tab w:val="num" w:pos="2880"/>
-        </w:tabs>
-        <w:ind w:left="2880" w:hanging="360"/>
-      </w:pPr>
-      <w:rPr>
-        <w:rFonts w:ascii="Wingdings" w:hAnsi="Wingdings" w:hint="default"/>
-        <w:sz w:val="20"/>
-      </w:rPr>
-    </w:lvl>
-    <w:lvl w:ilvl="4" w:tentative="1">
-      <w:start w:val="1"/>
-      <w:numFmt w:val="bullet"/>
-      <w:lvlText w:val=""/>
-      <w:lvlJc w:val="left"/>
-      <w:pPr>
-        <w:tabs>
-          <w:tab w:val="num" w:pos="3600"/>
-        </w:tabs>
-        <w:ind w:left="3600" w:hanging="360"/>
-      </w:pPr>
-      <w:rPr>
-        <w:rFonts w:ascii="Wingdings" w:hAnsi="Wingdings" w:hint="default"/>
-        <w:sz w:val="20"/>
-      </w:rPr>
-    </w:lvl>
-    <w:lvl w:ilvl="5" w:tentative="1">
-      <w:start w:val="1"/>
-      <w:numFmt w:val="bullet"/>
-      <w:lvlText w:val=""/>
-      <w:lvlJc w:val="left"/>
-      <w:pPr>
-        <w:tabs>
-          <w:tab w:val="num" w:pos="4320"/>
-        </w:tabs>
-        <w:ind w:left="4320" w:hanging="360"/>
-      </w:pPr>
-      <w:rPr>
-        <w:rFonts w:ascii="Wingdings" w:hAnsi="Wingdings" w:hint="default"/>
-        <w:sz w:val="20"/>
-      </w:rPr>
-    </w:lvl>
-    <w:lvl w:ilvl="6" w:tentative="1">
-      <w:start w:val="1"/>
-      <w:numFmt w:val="bullet"/>
-      <w:lvlText w:val=""/>
-      <w:lvlJc w:val="left"/>
-      <w:pPr>
-        <w:tabs>
-          <w:tab w:val="num" w:pos="5040"/>
-        </w:tabs>
-        <w:ind w:left="5040" w:hanging="360"/>
-      </w:pPr>
-      <w:rPr>
-        <w:rFonts w:ascii="Wingdings" w:hAnsi="Wingdings" w:hint="default"/>
-        <w:sz w:val="20"/>
-      </w:rPr>
-    </w:lvl>
-    <w:lvl w:ilvl="7" w:tentative="1">
-      <w:start w:val="1"/>
-      <w:numFmt w:val="bullet"/>
-      <w:lvlText w:val=""/>
-      <w:lvlJc w:val="left"/>
-      <w:pPr>
-        <w:tabs>
-          <w:tab w:val="num" w:pos="5760"/>
-        </w:tabs>
-        <w:ind w:left="5760" w:hanging="360"/>
-      </w:pPr>
-      <w:rPr>
-        <w:rFonts w:ascii="Wingdings" w:hAnsi="Wingdings" w:hint="default"/>
-        <w:sz w:val="20"/>
-      </w:rPr>
-    </w:lvl>
-    <w:lvl w:ilvl="8" w:tentative="1">
-      <w:start w:val="1"/>
-      <w:numFmt w:val="bullet"/>
-      <w:lvlText w:val=""/>
-      <w:lvlJc w:val="left"/>
-      <w:pPr>
-        <w:tabs>
-          <w:tab w:val="num" w:pos="6480"/>
-        </w:tabs>
-        <w:ind w:left="6480" w:hanging="360"/>
-      </w:pPr>
-      <w:rPr>
-        <w:rFonts w:ascii="Wingdings" w:hAnsi="Wingdings" w:hint="default"/>
-        <w:sz w:val="20"/>
-      </w:rPr>
-    </w:lvl>
-  </w:abstractNum>
-  <w:num w:numId="1" w16cid:durableId="794370039">
+  <w:num w:numId="1" w16cid:durableId="121189760">
     <w:abstractNumId w:val="8"/>
   </w:num>
-  <w:num w:numId="2" w16cid:durableId="1493062356">
+  <w:num w:numId="2" w16cid:durableId="195167675">
     <w:abstractNumId w:val="6"/>
   </w:num>
-  <w:num w:numId="3" w16cid:durableId="1897474035">
+  <w:num w:numId="3" w16cid:durableId="712193017">
     <w:abstractNumId w:val="5"/>
   </w:num>
-  <w:num w:numId="4" w16cid:durableId="1214391871">
+  <w:num w:numId="4" w16cid:durableId="2024553308">
     <w:abstractNumId w:val="4"/>
   </w:num>
-  <w:num w:numId="5" w16cid:durableId="903296440">
+  <w:num w:numId="5" w16cid:durableId="130371348">
     <w:abstractNumId w:val="7"/>
   </w:num>
-  <w:num w:numId="6" w16cid:durableId="532037137">
+  <w:num w:numId="6" w16cid:durableId="1920862913">
     <w:abstractNumId w:val="3"/>
   </w:num>
-  <w:num w:numId="7" w16cid:durableId="21252763">
+  <w:num w:numId="7" w16cid:durableId="185951592">
     <w:abstractNumId w:val="2"/>
   </w:num>
-  <w:num w:numId="8" w16cid:durableId="2086688031">
+  <w:num w:numId="8" w16cid:durableId="963804642">
     <w:abstractNumId w:val="1"/>
   </w:num>
-  <w:num w:numId="9" w16cid:durableId="1808427828">
+  <w:num w:numId="9" w16cid:durableId="437220326">
     <w:abstractNumId w:val="0"/>
-  </w:num>
-  <w:num w:numId="10" w16cid:durableId="2096199965">
-    <w:abstractNumId w:val="9"/>
-  </w:num>
-  <w:num w:numId="11" w16cid:durableId="83309123">
-    <w:abstractNumId w:val="9"/>
   </w:num>
 </w:numbering>
 </file>
@@ -3449,9 +1306,13 @@
     <w:name w:val="Normal"/>
     <w:qFormat/>
     <w:rsid w:val="00FC693F"/>
+    <w:pPr>
+      <w:spacing w:after="0" w:line="257" w:lineRule="auto"/>
+    </w:pPr>
     <w:rPr>
-      <w:rFonts w:ascii="Aptos" w:hAnsi="Aptos"/>
-      <w:sz w:val="21"/>
+      <w:rFonts w:ascii="Arial" w:hAnsi="Arial"/>
+      <w:color w:val="000000"/>
+      <w:sz w:val="18"/>
     </w:rPr>
   </w:style>
   <w:style w:type="paragraph" w:styleId="Heading1">
@@ -3465,7 +1326,7 @@
     <w:pPr>
       <w:keepNext/>
       <w:keepLines/>
-      <w:spacing w:before="480" w:after="0"/>
+      <w:spacing w:before="480"/>
       <w:outlineLvl w:val="0"/>
     </w:pPr>
     <w:rPr>
@@ -3489,7 +1350,7 @@
     <w:pPr>
       <w:keepNext/>
       <w:keepLines/>
-      <w:spacing w:before="200" w:after="0"/>
+      <w:spacing w:before="200"/>
       <w:outlineLvl w:val="1"/>
     </w:pPr>
     <w:rPr>
@@ -3513,7 +1374,7 @@
     <w:pPr>
       <w:keepNext/>
       <w:keepLines/>
-      <w:spacing w:before="200" w:after="0"/>
+      <w:spacing w:before="200"/>
       <w:outlineLvl w:val="2"/>
     </w:pPr>
     <w:rPr>
@@ -3536,7 +1397,7 @@
     <w:pPr>
       <w:keepNext/>
       <w:keepLines/>
-      <w:spacing w:before="200" w:after="0"/>
+      <w:spacing w:before="200"/>
       <w:outlineLvl w:val="3"/>
     </w:pPr>
     <w:rPr>
@@ -3561,7 +1422,7 @@
     <w:pPr>
       <w:keepNext/>
       <w:keepLines/>
-      <w:spacing w:before="200" w:after="0"/>
+      <w:spacing w:before="200"/>
       <w:outlineLvl w:val="4"/>
     </w:pPr>
     <w:rPr>
@@ -3582,7 +1443,7 @@
     <w:pPr>
       <w:keepNext/>
       <w:keepLines/>
-      <w:spacing w:before="200" w:after="0"/>
+      <w:spacing w:before="200"/>
       <w:outlineLvl w:val="5"/>
     </w:pPr>
     <w:rPr>
@@ -3605,7 +1466,7 @@
     <w:pPr>
       <w:keepNext/>
       <w:keepLines/>
-      <w:spacing w:before="200" w:after="0"/>
+      <w:spacing w:before="200"/>
       <w:outlineLvl w:val="6"/>
     </w:pPr>
     <w:rPr>
@@ -3628,7 +1489,7 @@
     <w:pPr>
       <w:keepNext/>
       <w:keepLines/>
-      <w:spacing w:before="200" w:after="0"/>
+      <w:spacing w:before="200"/>
       <w:outlineLvl w:val="7"/>
     </w:pPr>
     <w:rPr>
@@ -3651,7 +1512,7 @@
     <w:pPr>
       <w:keepNext/>
       <w:keepLines/>
-      <w:spacing w:before="200" w:after="0"/>
+      <w:spacing w:before="200"/>
       <w:outlineLvl w:val="8"/>
     </w:pPr>
     <w:rPr>
@@ -3666,7 +1527,6 @@
   <w:style w:type="character" w:default="1" w:styleId="DefaultParagraphFont">
     <w:name w:val="Default Paragraph Font"/>
     <w:uiPriority w:val="1"/>
-    <w:semiHidden/>
     <w:unhideWhenUsed/>
   </w:style>
   <w:style w:type="table" w:default="1" w:styleId="TableNormal">
@@ -3702,7 +1562,7 @@
         <w:tab w:val="center" w:pos="4680"/>
         <w:tab w:val="right" w:pos="9360"/>
       </w:tabs>
-      <w:spacing w:after="0" w:line="240" w:lineRule="auto"/>
+      <w:spacing w:line="240" w:lineRule="auto"/>
     </w:pPr>
   </w:style>
   <w:style w:type="character" w:customStyle="1" w:styleId="HeaderChar">
@@ -3724,7 +1584,7 @@
         <w:tab w:val="center" w:pos="4680"/>
         <w:tab w:val="right" w:pos="9360"/>
       </w:tabs>
-      <w:spacing w:after="0" w:line="240" w:lineRule="auto"/>
+      <w:spacing w:line="240" w:lineRule="auto"/>
     </w:pPr>
   </w:style>
   <w:style w:type="character" w:customStyle="1" w:styleId="FooterChar">
@@ -4247,7 +2107,6 @@
       <w:b/>
       <w:bCs/>
       <w:color w:val="4F81BD" w:themeColor="accent1"/>
-      <w:sz w:val="18"/>
       <w:szCs w:val="18"/>
     </w:rPr>
   </w:style>
@@ -14443,14 +12302,123 @@
       </w:tcPr>
     </w:tblStylePr>
   </w:style>
+  <w:style w:type="paragraph" w:customStyle="1" w:styleId="CVNameX">
+    <w:name w:val="CV NameX"/>
+    <w:basedOn w:val="Normal"/>
+    <w:pPr>
+      <w:keepNext/>
+      <w:spacing w:after="30"/>
+      <w:jc w:val="center"/>
+    </w:pPr>
+    <w:rPr>
+      <w:b/>
+      <w:sz w:val="33"/>
+    </w:rPr>
+  </w:style>
+  <w:style w:type="paragraph" w:customStyle="1" w:styleId="CVContactX">
+    <w:name w:val="CV ContactX"/>
+    <w:basedOn w:val="Normal"/>
+    <w:pPr>
+      <w:keepNext/>
+      <w:spacing w:after="24"/>
+      <w:jc w:val="center"/>
+    </w:pPr>
+    <w:rPr>
+      <w:sz w:val="16"/>
+    </w:rPr>
+  </w:style>
+  <w:style w:type="paragraph" w:customStyle="1" w:styleId="CVHeadlineX">
+    <w:name w:val="CV HeadlineX"/>
+    <w:basedOn w:val="Normal"/>
+    <w:pPr>
+      <w:keepNext/>
+      <w:spacing w:before="60" w:after="120"/>
+      <w:jc w:val="center"/>
+    </w:pPr>
+    <w:rPr>
+      <w:b/>
+      <w:sz w:val="19"/>
+    </w:rPr>
+  </w:style>
+  <w:style w:type="paragraph" w:customStyle="1" w:styleId="CVSectionX">
+    <w:name w:val="CV SectionX"/>
+    <w:basedOn w:val="Normal"/>
+    <w:pPr>
+      <w:keepNext/>
+      <w:spacing w:before="150" w:after="60"/>
+    </w:pPr>
+    <w:rPr>
+      <w:b/>
+      <w:sz w:val="20"/>
+    </w:rPr>
+  </w:style>
+  <w:style w:type="paragraph" w:customStyle="1" w:styleId="CVBodyX">
+    <w:name w:val="CV BodyX"/>
+    <w:basedOn w:val="Normal"/>
+    <w:pPr>
+      <w:spacing w:after="80"/>
+    </w:pPr>
+  </w:style>
+  <w:style w:type="paragraph" w:customStyle="1" w:styleId="CVSkillsX">
+    <w:name w:val="CV SkillsX"/>
+    <w:basedOn w:val="Normal"/>
+    <w:pPr>
+      <w:spacing w:after="60"/>
+    </w:pPr>
+  </w:style>
+  <w:style w:type="paragraph" w:customStyle="1" w:styleId="CVJobX">
+    <w:name w:val="CV JobX"/>
+    <w:basedOn w:val="Normal"/>
+    <w:pPr>
+      <w:keepNext/>
+      <w:spacing w:before="146" w:after="60"/>
+    </w:pPr>
+    <w:rPr>
+      <w:b/>
+      <w:sz w:val="19"/>
+    </w:rPr>
+  </w:style>
+  <w:style w:type="paragraph" w:customStyle="1" w:styleId="CVBulletX">
+    <w:name w:val="CV BulletX"/>
+    <w:basedOn w:val="Normal"/>
+    <w:pPr>
+      <w:spacing w:after="40"/>
+      <w:ind w:left="259" w:hanging="202"/>
+    </w:pPr>
+  </w:style>
+  <w:style w:type="paragraph" w:customStyle="1" w:styleId="CVCertX">
+    <w:name w:val="CV CertX"/>
+    <w:basedOn w:val="Normal"/>
+    <w:pPr>
+      <w:spacing w:after="40"/>
+    </w:pPr>
+  </w:style>
+  <w:style w:type="paragraph" w:customStyle="1" w:styleId="CVEduX">
+    <w:name w:val="CV EduX"/>
+    <w:basedOn w:val="Normal"/>
+    <w:pPr>
+      <w:spacing w:after="40"/>
+    </w:pPr>
+  </w:style>
+  <w:style w:type="paragraph" w:customStyle="1" w:styleId="CVProjectX">
+    <w:name w:val="CV ProjectX"/>
+    <w:basedOn w:val="Normal"/>
+    <w:pPr>
+      <w:keepNext/>
+      <w:spacing w:before="100" w:after="40"/>
+    </w:pPr>
+    <w:rPr>
+      <w:b/>
+    </w:rPr>
+  </w:style>
   <w:style w:type="character" w:styleId="Hyperlink">
     <w:name w:val="Hyperlink"/>
     <w:basedOn w:val="DefaultParagraphFont"/>
     <w:uiPriority w:val="99"/>
     <w:unhideWhenUsed/>
-    <w:rsid w:val="00CA2C1D"/>
+    <w:rsid w:val="00CF3760"/>
     <w:rPr>
-      <w:color w:val="0000FF"/>
+      <w:color w:val="0000FF" w:themeColor="hyperlink"/>
       <w:u w:val="single"/>
     </w:rPr>
   </w:style>
@@ -14460,7 +12428,7 @@
     <w:uiPriority w:val="99"/>
     <w:semiHidden/>
     <w:unhideWhenUsed/>
-    <w:rsid w:val="004A293A"/>
+    <w:rsid w:val="00CF3760"/>
     <w:rPr>
       <w:color w:val="605E5C"/>
       <w:shd w:val="clear" w:color="auto" w:fill="E1DFDD"/>

--- a/Franklyn_Vasquez_CV_ES.docx
+++ b/Franklyn_Vasquez_CV_ES.docx
@@ -271,7 +271,7 @@
           <w:b w:val="0"/>
           <w:lang w:val="es"/>
         </w:rPr>
-        <w:t>Desarrollo profesional y formación técnica  |  Saint-Lambert, QC  |  nov. 2024 – jun. 2026</w:t>
+        <w:t>Desarrollo profesional y formación técnica  |  Saint-Lambert, QC  |  oct. 2024 – jun. 2026</w:t>
       </w:r>
     </w:p>
     <w:p>
